--- a/data/revised_2026-10_full/tracked/v2/Physics/SS3.2_Current_Electricity/Physics_Current_Electricity_CBE_LessonSequence_TRACKED.docx
+++ b/data/revised_2026-10_full/tracked/v2/Physics/SS3.2_Current_Electricity/Physics_Current_Electricity_CBE_LessonSequence_TRACKED.docx
@@ -427,10 +427,10 @@
               <w:spacing w:after="40" w:before="0"/>
               <w:jc w:val="left"/>
               <w:rPr>
-                <w:ins w:id="9002" w:author="Claude (AI) - proposed" w:date="2026-10-15T08:04:42Z"/>
-              </w:rPr>
-            </w:pPr>
-            <w:ins w:id="9001" w:author="Claude (AI) - proposed" w:date="2026-10-15T08:04:42Z">
+                <w:ins w:id="9002" w:author="Claude (AI) - proposed" w:date="2026-10-18T00:32:27Z"/>
+              </w:rPr>
+            </w:pPr>
+            <w:ins w:id="9001" w:author="Claude (AI) - proposed" w:date="2026-10-18T00:32:27Z">
               <w:r>
                 <w:rPr>
                   <w:rFonts w:ascii="Arial" w:cs="Arial" w:eastAsia="Arial" w:hAnsi="Arial"/>
@@ -452,10 +452,10 @@
               <w:spacing w:after="40" w:before="0"/>
               <w:jc w:val="left"/>
               <w:rPr>
-                <w:del w:id="9004" w:author="Claude (AI) - proposed" w:date="2026-10-15T08:04:42Z"/>
-              </w:rPr>
-            </w:pPr>
-            <w:del w:id="9003" w:author="Claude (AI) - proposed" w:date="2026-10-15T08:04:42Z">
+                <w:del w:id="9004" w:author="Claude (AI) - proposed" w:date="2026-10-18T00:32:27Z"/>
+              </w:rPr>
+            </w:pPr>
+            <w:del w:id="9003" w:author="Claude (AI) - proposed" w:date="2026-10-18T00:32:27Z">
               <w:r>
                 <w:rPr>
                   <w:rFonts w:ascii="Arial" w:cs="Arial" w:eastAsia="Arial" w:hAnsi="Arial"/>
@@ -525,10 +525,10 @@
               <w:ind w:left="360" w:hanging="180"/>
               <w:jc w:val="left"/>
               <w:rPr>
-                <w:del w:id="9006" w:author="Claude (AI) - proposed" w:date="2026-10-15T08:04:42Z"/>
-              </w:rPr>
-            </w:pPr>
-            <w:del w:id="9005" w:author="Claude (AI) - proposed" w:date="2026-10-15T08:04:42Z">
+                <w:del w:id="9006" w:author="Claude (AI) - proposed" w:date="2026-10-18T00:32:27Z"/>
+              </w:rPr>
+            </w:pPr>
+            <w:del w:id="9005" w:author="Claude (AI) - proposed" w:date="2026-10-18T00:32:27Z">
               <w:r>
                 <w:rPr>
                   <w:rFonts w:ascii="Arial" w:cs="Arial" w:eastAsia="Arial" w:hAnsi="Arial"/>
@@ -550,10 +550,10 @@
               <w:ind w:left="360" w:hanging="180"/>
               <w:jc w:val="left"/>
               <w:rPr>
-                <w:del w:id="9008" w:author="Claude (AI) - proposed" w:date="2026-10-15T08:04:42Z"/>
-              </w:rPr>
-            </w:pPr>
-            <w:del w:id="9007" w:author="Claude (AI) - proposed" w:date="2026-10-15T08:04:42Z">
+                <w:del w:id="9008" w:author="Claude (AI) - proposed" w:date="2026-10-18T00:32:27Z"/>
+              </w:rPr>
+            </w:pPr>
+            <w:del w:id="9007" w:author="Claude (AI) - proposed" w:date="2026-10-18T00:32:27Z">
               <w:r>
                 <w:rPr>
                   <w:rFonts w:ascii="Arial" w:cs="Arial" w:eastAsia="Arial" w:hAnsi="Arial"/>
@@ -588,7 +588,7 @@
               </w:rPr>
               <w:t xml:space="preserve">–  Measurement of current</w:t>
             </w:r>
-            <w:del w:id="9009" w:author="Claude (AI) - proposed" w:date="2026-10-15T08:04:42Z">
+            <w:del w:id="9009" w:author="Claude (AI) - proposed" w:date="2026-10-18T00:32:27Z">
               <w:r>
                 <w:rPr>
                   <w:rFonts w:ascii="Arial" w:cs="Arial" w:eastAsia="Arial" w:hAnsi="Arial"/>
@@ -603,7 +603,7 @@
                 <w:delText xml:space="preserve"> and potential difference using ammeters and voltmeters</w:delText>
               </w:r>
             </w:del>
-            <w:ins w:id="9010" w:author="Claude (AI) - proposed" w:date="2026-10-15T08:04:42Z">
+            <w:ins w:id="9010" w:author="Claude (AI) - proposed" w:date="2026-10-18T00:32:27Z">
               <w:r>
                 <w:rPr>
                   <w:rFonts w:ascii="Arial" w:cs="Arial" w:eastAsia="Arial" w:hAnsi="Arial"/>
@@ -625,10 +625,10 @@
               <w:ind w:left="360" w:hanging="180"/>
               <w:jc w:val="left"/>
               <w:rPr>
-                <w:ins w:id="9012" w:author="Claude (AI) - proposed" w:date="2026-10-15T08:04:42Z"/>
-              </w:rPr>
-            </w:pPr>
-            <w:ins w:id="9011" w:author="Claude (AI) - proposed" w:date="2026-10-15T08:04:42Z">
+                <w:ins w:id="9012" w:author="Claude (AI) - proposed" w:date="2026-10-18T00:32:27Z"/>
+              </w:rPr>
+            </w:pPr>
+            <w:ins w:id="9011" w:author="Claude (AI) - proposed" w:date="2026-10-18T00:32:27Z">
               <w:r>
                 <w:rPr>
                   <w:rFonts w:ascii="Arial" w:cs="Arial" w:eastAsia="Arial" w:hAnsi="Arial"/>
@@ -650,10 +650,10 @@
               <w:ind w:left="360" w:hanging="180"/>
               <w:jc w:val="left"/>
               <w:rPr>
-                <w:ins w:id="9014" w:author="Claude (AI) - proposed" w:date="2026-10-15T08:04:42Z"/>
-              </w:rPr>
-            </w:pPr>
-            <w:ins w:id="9013" w:author="Claude (AI) - proposed" w:date="2026-10-15T08:04:42Z">
+                <w:ins w:id="9014" w:author="Claude (AI) - proposed" w:date="2026-10-18T00:32:27Z"/>
+              </w:rPr>
+            </w:pPr>
+            <w:ins w:id="9013" w:author="Claude (AI) - proposed" w:date="2026-10-18T00:32:27Z">
               <w:r>
                 <w:rPr>
                   <w:rFonts w:ascii="Arial" w:cs="Arial" w:eastAsia="Arial" w:hAnsi="Arial"/>
@@ -675,10 +675,10 @@
               <w:ind w:left="360" w:hanging="180"/>
               <w:jc w:val="left"/>
               <w:rPr>
-                <w:ins w:id="9016" w:author="Claude (AI) - proposed" w:date="2026-10-15T08:04:42Z"/>
-              </w:rPr>
-            </w:pPr>
-            <w:ins w:id="9015" w:author="Claude (AI) - proposed" w:date="2026-10-15T08:04:42Z">
+                <w:ins w:id="9016" w:author="Claude (AI) - proposed" w:date="2026-10-18T00:32:27Z"/>
+              </w:rPr>
+            </w:pPr>
+            <w:ins w:id="9015" w:author="Claude (AI) - proposed" w:date="2026-10-18T00:32:27Z">
               <w:r>
                 <w:rPr>
                   <w:rFonts w:ascii="Arial" w:cs="Arial" w:eastAsia="Arial" w:hAnsi="Arial"/>
@@ -700,10 +700,10 @@
               <w:ind w:left="360" w:hanging="180"/>
               <w:jc w:val="left"/>
               <w:rPr>
-                <w:del w:id="9018" w:author="Claude (AI) - proposed" w:date="2026-10-15T08:04:42Z"/>
-              </w:rPr>
-            </w:pPr>
-            <w:del w:id="9017" w:author="Claude (AI) - proposed" w:date="2026-10-15T08:04:42Z">
+                <w:del w:id="9018" w:author="Claude (AI) - proposed" w:date="2026-10-18T00:32:27Z"/>
+              </w:rPr>
+            </w:pPr>
+            <w:del w:id="9017" w:author="Claude (AI) - proposed" w:date="2026-10-18T00:32:27Z">
               <w:r>
                 <w:rPr>
                   <w:rFonts w:ascii="Arial" w:cs="Arial" w:eastAsia="Arial" w:hAnsi="Arial"/>
@@ -725,10 +725,10 @@
               <w:ind w:left="360" w:hanging="180"/>
               <w:jc w:val="left"/>
               <w:rPr>
-                <w:del w:id="9020" w:author="Claude (AI) - proposed" w:date="2026-10-15T08:04:42Z"/>
-              </w:rPr>
-            </w:pPr>
-            <w:del w:id="9019" w:author="Claude (AI) - proposed" w:date="2026-10-15T08:04:42Z">
+                <w:del w:id="9020" w:author="Claude (AI) - proposed" w:date="2026-10-18T00:32:27Z"/>
+              </w:rPr>
+            </w:pPr>
+            <w:del w:id="9019" w:author="Claude (AI) - proposed" w:date="2026-10-18T00:32:27Z">
               <w:r>
                 <w:rPr>
                   <w:rFonts w:ascii="Arial" w:cs="Arial" w:eastAsia="Arial" w:hAnsi="Arial"/>
@@ -763,7 +763,7 @@
               </w:rPr>
               <w:t xml:space="preserve">–  Resistors </w:t>
             </w:r>
-            <w:del w:id="9021" w:author="Claude (AI) - proposed" w:date="2026-10-15T08:04:42Z">
+            <w:del w:id="9021" w:author="Claude (AI) - proposed" w:date="2026-10-18T00:32:27Z">
               <w:r>
                 <w:rPr>
                   <w:rFonts w:ascii="Arial" w:cs="Arial" w:eastAsia="Arial" w:hAnsi="Arial"/>
@@ -778,7 +778,7 @@
                 <w:delText xml:space="preserve">in series and in parallel: effective resistance</w:delText>
               </w:r>
             </w:del>
-            <w:ins w:id="9022" w:author="Claude (AI) - proposed" w:date="2026-10-15T08:04:42Z">
+            <w:ins w:id="9022" w:author="Claude (AI) - proposed" w:date="2026-10-18T00:32:27Z">
               <w:r>
                 <w:rPr>
                   <w:rFonts w:ascii="Arial" w:cs="Arial" w:eastAsia="Arial" w:hAnsi="Arial"/>
@@ -800,10 +800,10 @@
               <w:ind w:left="360" w:hanging="180"/>
               <w:jc w:val="left"/>
               <w:rPr>
-                <w:ins w:id="9024" w:author="Claude (AI) - proposed" w:date="2026-10-15T08:04:42Z"/>
-              </w:rPr>
-            </w:pPr>
-            <w:ins w:id="9023" w:author="Claude (AI) - proposed" w:date="2026-10-15T08:04:42Z">
+                <w:ins w:id="9024" w:author="Claude (AI) - proposed" w:date="2026-10-18T00:32:27Z"/>
+              </w:rPr>
+            </w:pPr>
+            <w:ins w:id="9023" w:author="Claude (AI) - proposed" w:date="2026-10-18T00:32:27Z">
               <w:r>
                 <w:rPr>
                   <w:rFonts w:ascii="Arial" w:cs="Arial" w:eastAsia="Arial" w:hAnsi="Arial"/>
@@ -825,10 +825,10 @@
               <w:ind w:left="360" w:hanging="180"/>
               <w:jc w:val="left"/>
               <w:rPr>
-                <w:del w:id="9026" w:author="Claude (AI) - proposed" w:date="2026-10-15T08:04:42Z"/>
-              </w:rPr>
-            </w:pPr>
-            <w:del w:id="9025" w:author="Claude (AI) - proposed" w:date="2026-10-15T08:04:42Z">
+                <w:del w:id="9026" w:author="Claude (AI) - proposed" w:date="2026-10-18T00:32:27Z"/>
+              </w:rPr>
+            </w:pPr>
+            <w:del w:id="9025" w:author="Claude (AI) - proposed" w:date="2026-10-18T00:32:27Z">
               <w:r>
                 <w:rPr>
                   <w:rFonts w:ascii="Arial" w:cs="Arial" w:eastAsia="Arial" w:hAnsi="Arial"/>
@@ -850,7 +850,7 @@
               <w:ind w:left="360" w:hanging="180"/>
               <w:jc w:val="left"/>
             </w:pPr>
-            <w:del w:id="9027" w:author="Claude (AI) - proposed" w:date="2026-10-15T08:04:42Z">
+            <w:del w:id="9027" w:author="Claude (AI) - proposed" w:date="2026-10-18T00:32:27Z">
               <w:r>
                 <w:rPr>
                   <w:rFonts w:ascii="Arial" w:cs="Arial" w:eastAsia="Arial" w:hAnsi="Arial"/>
@@ -865,7 +865,7 @@
                 <w:delText xml:space="preserve">–  Electrical energy and power: P = IV, E = IVt</w:delText>
               </w:r>
             </w:del>
-            <w:ins w:id="9028" w:author="Claude (AI) - proposed" w:date="2026-10-15T08:04:42Z">
+            <w:ins w:id="9028" w:author="Claude (AI) - proposed" w:date="2026-10-18T00:32:27Z">
               <w:r>
                 <w:rPr>
                   <w:rFonts w:ascii="Arial" w:cs="Arial" w:eastAsia="Arial" w:hAnsi="Arial"/>
@@ -887,10 +887,10 @@
               <w:spacing w:after="40" w:before="0"/>
               <w:jc w:val="left"/>
               <w:rPr>
-                <w:ins w:id="9030" w:author="Claude (AI) - proposed" w:date="2026-10-15T08:04:42Z"/>
-              </w:rPr>
-            </w:pPr>
-            <w:ins w:id="9029" w:author="Claude (AI) - proposed" w:date="2026-10-15T08:04:42Z">
+                <w:ins w:id="9030" w:author="Claude (AI) - proposed" w:date="2026-10-18T00:32:27Z"/>
+              </w:rPr>
+            </w:pPr>
+            <w:ins w:id="9029" w:author="Claude (AI) - proposed" w:date="2026-10-18T00:32:27Z">
               <w:r>
                 <w:rPr>
                   <w:rFonts w:ascii="Arial" w:cs="Arial" w:eastAsia="Arial" w:hAnsi="Arial"/>
@@ -912,10 +912,10 @@
               <w:spacing w:after="40" w:before="0"/>
               <w:jc w:val="left"/>
               <w:rPr>
-                <w:ins w:id="9032" w:author="Claude (AI) - proposed" w:date="2026-10-15T08:04:42Z"/>
-              </w:rPr>
-            </w:pPr>
-            <w:ins w:id="9031" w:author="Claude (AI) - proposed" w:date="2026-10-15T08:04:42Z">
+                <w:ins w:id="9032" w:author="Claude (AI) - proposed" w:date="2026-10-18T00:32:27Z"/>
+              </w:rPr>
+            </w:pPr>
+            <w:ins w:id="9031" w:author="Claude (AI) - proposed" w:date="2026-10-18T00:32:27Z">
               <w:r>
                 <w:rPr>
                   <w:rFonts w:ascii="Arial" w:cs="Arial" w:eastAsia="Arial" w:hAnsi="Arial"/>
@@ -937,10 +937,10 @@
               <w:ind w:left="360" w:hanging="180"/>
               <w:jc w:val="left"/>
               <w:rPr>
-                <w:del w:id="9034" w:author="Claude (AI) - proposed" w:date="2026-10-15T08:04:42Z"/>
-              </w:rPr>
-            </w:pPr>
-            <w:del w:id="9033" w:author="Claude (AI) - proposed" w:date="2026-10-15T08:04:42Z">
+                <w:del w:id="9034" w:author="Claude (AI) - proposed" w:date="2026-10-18T00:32:27Z"/>
+              </w:rPr>
+            </w:pPr>
+            <w:del w:id="9033" w:author="Claude (AI) - proposed" w:date="2026-10-18T00:32:27Z">
               <w:r>
                 <w:rPr>
                   <w:rFonts w:ascii="Arial" w:cs="Arial" w:eastAsia="Arial" w:hAnsi="Arial"/>
@@ -962,10 +962,10 @@
               <w:ind w:left="360" w:hanging="180"/>
               <w:jc w:val="left"/>
               <w:rPr>
-                <w:del w:id="9036" w:author="Claude (AI) - proposed" w:date="2026-10-15T08:04:42Z"/>
-              </w:rPr>
-            </w:pPr>
-            <w:del w:id="9035" w:author="Claude (AI) - proposed" w:date="2026-10-15T08:04:42Z">
+                <w:del w:id="9036" w:author="Claude (AI) - proposed" w:date="2026-10-18T00:32:27Z"/>
+              </w:rPr>
+            </w:pPr>
+            <w:del w:id="9035" w:author="Claude (AI) - proposed" w:date="2026-10-18T00:32:27Z">
               <w:r>
                 <w:rPr>
                   <w:rFonts w:ascii="Arial" w:cs="Arial" w:eastAsia="Arial" w:hAnsi="Arial"/>
@@ -1048,7 +1048,7 @@
               </w:rPr>
               <w:t xml:space="preserve">By the end of the sub</w:t>
             </w:r>
-            <w:del w:id="9037" w:author="Claude (AI) - proposed" w:date="2026-10-15T08:04:42Z">
+            <w:del w:id="9037" w:author="Claude (AI) - proposed" w:date="2026-10-18T00:32:27Z">
               <w:r>
                 <w:rPr>
                   <w:rFonts w:ascii="Arial" w:cs="Arial" w:eastAsia="Arial" w:hAnsi="Arial"/>
@@ -1063,7 +1063,7 @@
                 <w:delText xml:space="preserve">-</w:delText>
               </w:r>
             </w:del>
-            <w:ins w:id="9038" w:author="Claude (AI) - proposed" w:date="2026-10-15T08:04:42Z">
+            <w:ins w:id="9038" w:author="Claude (AI) - proposed" w:date="2026-10-18T00:32:27Z">
               <w:r>
                 <w:rPr>
                   <w:rFonts w:ascii="Arial" w:cs="Arial" w:eastAsia="Arial" w:hAnsi="Arial"/>
@@ -1098,10 +1098,10 @@
               <w:spacing w:after="40" w:before="0"/>
               <w:jc w:val="left"/>
               <w:rPr>
-                <w:del w:id="9040" w:author="Claude (AI) - proposed" w:date="2026-10-15T08:04:42Z"/>
-              </w:rPr>
-            </w:pPr>
-            <w:del w:id="9039" w:author="Claude (AI) - proposed" w:date="2026-10-15T08:04:42Z">
+                <w:del w:id="9040" w:author="Claude (AI) - proposed" w:date="2026-10-18T00:32:27Z"/>
+              </w:rPr>
+            </w:pPr>
+            <w:del w:id="9039" w:author="Claude (AI) - proposed" w:date="2026-10-18T00:32:27Z">
               <w:r>
                 <w:rPr>
                   <w:rFonts w:ascii="Arial" w:cs="Arial" w:eastAsia="Arial" w:hAnsi="Arial"/>
@@ -1123,10 +1123,10 @@
               <w:spacing w:after="40" w:before="0"/>
               <w:jc w:val="left"/>
               <w:rPr>
-                <w:del w:id="9042" w:author="Claude (AI) - proposed" w:date="2026-10-15T08:04:42Z"/>
-              </w:rPr>
-            </w:pPr>
-            <w:del w:id="9041" w:author="Claude (AI) - proposed" w:date="2026-10-15T08:04:42Z">
+                <w:del w:id="9042" w:author="Claude (AI) - proposed" w:date="2026-10-18T00:32:27Z"/>
+              </w:rPr>
+            </w:pPr>
+            <w:del w:id="9041" w:author="Claude (AI) - proposed" w:date="2026-10-18T00:32:27Z">
               <w:r>
                 <w:rPr>
                   <w:rFonts w:ascii="Arial" w:cs="Arial" w:eastAsia="Arial" w:hAnsi="Arial"/>
@@ -1148,10 +1148,10 @@
               <w:spacing w:after="40" w:before="0"/>
               <w:jc w:val="left"/>
               <w:rPr>
-                <w:del w:id="9044" w:author="Claude (AI) - proposed" w:date="2026-10-15T08:04:42Z"/>
-              </w:rPr>
-            </w:pPr>
-            <w:del w:id="9043" w:author="Claude (AI) - proposed" w:date="2026-10-15T08:04:42Z">
+                <w:del w:id="9044" w:author="Claude (AI) - proposed" w:date="2026-10-18T00:32:27Z"/>
+              </w:rPr>
+            </w:pPr>
+            <w:del w:id="9043" w:author="Claude (AI) - proposed" w:date="2026-10-18T00:32:27Z">
               <w:r>
                 <w:rPr>
                   <w:rFonts w:ascii="Arial" w:cs="Arial" w:eastAsia="Arial" w:hAnsi="Arial"/>
@@ -1173,10 +1173,10 @@
               <w:spacing w:after="40" w:before="0"/>
               <w:jc w:val="left"/>
               <w:rPr>
-                <w:del w:id="9046" w:author="Claude (AI) - proposed" w:date="2026-10-15T08:04:42Z"/>
-              </w:rPr>
-            </w:pPr>
-            <w:del w:id="9045" w:author="Claude (AI) - proposed" w:date="2026-10-15T08:04:42Z">
+                <w:del w:id="9046" w:author="Claude (AI) - proposed" w:date="2026-10-18T00:32:27Z"/>
+              </w:rPr>
+            </w:pPr>
+            <w:del w:id="9045" w:author="Claude (AI) - proposed" w:date="2026-10-18T00:32:27Z">
               <w:r>
                 <w:rPr>
                   <w:rFonts w:ascii="Arial" w:cs="Arial" w:eastAsia="Arial" w:hAnsi="Arial"/>
@@ -1198,7 +1198,7 @@
               <w:spacing w:after="40" w:before="0"/>
               <w:jc w:val="left"/>
             </w:pPr>
-            <w:del w:id="9047" w:author="Claude (AI) - proposed" w:date="2026-10-15T08:04:42Z">
+            <w:del w:id="9047" w:author="Claude (AI) - proposed" w:date="2026-10-18T00:32:27Z">
               <w:r>
                 <w:rPr>
                   <w:rFonts w:ascii="Arial" w:cs="Arial" w:eastAsia="Arial" w:hAnsi="Arial"/>
@@ -1213,7 +1213,7 @@
                 <w:delText xml:space="preserve">e) apply Ohm's law and the relations P = IV and E = IVt to solve problems on current electricity,</w:delText>
               </w:r>
             </w:del>
-            <w:ins w:id="9048" w:author="Claude (AI) - proposed" w:date="2026-10-15T08:04:42Z">
+            <w:ins w:id="9048" w:author="Claude (AI) - proposed" w:date="2026-10-18T00:32:27Z">
               <w:r>
                 <w:rPr>
                   <w:rFonts w:ascii="Arial" w:cs="Arial" w:eastAsia="Arial" w:hAnsi="Arial"/>
@@ -1235,10 +1235,10 @@
               <w:spacing w:after="40" w:before="0"/>
               <w:jc w:val="left"/>
               <w:rPr>
-                <w:ins w:id="9050" w:author="Claude (AI) - proposed" w:date="2026-10-15T08:04:42Z"/>
-              </w:rPr>
-            </w:pPr>
-            <w:ins w:id="9049" w:author="Claude (AI) - proposed" w:date="2026-10-15T08:04:42Z">
+                <w:ins w:id="9050" w:author="Claude (AI) - proposed" w:date="2026-10-18T00:32:27Z"/>
+              </w:rPr>
+            </w:pPr>
+            <w:ins w:id="9049" w:author="Claude (AI) - proposed" w:date="2026-10-18T00:32:27Z">
               <w:r>
                 <w:rPr>
                   <w:rFonts w:ascii="Arial" w:cs="Arial" w:eastAsia="Arial" w:hAnsi="Arial"/>
@@ -1260,10 +1260,10 @@
               <w:spacing w:after="40" w:before="0"/>
               <w:jc w:val="left"/>
               <w:rPr>
-                <w:ins w:id="9052" w:author="Claude (AI) - proposed" w:date="2026-10-15T08:04:42Z"/>
-              </w:rPr>
-            </w:pPr>
-            <w:ins w:id="9051" w:author="Claude (AI) - proposed" w:date="2026-10-15T08:04:42Z">
+                <w:ins w:id="9052" w:author="Claude (AI) - proposed" w:date="2026-10-18T00:32:27Z"/>
+              </w:rPr>
+            </w:pPr>
+            <w:ins w:id="9051" w:author="Claude (AI) - proposed" w:date="2026-10-18T00:32:27Z">
               <w:r>
                 <w:rPr>
                   <w:rFonts w:ascii="Arial" w:cs="Arial" w:eastAsia="Arial" w:hAnsi="Arial"/>
@@ -1285,10 +1285,10 @@
               <w:spacing w:after="40" w:before="0"/>
               <w:jc w:val="left"/>
               <w:rPr>
-                <w:ins w:id="9054" w:author="Claude (AI) - proposed" w:date="2026-10-15T08:04:42Z"/>
-              </w:rPr>
-            </w:pPr>
-            <w:ins w:id="9053" w:author="Claude (AI) - proposed" w:date="2026-10-15T08:04:42Z">
+                <w:ins w:id="9054" w:author="Claude (AI) - proposed" w:date="2026-10-18T00:32:27Z"/>
+              </w:rPr>
+            </w:pPr>
+            <w:ins w:id="9053" w:author="Claude (AI) - proposed" w:date="2026-10-18T00:32:27Z">
               <w:r>
                 <w:rPr>
                   <w:rFonts w:ascii="Arial" w:cs="Arial" w:eastAsia="Arial" w:hAnsi="Arial"/>
@@ -1310,7 +1310,7 @@
               <w:spacing w:after="40" w:before="0"/>
               <w:jc w:val="left"/>
             </w:pPr>
-            <w:del w:id="9055" w:author="Claude (AI) - proposed" w:date="2026-10-15T08:04:42Z">
+            <w:del w:id="9055" w:author="Claude (AI) - proposed" w:date="2026-10-18T00:32:27Z">
               <w:r>
                 <w:rPr>
                   <w:rFonts w:ascii="Arial" w:cs="Arial" w:eastAsia="Arial" w:hAnsi="Arial"/>
@@ -1325,7 +1325,7 @@
                 <w:delText xml:space="preserve">f</w:delText>
               </w:r>
             </w:del>
-            <w:ins w:id="9056" w:author="Claude (AI) - proposed" w:date="2026-10-15T08:04:42Z">
+            <w:ins w:id="9056" w:author="Claude (AI) - proposed" w:date="2026-10-18T00:32:27Z">
               <w:r>
                 <w:rPr>
                   <w:rFonts w:ascii="Arial" w:cs="Arial" w:eastAsia="Arial" w:hAnsi="Arial"/>
@@ -1353,7 +1353,7 @@
               </w:rPr>
               <w:t xml:space="preserve">) appreciate the </w:t>
             </w:r>
-            <w:del w:id="9057" w:author="Claude (AI) - proposed" w:date="2026-10-15T08:04:42Z">
+            <w:del w:id="9057" w:author="Claude (AI) - proposed" w:date="2026-10-18T00:32:27Z">
               <w:r>
                 <w:rPr>
                   <w:rFonts w:ascii="Arial" w:cs="Arial" w:eastAsia="Arial" w:hAnsi="Arial"/>
@@ -1368,7 +1368,7 @@
                 <w:delText xml:space="preserve">application of series and parallel circuits</w:delText>
               </w:r>
             </w:del>
-            <w:ins w:id="9058" w:author="Claude (AI) - proposed" w:date="2026-10-15T08:04:42Z">
+            <w:ins w:id="9058" w:author="Claude (AI) - proposed" w:date="2026-10-18T00:32:27Z">
               <w:r>
                 <w:rPr>
                   <w:rFonts w:ascii="Arial" w:cs="Arial" w:eastAsia="Arial" w:hAnsi="Arial"/>
@@ -1396,7 +1396,7 @@
               </w:rPr>
               <w:t xml:space="preserve"> in day-to-day life</w:t>
             </w:r>
-            <w:del w:id="9059" w:author="Claude (AI) - proposed" w:date="2026-10-15T08:04:42Z">
+            <w:del w:id="9059" w:author="Claude (AI) - proposed" w:date="2026-10-18T00:32:27Z">
               <w:r>
                 <w:rPr>
                   <w:rFonts w:ascii="Arial" w:cs="Arial" w:eastAsia="Arial" w:hAnsi="Arial"/>
@@ -1532,7 +1532,7 @@
               </w:rPr>
               <w:t xml:space="preserve">–  Critical </w:t>
             </w:r>
-            <w:del w:id="9060" w:author="Claude (AI) - proposed" w:date="2026-10-15T08:04:42Z">
+            <w:del w:id="9060" w:author="Claude (AI) - proposed" w:date="2026-10-18T00:32:27Z">
               <w:r>
                 <w:rPr>
                   <w:rFonts w:ascii="Arial" w:cs="Arial" w:eastAsia="Arial" w:hAnsi="Arial"/>
@@ -1547,7 +1547,7 @@
                 <w:delText xml:space="preserve">thinking and problem solving</w:delText>
               </w:r>
             </w:del>
-            <w:ins w:id="9061" w:author="Claude (AI) - proposed" w:date="2026-10-15T08:04:42Z">
+            <w:ins w:id="9061" w:author="Claude (AI) - proposed" w:date="2026-10-18T00:32:27Z">
               <w:r>
                 <w:rPr>
                   <w:rFonts w:ascii="Arial" w:cs="Arial" w:eastAsia="Arial" w:hAnsi="Arial"/>
@@ -1575,7 +1575,7 @@
               </w:rPr>
               <w:t xml:space="preserve">: the learner analyses why bulbs in series are dimmer than bulbs in parallel and why one failed tube does not switch off the others, then solves circuit problems</w:t>
             </w:r>
-            <w:ins w:id="9062" w:author="Claude (AI) - proposed" w:date="2026-10-15T08:04:42Z">
+            <w:ins w:id="9062" w:author="Claude (AI) - proposed" w:date="2026-10-18T00:32:27Z">
               <w:r>
                 <w:rPr>
                   <w:rFonts w:ascii="Arial" w:cs="Arial" w:eastAsia="Arial" w:hAnsi="Arial"/>
@@ -1610,10 +1610,10 @@
               <w:ind w:left="360" w:hanging="180"/>
               <w:jc w:val="left"/>
               <w:rPr>
-                <w:ins w:id="9064" w:author="Claude (AI) - proposed" w:date="2026-10-15T08:04:42Z"/>
-              </w:rPr>
-            </w:pPr>
-            <w:ins w:id="9063" w:author="Claude (AI) - proposed" w:date="2026-10-15T08:04:42Z">
+                <w:ins w:id="9064" w:author="Claude (AI) - proposed" w:date="2026-10-18T00:32:27Z"/>
+              </w:rPr>
+            </w:pPr>
+            <w:ins w:id="9063" w:author="Claude (AI) - proposed" w:date="2026-10-18T00:32:27Z">
               <w:r>
                 <w:rPr>
                   <w:rFonts w:ascii="Arial" w:cs="Arial" w:eastAsia="Arial" w:hAnsi="Arial"/>
@@ -1648,7 +1648,7 @@
               </w:rPr>
               <w:t xml:space="preserve">–  Communication and collaboration</w:t>
             </w:r>
-            <w:ins w:id="9065" w:author="Claude (AI) - proposed" w:date="2026-10-15T08:04:42Z">
+            <w:ins w:id="9065" w:author="Claude (AI) - proposed" w:date="2026-10-18T00:32:27Z">
               <w:r>
                 <w:rPr>
                   <w:rFonts w:ascii="Arial" w:cs="Arial" w:eastAsia="Arial" w:hAnsi="Arial"/>
@@ -1696,7 +1696,7 @@
               </w:rPr>
               <w:t xml:space="preserve">–  Creativity and imagination</w:t>
             </w:r>
-            <w:ins w:id="9066" w:author="Claude (AI) - proposed" w:date="2026-10-15T08:04:42Z">
+            <w:ins w:id="9066" w:author="Claude (AI) - proposed" w:date="2026-10-18T00:32:27Z">
               <w:r>
                 <w:rPr>
                   <w:rFonts w:ascii="Arial" w:cs="Arial" w:eastAsia="Arial" w:hAnsi="Arial"/>
@@ -1724,7 +1724,7 @@
               </w:rPr>
               <w:t xml:space="preserve">: the learner designs a safe household lighting circuit for a classroom or home</w:t>
             </w:r>
-            <w:ins w:id="9067" w:author="Claude (AI) - proposed" w:date="2026-10-15T08:04:42Z">
+            <w:ins w:id="9067" w:author="Claude (AI) - proposed" w:date="2026-10-18T00:32:27Z">
               <w:r>
                 <w:rPr>
                   <w:rFonts w:ascii="Arial" w:cs="Arial" w:eastAsia="Arial" w:hAnsi="Arial"/>
@@ -1772,7 +1772,7 @@
               </w:rPr>
               <w:t xml:space="preserve">–  Digital literacy</w:t>
             </w:r>
-            <w:ins w:id="9068" w:author="Claude (AI) - proposed" w:date="2026-10-15T08:04:42Z">
+            <w:ins w:id="9068" w:author="Claude (AI) - proposed" w:date="2026-10-18T00:32:27Z">
               <w:r>
                 <w:rPr>
                   <w:rFonts w:ascii="Arial" w:cs="Arial" w:eastAsia="Arial" w:hAnsi="Arial"/>
@@ -1800,7 +1800,7 @@
               </w:rPr>
               <w:t xml:space="preserve">: the learner uses </w:t>
             </w:r>
-            <w:del w:id="9069" w:author="Claude (AI) - proposed" w:date="2026-10-15T08:04:42Z">
+            <w:del w:id="9069" w:author="Claude (AI) - proposed" w:date="2026-10-18T00:32:27Z">
               <w:r>
                 <w:rPr>
                   <w:rFonts w:ascii="Arial" w:cs="Arial" w:eastAsia="Arial" w:hAnsi="Arial"/>
@@ -1815,7 +1815,7 @@
                 <w:delText xml:space="preserve">circuit simulations</w:delText>
               </w:r>
             </w:del>
-            <w:ins w:id="9070" w:author="Claude (AI) - proposed" w:date="2026-10-15T08:04:42Z">
+            <w:ins w:id="9070" w:author="Claude (AI) - proposed" w:date="2026-10-18T00:32:27Z">
               <w:r>
                 <w:rPr>
                   <w:rFonts w:ascii="Arial" w:cs="Arial" w:eastAsia="Arial" w:hAnsi="Arial"/>
@@ -1850,10 +1850,10 @@
               <w:ind w:left="360" w:hanging="180"/>
               <w:jc w:val="left"/>
               <w:rPr>
-                <w:del w:id="9072" w:author="Claude (AI) - proposed" w:date="2026-10-15T08:04:42Z"/>
-              </w:rPr>
-            </w:pPr>
-            <w:del w:id="9071" w:author="Claude (AI) - proposed" w:date="2026-10-15T08:04:42Z">
+                <w:del w:id="9072" w:author="Claude (AI) - proposed" w:date="2026-10-18T00:32:27Z"/>
+              </w:rPr>
+            </w:pPr>
+            <w:del w:id="9071" w:author="Claude (AI) - proposed" w:date="2026-10-18T00:32:27Z">
               <w:r>
                 <w:rPr>
                   <w:rFonts w:ascii="Arial" w:cs="Arial" w:eastAsia="Arial" w:hAnsi="Arial"/>
@@ -1923,10 +1923,10 @@
               <w:ind w:left="360" w:hanging="180"/>
               <w:jc w:val="left"/>
               <w:rPr>
-                <w:ins w:id="9074" w:author="Claude (AI) - proposed" w:date="2026-10-15T08:04:42Z"/>
-              </w:rPr>
-            </w:pPr>
-            <w:ins w:id="9073" w:author="Claude (AI) - proposed" w:date="2026-10-15T08:04:42Z">
+                <w:ins w:id="9074" w:author="Claude (AI) - proposed" w:date="2026-10-18T00:32:27Z"/>
+              </w:rPr>
+            </w:pPr>
+            <w:ins w:id="9073" w:author="Claude (AI) - proposed" w:date="2026-10-18T00:32:27Z">
               <w:r>
                 <w:rPr>
                   <w:rFonts w:ascii="Arial" w:cs="Arial" w:eastAsia="Arial" w:hAnsi="Arial"/>
@@ -1948,10 +1948,10 @@
               <w:ind w:left="360" w:hanging="180"/>
               <w:jc w:val="left"/>
               <w:rPr>
-                <w:del w:id="9076" w:author="Claude (AI) - proposed" w:date="2026-10-15T08:04:42Z"/>
-              </w:rPr>
-            </w:pPr>
-            <w:del w:id="9075" w:author="Claude (AI) - proposed" w:date="2026-10-15T08:04:42Z">
+                <w:del w:id="9076" w:author="Claude (AI) - proposed" w:date="2026-10-18T00:32:27Z"/>
+              </w:rPr>
+            </w:pPr>
+            <w:del w:id="9075" w:author="Claude (AI) - proposed" w:date="2026-10-18T00:32:27Z">
               <w:r>
                 <w:rPr>
                   <w:rFonts w:ascii="Arial" w:cs="Arial" w:eastAsia="Arial" w:hAnsi="Arial"/>
@@ -1973,10 +1973,10 @@
               <w:ind w:left="360" w:hanging="180"/>
               <w:jc w:val="left"/>
               <w:rPr>
-                <w:del w:id="9078" w:author="Claude (AI) - proposed" w:date="2026-10-15T08:04:42Z"/>
-              </w:rPr>
-            </w:pPr>
-            <w:del w:id="9077" w:author="Claude (AI) - proposed" w:date="2026-10-15T08:04:42Z">
+                <w:del w:id="9078" w:author="Claude (AI) - proposed" w:date="2026-10-18T00:32:27Z"/>
+              </w:rPr>
+            </w:pPr>
+            <w:del w:id="9077" w:author="Claude (AI) - proposed" w:date="2026-10-18T00:32:27Z">
               <w:r>
                 <w:rPr>
                   <w:rFonts w:ascii="Arial" w:cs="Arial" w:eastAsia="Arial" w:hAnsi="Arial"/>
@@ -2011,7 +2011,7 @@
               </w:rPr>
               <w:t xml:space="preserve">–  Respect: the learner </w:t>
             </w:r>
-            <w:del w:id="9079" w:author="Claude (AI) - proposed" w:date="2026-10-15T08:04:42Z">
+            <w:del w:id="9079" w:author="Claude (AI) - proposed" w:date="2026-10-18T00:32:27Z">
               <w:r>
                 <w:rPr>
                   <w:rFonts w:ascii="Arial" w:cs="Arial" w:eastAsia="Arial" w:hAnsi="Arial"/>
@@ -2026,7 +2026,7 @@
                 <w:delText xml:space="preserve">values the ideas of group members when discussing explanations</w:delText>
               </w:r>
             </w:del>
-            <w:ins w:id="9080" w:author="Claude (AI) - proposed" w:date="2026-10-15T08:04:42Z">
+            <w:ins w:id="9080" w:author="Claude (AI) - proposed" w:date="2026-10-18T00:32:27Z">
               <w:r>
                 <w:rPr>
                   <w:rFonts w:ascii="Arial" w:cs="Arial" w:eastAsia="Arial" w:hAnsi="Arial"/>
@@ -2061,10 +2061,10 @@
               <w:ind w:left="360" w:hanging="180"/>
               <w:jc w:val="left"/>
               <w:rPr>
-                <w:ins w:id="9082" w:author="Claude (AI) - proposed" w:date="2026-10-15T08:04:42Z"/>
-              </w:rPr>
-            </w:pPr>
-            <w:ins w:id="9081" w:author="Claude (AI) - proposed" w:date="2026-10-15T08:04:42Z">
+                <w:ins w:id="9082" w:author="Claude (AI) - proposed" w:date="2026-10-18T00:32:27Z"/>
+              </w:rPr>
+            </w:pPr>
+            <w:ins w:id="9081" w:author="Claude (AI) - proposed" w:date="2026-10-18T00:32:27Z">
               <w:r>
                 <w:rPr>
                   <w:rFonts w:ascii="Arial" w:cs="Arial" w:eastAsia="Arial" w:hAnsi="Arial"/>
@@ -2335,7 +2335,7 @@
               </w:rPr>
               <w:t xml:space="preserve">–  </w:t>
             </w:r>
-            <w:del w:id="9083" w:author="Claude (AI) - proposed" w:date="2026-10-15T08:04:42Z">
+            <w:del w:id="9083" w:author="Claude (AI) - proposed" w:date="2026-10-18T00:32:27Z">
               <w:r>
                 <w:rPr>
                   <w:rFonts w:ascii="Arial" w:cs="Arial" w:eastAsia="Arial" w:hAnsi="Arial"/>
@@ -2350,7 +2350,7 @@
                 <w:delText xml:space="preserve">Safety and security education</w:delText>
               </w:r>
             </w:del>
-            <w:ins w:id="9084" w:author="Claude (AI) - proposed" w:date="2026-10-15T08:04:42Z">
+            <w:ins w:id="9084" w:author="Claude (AI) - proposed" w:date="2026-10-18T00:32:27Z">
               <w:r>
                 <w:rPr>
                   <w:rFonts w:ascii="Arial" w:cs="Arial" w:eastAsia="Arial" w:hAnsi="Arial"/>
@@ -2398,7 +2398,7 @@
               </w:rPr>
               <w:t xml:space="preserve">–  Education for sustainable development</w:t>
             </w:r>
-            <w:ins w:id="9085" w:author="Claude (AI) - proposed" w:date="2026-10-15T08:04:42Z">
+            <w:ins w:id="9085" w:author="Claude (AI) - proposed" w:date="2026-10-18T00:32:27Z">
               <w:r>
                 <w:rPr>
                   <w:rFonts w:ascii="Arial" w:cs="Arial" w:eastAsia="Arial" w:hAnsi="Arial"/>
@@ -2446,7 +2446,7 @@
               </w:rPr>
               <w:t xml:space="preserve">–  Financial literacy</w:t>
             </w:r>
-            <w:ins w:id="9086" w:author="Claude (AI) - proposed" w:date="2026-10-15T08:04:42Z">
+            <w:ins w:id="9086" w:author="Claude (AI) - proposed" w:date="2026-10-18T00:32:27Z">
               <w:r>
                 <w:rPr>
                   <w:rFonts w:ascii="Arial" w:cs="Arial" w:eastAsia="Arial" w:hAnsi="Arial"/>
@@ -2805,10 +2805,10 @@
               <w:spacing w:after="40" w:before="0"/>
               <w:jc w:val="left"/>
               <w:rPr>
-                <w:del w:id="9088" w:author="Claude (AI) - proposed" w:date="2026-10-15T08:04:42Z"/>
-              </w:rPr>
-            </w:pPr>
-            <w:del w:id="9087" w:author="Claude (AI) - proposed" w:date="2026-10-15T08:04:42Z">
+                <w:del w:id="9088" w:author="Claude (AI) - proposed" w:date="2026-10-18T00:32:27Z"/>
+              </w:rPr>
+            </w:pPr>
+            <w:del w:id="9087" w:author="Claude (AI) - proposed" w:date="2026-10-18T00:32:27Z">
               <w:r>
                 <w:rPr>
                   <w:rFonts w:ascii="Arial" w:cs="Arial" w:eastAsia="Arial" w:hAnsi="Arial"/>
@@ -2830,7 +2830,7 @@
               <w:spacing w:after="40" w:before="0"/>
               <w:jc w:val="left"/>
             </w:pPr>
-            <w:del w:id="9089" w:author="Claude (AI) - proposed" w:date="2026-10-15T08:04:42Z">
+            <w:del w:id="9089" w:author="Claude (AI) - proposed" w:date="2026-10-18T00:32:27Z">
               <w:r>
                 <w:rPr>
                   <w:rFonts w:ascii="Arial" w:cs="Arial" w:eastAsia="Arial" w:hAnsi="Arial"/>
@@ -2845,7 +2845,7 @@
                 <w:delText xml:space="preserve">2</w:delText>
               </w:r>
             </w:del>
-            <w:ins w:id="9090" w:author="Claude (AI) - proposed" w:date="2026-10-15T08:04:42Z">
+            <w:ins w:id="9090" w:author="Claude (AI) - proposed" w:date="2026-10-18T00:32:27Z">
               <w:r>
                 <w:rPr>
                   <w:rFonts w:ascii="Arial" w:cs="Arial" w:eastAsia="Arial" w:hAnsi="Arial"/>
@@ -2873,7 +2873,7 @@
               </w:rPr>
               <w:t xml:space="preserve">. How is current electricity </w:t>
             </w:r>
-            <w:del w:id="9091" w:author="Claude (AI) - proposed" w:date="2026-10-15T08:04:42Z">
+            <w:del w:id="9091" w:author="Claude (AI) - proposed" w:date="2026-10-18T00:32:27Z">
               <w:r>
                 <w:rPr>
                   <w:rFonts w:ascii="Arial" w:cs="Arial" w:eastAsia="Arial" w:hAnsi="Arial"/>
@@ -2888,7 +2888,7 @@
                 <w:delText xml:space="preserve">applied in</w:delText>
               </w:r>
             </w:del>
-            <w:ins w:id="9092" w:author="Claude (AI) - proposed" w:date="2026-10-15T08:04:42Z">
+            <w:ins w:id="9092" w:author="Claude (AI) - proposed" w:date="2026-10-18T00:32:27Z">
               <w:r>
                 <w:rPr>
                   <w:rFonts w:ascii="Arial" w:cs="Arial" w:eastAsia="Arial" w:hAnsi="Arial"/>
@@ -2923,10 +2923,10 @@
               <w:spacing w:after="40" w:before="0"/>
               <w:jc w:val="left"/>
               <w:rPr>
-                <w:ins w:id="9094" w:author="Claude (AI) - proposed" w:date="2026-10-15T08:04:42Z"/>
-              </w:rPr>
-            </w:pPr>
-            <w:ins w:id="9093" w:author="Claude (AI) - proposed" w:date="2026-10-15T08:04:42Z">
+                <w:ins w:id="9094" w:author="Claude (AI) - proposed" w:date="2026-10-18T00:32:27Z"/>
+              </w:rPr>
+            </w:pPr>
+            <w:ins w:id="9093" w:author="Claude (AI) - proposed" w:date="2026-10-18T00:32:27Z">
               <w:r>
                 <w:rPr>
                   <w:rFonts w:ascii="Arial" w:cs="Arial" w:eastAsia="Arial" w:hAnsi="Arial"/>
@@ -3547,7 +3547,7 @@
         </w:rPr>
         <w:t xml:space="preserve">© 2026 SeaVuria and ARES. This work is licensed under a </w:t>
       </w:r>
-      <w:hyperlink w:history="1" r:id="rIdvcjno5acz1anars7w942m">
+      <w:hyperlink w:history="1" r:id="rIdjfvixithifoivinbi061l">
         <w:r>
           <w:rPr>
             <w:rFonts w:ascii="Arial" w:cs="Arial" w:eastAsia="Arial" w:hAnsi="Arial"/>
@@ -3567,7 +3567,7 @@
         </w:rPr>
         <w:t xml:space="preserve"> (</w:t>
       </w:r>
-      <w:hyperlink w:history="1" r:id="rIdbi6cynkeneor8ck363vvd">
+      <w:hyperlink w:history="1" r:id="rIdbfrxpqbim2yrajt-06v51">
         <w:r>
           <w:rPr>
             <w:rFonts w:ascii="Arial" w:cs="Arial" w:eastAsia="Arial" w:hAnsi="Arial"/>
@@ -3587,7 +3587,7 @@
         </w:rPr>
         <w:t xml:space="preserve">). To view a copy of this license, visit </w:t>
       </w:r>
-      <w:hyperlink w:history="1" r:id="rIdcnpepjn1ecavdch9wzbta">
+      <w:hyperlink w:history="1" r:id="rIdrx9myuay9vxtyf7znbyf-">
         <w:r>
           <w:rPr>
             <w:rFonts w:ascii="Arial" w:cs="Arial" w:eastAsia="Arial" w:hAnsi="Arial"/>
@@ -4107,7 +4107,7 @@
               </w:rPr>
               <w:t xml:space="preserve">How is current electricity </w:t>
             </w:r>
-            <w:del w:id="9095" w:author="Claude (AI) - proposed" w:date="2026-10-15T08:04:42Z">
+            <w:del w:id="9095" w:author="Claude (AI) - proposed" w:date="2026-10-18T00:32:27Z">
               <w:r>
                 <w:rPr>
                   <w:rFonts w:ascii="Arial" w:cs="Arial" w:eastAsia="Arial" w:hAnsi="Arial"/>
@@ -4122,7 +4122,7 @@
                 <w:delText xml:space="preserve">applied in</w:delText>
               </w:r>
             </w:del>
-            <w:ins w:id="9096" w:author="Claude (AI) - proposed" w:date="2026-10-15T08:04:42Z">
+            <w:ins w:id="9096" w:author="Claude (AI) - proposed" w:date="2026-10-18T00:32:27Z">
               <w:r>
                 <w:rPr>
                   <w:rFonts w:ascii="Arial" w:cs="Arial" w:eastAsia="Arial" w:hAnsi="Arial"/>
@@ -4150,7 +4150,7 @@
               </w:rPr>
               <w:t xml:space="preserve"> day-to-day life? </w:t>
             </w:r>
-            <w:del w:id="9097" w:author="Claude (AI) - proposed" w:date="2026-10-15T08:04:42Z">
+            <w:del w:id="9097" w:author="Claude (AI) - proposed" w:date="2026-10-18T00:32:27Z">
               <w:r>
                 <w:rPr>
                   <w:rFonts w:ascii="Arial" w:cs="Arial" w:eastAsia="Arial" w:hAnsi="Arial"/>
@@ -4165,7 +4165,7 @@
                 <w:delText xml:space="preserve">How do we determine the relationship between current, potential difference and resistance in an electric circuit?</w:delText>
               </w:r>
             </w:del>
-            <w:ins w:id="9098" w:author="Claude (AI) - proposed" w:date="2026-10-15T08:04:42Z">
+            <w:ins w:id="9098" w:author="Claude (AI) - proposed" w:date="2026-10-18T00:32:27Z">
               <w:r>
                 <w:rPr>
                   <w:rFonts w:ascii="Arial" w:cs="Arial" w:eastAsia="Arial" w:hAnsi="Arial"/>
@@ -4699,7 +4699,7 @@
             <w:pPr>
               <w:spacing w:after="20" w:before="0"/>
             </w:pPr>
-            <w:hyperlink w:history="1" r:id="rIdj_cwczhsctzmw5cgsprzy">
+            <w:hyperlink w:history="1" r:id="rId2nayo2icnoiwxpc8n92ji">
               <w:r>
                 <w:rPr>
                   <w:rFonts w:ascii="Arial" w:cs="Arial" w:eastAsia="Arial" w:hAnsi="Arial"/>
@@ -4748,7 +4748,7 @@
               <w:spacing w:after="10" w:before="0"/>
               <w:ind w:left="120"/>
             </w:pPr>
-            <w:hyperlink w:history="1" r:id="rIdpfpnpfejowianoobuww55">
+            <w:hyperlink w:history="1" r:id="rIdbw7cm_y-znfbrrdhqujlu">
               <w:r>
                 <w:rPr>
                   <w:rFonts w:ascii="Arial" w:cs="Arial" w:eastAsia="Arial" w:hAnsi="Arial"/>
@@ -4793,7 +4793,7 @@
             <w:pPr>
               <w:spacing w:after="20" w:before="0"/>
             </w:pPr>
-            <w:hyperlink w:history="1" r:id="rIdfh_5dvuw7hmhul80lyg9a">
+            <w:hyperlink w:history="1" r:id="rIdw3lha0ah_vzlumpeexboe">
               <w:r>
                 <w:rPr>
                   <w:rFonts w:ascii="Arial" w:cs="Arial" w:eastAsia="Arial" w:hAnsi="Arial"/>
@@ -4826,7 +4826,7 @@
               <w:spacing w:after="10" w:before="0"/>
               <w:ind w:left="120"/>
             </w:pPr>
-            <w:hyperlink w:history="1" r:id="rId28u-8ap3hz9osca-pa-qa">
+            <w:hyperlink w:history="1" r:id="rIduqrkmozheqgzzr_pgguow">
               <w:r>
                 <w:rPr>
                   <w:rFonts w:ascii="Arial" w:cs="Arial" w:eastAsia="Arial" w:hAnsi="Arial"/>
@@ -5026,7 +5026,7 @@
             <w:pPr>
               <w:spacing w:after="20" w:before="0"/>
             </w:pPr>
-            <w:hyperlink w:history="1" r:id="rIdkahzbcq7hc02glcirkcv6">
+            <w:hyperlink w:history="1" r:id="rIdqjx16ptnn1u0ziu-v5rs7">
               <w:r>
                 <w:rPr>
                   <w:rFonts w:ascii="Arial" w:cs="Arial" w:eastAsia="Arial" w:hAnsi="Arial"/>
@@ -5075,7 +5075,7 @@
               <w:spacing w:after="10" w:before="0"/>
               <w:ind w:left="120"/>
             </w:pPr>
-            <w:hyperlink w:history="1" r:id="rIdayeyejpymajwagcnbragf">
+            <w:hyperlink w:history="1" r:id="rIdb3zav1l16w6qrjligtxe3">
               <w:r>
                 <w:rPr>
                   <w:rFonts w:ascii="Arial" w:cs="Arial" w:eastAsia="Arial" w:hAnsi="Arial"/>
@@ -5120,7 +5120,7 @@
             <w:pPr>
               <w:spacing w:after="20" w:before="0"/>
             </w:pPr>
-            <w:hyperlink w:history="1" r:id="rId0gixm-uwkf7plavhfdvrx">
+            <w:hyperlink w:history="1" r:id="rIdjq4it9ept9tg4y36ahil2">
               <w:r>
                 <w:rPr>
                   <w:rFonts w:ascii="Arial" w:cs="Arial" w:eastAsia="Arial" w:hAnsi="Arial"/>
@@ -5153,7 +5153,7 @@
               <w:spacing w:after="10" w:before="0"/>
               <w:ind w:left="120"/>
             </w:pPr>
-            <w:hyperlink w:history="1" r:id="rIdlzmxl2tox4w9zzsmnf2mi">
+            <w:hyperlink w:history="1" r:id="rId91heqlqnjfjplbgolxobt">
               <w:r>
                 <w:rPr>
                   <w:rFonts w:ascii="Arial" w:cs="Arial" w:eastAsia="Arial" w:hAnsi="Arial"/>
@@ -5353,7 +5353,7 @@
             <w:pPr>
               <w:spacing w:after="20" w:before="0"/>
             </w:pPr>
-            <w:hyperlink w:history="1" r:id="rIdrb7p7t70enthd5ahjb2qv">
+            <w:hyperlink w:history="1" r:id="rId5hpgzmu6pupurrfkbnhi-">
               <w:r>
                 <w:rPr>
                   <w:rFonts w:ascii="Arial" w:cs="Arial" w:eastAsia="Arial" w:hAnsi="Arial"/>
@@ -5402,7 +5402,7 @@
               <w:spacing w:after="10" w:before="0"/>
               <w:ind w:left="120"/>
             </w:pPr>
-            <w:hyperlink w:history="1" r:id="rIdx_wfdkdnhukk7vlbltozq">
+            <w:hyperlink w:history="1" r:id="rIdgonedo2z7f6hc8gxegdqn">
               <w:r>
                 <w:rPr>
                   <w:rFonts w:ascii="Arial" w:cs="Arial" w:eastAsia="Arial" w:hAnsi="Arial"/>
@@ -5447,7 +5447,7 @@
             <w:pPr>
               <w:spacing w:after="20" w:before="0"/>
             </w:pPr>
-            <w:hyperlink w:history="1" r:id="rIdcyhwiagu53aflppv94nec">
+            <w:hyperlink w:history="1" r:id="rIducwdjiwz7xtlqmb9tabu5">
               <w:r>
                 <w:rPr>
                   <w:rFonts w:ascii="Arial" w:cs="Arial" w:eastAsia="Arial" w:hAnsi="Arial"/>
@@ -5480,7 +5480,7 @@
               <w:spacing w:after="10" w:before="0"/>
               <w:ind w:left="120"/>
             </w:pPr>
-            <w:hyperlink w:history="1" r:id="rId5yi6arzrnbr4denpgnerw">
+            <w:hyperlink w:history="1" r:id="rIdasxruffbbcxihaq92u9fx">
               <w:r>
                 <w:rPr>
                   <w:rFonts w:ascii="Arial" w:cs="Arial" w:eastAsia="Arial" w:hAnsi="Arial"/>
@@ -5680,7 +5680,7 @@
             <w:pPr>
               <w:spacing w:after="20" w:before="0"/>
             </w:pPr>
-            <w:hyperlink w:history="1" r:id="rId6opvjmefr4trx0ukcgsmf">
+            <w:hyperlink w:history="1" r:id="rIdxyzkrlk1lkb8uhj6fgttb">
               <w:r>
                 <w:rPr>
                   <w:rFonts w:ascii="Arial" w:cs="Arial" w:eastAsia="Arial" w:hAnsi="Arial"/>
@@ -5729,7 +5729,7 @@
               <w:spacing w:after="10" w:before="0"/>
               <w:ind w:left="120"/>
             </w:pPr>
-            <w:hyperlink w:history="1" r:id="rIdbwajwqbdq3xzkj-cwu0vs">
+            <w:hyperlink w:history="1" r:id="rIdh0a9_gm02kadsqdfbh3rg">
               <w:r>
                 <w:rPr>
                   <w:rFonts w:ascii="Arial" w:cs="Arial" w:eastAsia="Arial" w:hAnsi="Arial"/>
@@ -5774,7 +5774,7 @@
             <w:pPr>
               <w:spacing w:after="20" w:before="0"/>
             </w:pPr>
-            <w:hyperlink w:history="1" r:id="rIdn7rddjfxcbovwjj7j8few">
+            <w:hyperlink w:history="1" r:id="rIdzddu_3wnaa7pmbm-xzz0a">
               <w:r>
                 <w:rPr>
                   <w:rFonts w:ascii="Arial" w:cs="Arial" w:eastAsia="Arial" w:hAnsi="Arial"/>
@@ -5807,7 +5807,7 @@
               <w:spacing w:after="10" w:before="0"/>
               <w:ind w:left="120"/>
             </w:pPr>
-            <w:hyperlink w:history="1" r:id="rIdqjwv0prveom6mwyopfjsi">
+            <w:hyperlink w:history="1" r:id="rIdk0uugrfquxv4trpidbu2x">
               <w:r>
                 <w:rPr>
                   <w:rFonts w:ascii="Arial" w:cs="Arial" w:eastAsia="Arial" w:hAnsi="Arial"/>
@@ -5885,7 +5885,7 @@
               </w:rPr>
               <w:t xml:space="preserve">Say: "Scientists begin with questions. Write questions you would need answered to explain the blown tube and the dim bulbs. Make them questions we can investigate." Give WAIT TIME of 10-15 seconds for thinking, then 5 minutes for group writing. Post the driving question on the board's centre. Invite each group to bring 1 strip and read it aloud, and cold-call 5 groups. Ask: "Which category does this belong with?" and cluster the strips with learners' help. Ask: "What do we notice about the groups of questions? Which one do you think we should investigate first?" Cold-call 3 learners. Tell learners: "We will return to this board in every lesson, and we will move questions to 'answered' when we have evidence." Point out the connection to KICD Key Inquiry Questions: "How is current electricity </w:t>
             </w:r>
-            <w:del w:id="9099" w:author="Claude (AI) - proposed" w:date="2026-10-15T08:04:42Z">
+            <w:del w:id="9099" w:author="Claude (AI) - proposed" w:date="2026-10-18T00:32:27Z">
               <w:r>
                 <w:rPr>
                   <w:rFonts w:ascii="Arial" w:cs="Arial" w:eastAsia="Arial" w:hAnsi="Arial"/>
@@ -5900,7 +5900,7 @@
                 <w:delText xml:space="preserve">applied in</w:delText>
               </w:r>
             </w:del>
-            <w:ins w:id="9100" w:author="Claude (AI) - proposed" w:date="2026-10-15T08:04:42Z">
+            <w:ins w:id="9100" w:author="Claude (AI) - proposed" w:date="2026-10-18T00:32:27Z">
               <w:r>
                 <w:rPr>
                   <w:rFonts w:ascii="Arial" w:cs="Arial" w:eastAsia="Arial" w:hAnsi="Arial"/>
@@ -5928,7 +5928,7 @@
               </w:rPr>
               <w:t xml:space="preserve"> day-to-day life?" and "</w:t>
             </w:r>
-            <w:del w:id="9101" w:author="Claude (AI) - proposed" w:date="2026-10-15T08:04:42Z">
+            <w:del w:id="9101" w:author="Claude (AI) - proposed" w:date="2026-10-18T00:32:27Z">
               <w:r>
                 <w:rPr>
                   <w:rFonts w:ascii="Arial" w:cs="Arial" w:eastAsia="Arial" w:hAnsi="Arial"/>
@@ -5943,7 +5943,7 @@
                 <w:delText xml:space="preserve">How do we determine the relationship between current, potential difference and resistance in an electric circuit</w:delText>
               </w:r>
             </w:del>
-            <w:ins w:id="9102" w:author="Claude (AI) - proposed" w:date="2026-10-15T08:04:42Z">
+            <w:ins w:id="9102" w:author="Claude (AI) - proposed" w:date="2026-10-18T00:32:27Z">
               <w:r>
                 <w:rPr>
                   <w:rFonts w:ascii="Arial" w:cs="Arial" w:eastAsia="Arial" w:hAnsi="Arial"/>
@@ -6093,7 +6093,7 @@
             <w:pPr>
               <w:spacing w:after="20" w:before="0"/>
             </w:pPr>
-            <w:hyperlink w:history="1" r:id="rIdmsq3tacpnrnwcm4s1bq-w">
+            <w:hyperlink w:history="1" r:id="rId9lufif1jw4b24amnypkzn">
               <w:r>
                 <w:rPr>
                   <w:rFonts w:ascii="Arial" w:cs="Arial" w:eastAsia="Arial" w:hAnsi="Arial"/>
@@ -6142,7 +6142,7 @@
               <w:spacing w:after="10" w:before="0"/>
               <w:ind w:left="120"/>
             </w:pPr>
-            <w:hyperlink w:history="1" r:id="rIdnquyvucs8q-0x9vmuu5md">
+            <w:hyperlink w:history="1" r:id="rIdv5rqxn-8clcibxnapmhvf">
               <w:r>
                 <w:rPr>
                   <w:rFonts w:ascii="Arial" w:cs="Arial" w:eastAsia="Arial" w:hAnsi="Arial"/>
@@ -6187,7 +6187,7 @@
             <w:pPr>
               <w:spacing w:after="20" w:before="0"/>
             </w:pPr>
-            <w:hyperlink w:history="1" r:id="rIdbz0rr5i-sa7fgbuikznul">
+            <w:hyperlink w:history="1" r:id="rIdajlu-0xabrrz_ewcp-mkh">
               <w:r>
                 <w:rPr>
                   <w:rFonts w:ascii="Arial" w:cs="Arial" w:eastAsia="Arial" w:hAnsi="Arial"/>
@@ -6220,7 +6220,7 @@
               <w:spacing w:after="10" w:before="0"/>
               <w:ind w:left="120"/>
             </w:pPr>
-            <w:hyperlink w:history="1" r:id="rId7lo_hmzji9mxz-yyamc2j">
+            <w:hyperlink w:history="1" r:id="rIdccyqs-ta8xjsry81yrqrx">
               <w:r>
                 <w:rPr>
                   <w:rFonts w:ascii="Arial" w:cs="Arial" w:eastAsia="Arial" w:hAnsi="Arial"/>
@@ -6745,7 +6745,7 @@
         </w:rPr>
         <w:t xml:space="preserve">© 2026 SeaVuria and ARES. Aligned with KICD objectives. Developed by SeaVuria; technical implementation by ARES (with AI assistance from Claude). Licensed under </w:t>
       </w:r>
-      <w:hyperlink w:history="1" r:id="rId_s2chw16nm0ike6fuzb4p">
+      <w:hyperlink w:history="1" r:id="rIdhmihvrdz4z_jrfb2w2v8i">
         <w:r>
           <w:rPr>
             <w:rFonts w:ascii="Arial" w:cs="Arial" w:eastAsia="Arial" w:hAnsi="Arial"/>
@@ -6766,7 +6766,7 @@
         </w:rPr>
         <w:t xml:space="preserve"> (</w:t>
       </w:r>
-      <w:hyperlink w:history="1" r:id="rId09rrba2n7pj8olmawykr0">
+      <w:hyperlink w:history="1" r:id="rIdfny26jsjvahh20jxfpz-h">
         <w:r>
           <w:rPr>
             <w:rFonts w:ascii="Arial" w:cs="Arial" w:eastAsia="Arial" w:hAnsi="Arial"/>
@@ -7287,7 +7287,7 @@
               </w:rPr>
               <w:t xml:space="preserve">How </w:t>
             </w:r>
-            <w:del w:id="9103" w:author="Claude (AI) - proposed" w:date="2026-10-15T08:04:42Z">
+            <w:del w:id="9103" w:author="Claude (AI) - proposed" w:date="2026-10-18T00:32:27Z">
               <w:r>
                 <w:rPr>
                   <w:rFonts w:ascii="Arial" w:cs="Arial" w:eastAsia="Arial" w:hAnsi="Arial"/>
@@ -7302,7 +7302,7 @@
                 <w:delText xml:space="preserve">do we determine the relationship between current, potential difference and resistance in an electric circuit</w:delText>
               </w:r>
             </w:del>
-            <w:ins w:id="9104" w:author="Claude (AI) - proposed" w:date="2026-10-15T08:04:42Z">
+            <w:ins w:id="9104" w:author="Claude (AI) - proposed" w:date="2026-10-18T00:32:27Z">
               <w:r>
                 <w:rPr>
                   <w:rFonts w:ascii="Arial" w:cs="Arial" w:eastAsia="Arial" w:hAnsi="Arial"/>
@@ -7330,7 +7330,7 @@
               </w:rPr>
               <w:t xml:space="preserve">? (Starting point: what is needed for current to flow at all?) </w:t>
             </w:r>
-            <w:del w:id="9105" w:author="Claude (AI) - proposed" w:date="2026-10-15T08:04:42Z">
+            <w:del w:id="9105" w:author="Claude (AI) - proposed" w:date="2026-10-18T00:32:27Z">
               <w:r>
                 <w:rPr>
                   <w:rFonts w:ascii="Arial" w:cs="Arial" w:eastAsia="Arial" w:hAnsi="Arial"/>
@@ -7345,7 +7345,7 @@
                 <w:delText xml:space="preserve">How is current electricity applied in day-to-day life?</w:delText>
               </w:r>
             </w:del>
-            <w:ins w:id="9106" w:author="Claude (AI) - proposed" w:date="2026-10-15T08:04:42Z">
+            <w:ins w:id="9106" w:author="Claude (AI) - proposed" w:date="2026-10-18T00:32:27Z">
               <w:r>
                 <w:rPr>
                   <w:rFonts w:ascii="Arial" w:cs="Arial" w:eastAsia="Arial" w:hAnsi="Arial"/>
@@ -7879,7 +7879,7 @@
             <w:pPr>
               <w:spacing w:after="20" w:before="0"/>
             </w:pPr>
-            <w:hyperlink w:history="1" r:id="rIdrucapjj-gaxnfnkrn_shv">
+            <w:hyperlink w:history="1" r:id="rId8l_uo2dj_mbevnal8m41m">
               <w:r>
                 <w:rPr>
                   <w:rFonts w:ascii="Arial" w:cs="Arial" w:eastAsia="Arial" w:hAnsi="Arial"/>
@@ -7912,7 +7912,7 @@
               <w:spacing w:after="10" w:before="0"/>
               <w:ind w:left="120"/>
             </w:pPr>
-            <w:hyperlink w:history="1" r:id="rId_c3qsyhr6dvue8hnolaff">
+            <w:hyperlink w:history="1" r:id="rIdpoup72fbhm6xahl_ultmi">
               <w:r>
                 <w:rPr>
                   <w:rFonts w:ascii="Arial" w:cs="Arial" w:eastAsia="Arial" w:hAnsi="Arial"/>
@@ -7957,7 +7957,7 @@
             <w:pPr>
               <w:spacing w:after="20" w:before="0"/>
             </w:pPr>
-            <w:hyperlink w:history="1" r:id="rId_qb__aashx0luqhdfwsrg">
+            <w:hyperlink w:history="1" r:id="rIdtq8cnns1sjrw0bfqlb1su">
               <w:r>
                 <w:rPr>
                   <w:rFonts w:ascii="Arial" w:cs="Arial" w:eastAsia="Arial" w:hAnsi="Arial"/>
@@ -7990,7 +7990,7 @@
               <w:spacing w:after="10" w:before="0"/>
               <w:ind w:left="120"/>
             </w:pPr>
-            <w:hyperlink w:history="1" r:id="rIdmabethviaxfssfvx3lrvu">
+            <w:hyperlink w:history="1" r:id="rId99w5q9_kj9og0m67lovky">
               <w:r>
                 <w:rPr>
                   <w:rFonts w:ascii="Arial" w:cs="Arial" w:eastAsia="Arial" w:hAnsi="Arial"/>
@@ -8190,7 +8190,7 @@
             <w:pPr>
               <w:spacing w:after="20" w:before="0"/>
             </w:pPr>
-            <w:hyperlink w:history="1" r:id="rId8dyizdri-x7e6hmvdyd-e">
+            <w:hyperlink w:history="1" r:id="rIdkfbxnw9fx9ciyp7lyt5cg">
               <w:r>
                 <w:rPr>
                   <w:rFonts w:ascii="Arial" w:cs="Arial" w:eastAsia="Arial" w:hAnsi="Arial"/>
@@ -8223,7 +8223,7 @@
               <w:spacing w:after="10" w:before="0"/>
               <w:ind w:left="120"/>
             </w:pPr>
-            <w:hyperlink w:history="1" r:id="rIdqhmzzzxf2hm9ywslbfhpn">
+            <w:hyperlink w:history="1" r:id="rIdtlfxwrmtu0akaludsb7m_">
               <w:r>
                 <w:rPr>
                   <w:rFonts w:ascii="Arial" w:cs="Arial" w:eastAsia="Arial" w:hAnsi="Arial"/>
@@ -8268,7 +8268,7 @@
             <w:pPr>
               <w:spacing w:after="20" w:before="0"/>
             </w:pPr>
-            <w:hyperlink w:history="1" r:id="rIdnkcfqzkf0usjf5lssqbxw">
+            <w:hyperlink w:history="1" r:id="rIddyhzjlh6bhbhkr2m1d4dp">
               <w:r>
                 <w:rPr>
                   <w:rFonts w:ascii="Arial" w:cs="Arial" w:eastAsia="Arial" w:hAnsi="Arial"/>
@@ -8301,7 +8301,7 @@
               <w:spacing w:after="10" w:before="0"/>
               <w:ind w:left="120"/>
             </w:pPr>
-            <w:hyperlink w:history="1" r:id="rIdaw0oct8ylhpxl2ksn2to5">
+            <w:hyperlink w:history="1" r:id="rIdplqr4vowy1gwavhbfbdvu">
               <w:r>
                 <w:rPr>
                   <w:rFonts w:ascii="Arial" w:cs="Arial" w:eastAsia="Arial" w:hAnsi="Arial"/>
@@ -8501,7 +8501,7 @@
             <w:pPr>
               <w:spacing w:after="20" w:before="0"/>
             </w:pPr>
-            <w:hyperlink w:history="1" r:id="rIdpusxivgm2hikb4gnkqrku">
+            <w:hyperlink w:history="1" r:id="rIdcgbe5yoqxlwvebagj7gjp">
               <w:r>
                 <w:rPr>
                   <w:rFonts w:ascii="Arial" w:cs="Arial" w:eastAsia="Arial" w:hAnsi="Arial"/>
@@ -8534,7 +8534,7 @@
               <w:spacing w:after="10" w:before="0"/>
               <w:ind w:left="120"/>
             </w:pPr>
-            <w:hyperlink w:history="1" r:id="rIdvdztdkcwz57vrt47urhws">
+            <w:hyperlink w:history="1" r:id="rIdaq3rzdrswkliyzx1zk2oo">
               <w:r>
                 <w:rPr>
                   <w:rFonts w:ascii="Arial" w:cs="Arial" w:eastAsia="Arial" w:hAnsi="Arial"/>
@@ -8579,7 +8579,7 @@
             <w:pPr>
               <w:spacing w:after="20" w:before="0"/>
             </w:pPr>
-            <w:hyperlink w:history="1" r:id="rIdukdhu7zma6sdlq8uezs5o">
+            <w:hyperlink w:history="1" r:id="rIduiq4p3hyu0-viuzepmrld">
               <w:r>
                 <w:rPr>
                   <w:rFonts w:ascii="Arial" w:cs="Arial" w:eastAsia="Arial" w:hAnsi="Arial"/>
@@ -8612,7 +8612,7 @@
               <w:spacing w:after="10" w:before="0"/>
               <w:ind w:left="120"/>
             </w:pPr>
-            <w:hyperlink w:history="1" r:id="rIde5fnlylpjy06z1sx8fte5">
+            <w:hyperlink w:history="1" r:id="rIdtjdvzj8asdothkwhtdiob">
               <w:r>
                 <w:rPr>
                   <w:rFonts w:ascii="Arial" w:cs="Arial" w:eastAsia="Arial" w:hAnsi="Arial"/>
@@ -8690,7 +8690,7 @@
               </w:rPr>
               <w:t xml:space="preserve">Ask: 'Looking at all the tables, finish this sentence: A bulb lights only when ___.' WAIT TIME 10-15 seconds, then cold-call 3 learners and write the best wording on the board. Introduce symbols one at a time by holding up the real component, then drawing its symbol. Say: 'Scientists in Nairobi and in Nanjing draw a cell the same way, so everyone can read the diagram.' Give a rule: 'Straight lines, drawn with a ruler, with corners and no gaps.' Circulate during redrawing and ask, 'Where does current leave the battery and where does it return?' Show the series and parallel demo diagrams on the board. Ask: 'How many separate paths can charge take in the series diagram? How many in the parallel diagram?' WAIT TIME 10-15 seconds. Cold-call 4 learners. Then ask: 'If I remove one bulb in the series diagram, what happens to the loop? What about in the parallel diagram?' Allow learners to propose ideas but do NOT explain brightness: 'We will find out why the series bulbs are dim in later lessons. Today we only describe the loop.' Ask: 'Use today's idea to describe the Christmas-light string and the tubes in the Nairobi classroom.' Correct only vocabulary, such as using 'open circuit' for a broken loop.</w:t>
             </w:r>
-            <w:ins w:id="9107" w:author="Claude (AI) - proposed" w:date="2026-10-15T08:04:42Z">
+            <w:ins w:id="9107" w:author="Claude (AI) - proposed" w:date="2026-10-18T00:32:27Z">
               <w:r>
                 <w:rPr>
                   <w:rFonts w:ascii="Arial" w:cs="Arial" w:eastAsia="Arial" w:hAnsi="Arial"/>
@@ -8827,7 +8827,7 @@
             <w:pPr>
               <w:spacing w:after="20" w:before="0"/>
             </w:pPr>
-            <w:hyperlink w:history="1" r:id="rIdipknvvb_naxjmin37i0gi">
+            <w:hyperlink w:history="1" r:id="rId4ubidgvvsld06dvk3laij">
               <w:r>
                 <w:rPr>
                   <w:rFonts w:ascii="Arial" w:cs="Arial" w:eastAsia="Arial" w:hAnsi="Arial"/>
@@ -8860,7 +8860,7 @@
               <w:spacing w:after="10" w:before="0"/>
               <w:ind w:left="120"/>
             </w:pPr>
-            <w:hyperlink w:history="1" r:id="rIdbml737d6jvsaaqsv-zrvp">
+            <w:hyperlink w:history="1" r:id="rIdh_kgl_hkpztknpwqtf4is">
               <w:r>
                 <w:rPr>
                   <w:rFonts w:ascii="Arial" w:cs="Arial" w:eastAsia="Arial" w:hAnsi="Arial"/>
@@ -8905,7 +8905,7 @@
             <w:pPr>
               <w:spacing w:after="20" w:before="0"/>
             </w:pPr>
-            <w:hyperlink w:history="1" r:id="rIdckobxp2z3etfyfmj8ols7">
+            <w:hyperlink w:history="1" r:id="rId1gt9pon96njknlkg36uto">
               <w:r>
                 <w:rPr>
                   <w:rFonts w:ascii="Arial" w:cs="Arial" w:eastAsia="Arial" w:hAnsi="Arial"/>
@@ -8938,7 +8938,7 @@
               <w:spacing w:after="10" w:before="0"/>
               <w:ind w:left="120"/>
             </w:pPr>
-            <w:hyperlink w:history="1" r:id="rIdedy8xn87ei_omks5wyqi1">
+            <w:hyperlink w:history="1" r:id="rIdtc2dsz0vq2tvx3yuvhluz">
               <w:r>
                 <w:rPr>
                   <w:rFonts w:ascii="Arial" w:cs="Arial" w:eastAsia="Arial" w:hAnsi="Arial"/>
@@ -9138,7 +9138,7 @@
             <w:pPr>
               <w:spacing w:after="20" w:before="0"/>
             </w:pPr>
-            <w:hyperlink w:history="1" r:id="rIdzhdheh1yblam0abcen7ps">
+            <w:hyperlink w:history="1" r:id="rId3uflpxb4radkstpnlex9d">
               <w:r>
                 <w:rPr>
                   <w:rFonts w:ascii="Arial" w:cs="Arial" w:eastAsia="Arial" w:hAnsi="Arial"/>
@@ -9187,7 +9187,7 @@
               <w:spacing w:after="10" w:before="0"/>
               <w:ind w:left="120"/>
             </w:pPr>
-            <w:hyperlink w:history="1" r:id="rIdwsubv38ck0ngvo64_mkz-">
+            <w:hyperlink w:history="1" r:id="rIdjaanjkwb7hocxcauf5yp-">
               <w:r>
                 <w:rPr>
                   <w:rFonts w:ascii="Arial" w:cs="Arial" w:eastAsia="Arial" w:hAnsi="Arial"/>
@@ -9232,7 +9232,7 @@
             <w:pPr>
               <w:spacing w:after="20" w:before="0"/>
             </w:pPr>
-            <w:hyperlink w:history="1" r:id="rIdbgwecou2jaq84t83qxoyw">
+            <w:hyperlink w:history="1" r:id="rId8mrlpyq8-1gqp0yj-v-uw">
               <w:r>
                 <w:rPr>
                   <w:rFonts w:ascii="Arial" w:cs="Arial" w:eastAsia="Arial" w:hAnsi="Arial"/>
@@ -9281,7 +9281,7 @@
               <w:spacing w:after="10" w:before="0"/>
               <w:ind w:left="120"/>
             </w:pPr>
-            <w:hyperlink w:history="1" r:id="rId2xzayucm74wbgag1mrzb-">
+            <w:hyperlink w:history="1" r:id="rIdw9u7dvkth8lhao3bxu-4o">
               <w:r>
                 <w:rPr>
                   <w:rFonts w:ascii="Arial" w:cs="Arial" w:eastAsia="Arial" w:hAnsi="Arial"/>
@@ -9806,7 +9806,7 @@
         </w:rPr>
         <w:t xml:space="preserve">© 2026 SeaVuria and ARES. Aligned with KICD objectives. Developed by SeaVuria; technical implementation by ARES (with AI assistance from Claude). Licensed under </w:t>
       </w:r>
-      <w:hyperlink w:history="1" r:id="rIdio0qtwmt9aforo6zowadf">
+      <w:hyperlink w:history="1" r:id="rIdi6nqgsfqrq2szk_27-gml">
         <w:r>
           <w:rPr>
             <w:rFonts w:ascii="Arial" w:cs="Arial" w:eastAsia="Arial" w:hAnsi="Arial"/>
@@ -9827,7 +9827,7 @@
         </w:rPr>
         <w:t xml:space="preserve"> (</w:t>
       </w:r>
-      <w:hyperlink w:history="1" r:id="rIdzcqedstyqbocevahk0axg">
+      <w:hyperlink w:history="1" r:id="rIdvt5ljoaybyfeeligrh5gs">
         <w:r>
           <w:rPr>
             <w:rFonts w:ascii="Arial" w:cs="Arial" w:eastAsia="Arial" w:hAnsi="Arial"/>
@@ -9904,7 +9904,7 @@
               </w:rPr>
               <w:t xml:space="preserve">LESSON 3 (</w:t>
             </w:r>
-            <w:del w:id="9108" w:author="Claude (AI) - proposed" w:date="2026-10-15T08:04:42Z">
+            <w:del w:id="9108" w:author="Claude (AI) - proposed" w:date="2026-10-18T00:32:27Z">
               <w:r>
                 <w:rPr>
                   <w:rFonts w:ascii="Arial" w:cs="Arial" w:eastAsia="Arial" w:hAnsi="Arial"/>
@@ -9919,7 +9919,7 @@
                 <w:delText xml:space="preserve">40 minutes (double lesson of 80 minutes recommended if the practical is done by every group</w:delText>
               </w:r>
             </w:del>
-            <w:ins w:id="9109" w:author="Claude (AI) - proposed" w:date="2026-10-15T08:04:42Z">
+            <w:ins w:id="9109" w:author="Claude (AI) - proposed" w:date="2026-10-18T00:32:27Z">
               <w:r>
                 <w:rPr>
                   <w:rFonts w:ascii="Arial" w:cs="Arial" w:eastAsia="Arial" w:hAnsi="Arial"/>
@@ -10378,10 +10378,10 @@
               <w:spacing w:after="40" w:before="0"/>
               <w:jc w:val="left"/>
               <w:rPr>
-                <w:ins w:id="9111" w:author="Claude (AI) - proposed" w:date="2026-10-15T08:04:42Z"/>
-              </w:rPr>
-            </w:pPr>
-            <w:ins w:id="9110" w:author="Claude (AI) - proposed" w:date="2026-10-15T08:04:42Z">
+                <w:ins w:id="9111" w:author="Claude (AI) - proposed" w:date="2026-10-18T00:32:27Z"/>
+              </w:rPr>
+            </w:pPr>
+            <w:ins w:id="9110" w:author="Claude (AI) - proposed" w:date="2026-10-18T00:32:27Z">
               <w:r>
                 <w:rPr>
                   <w:rFonts w:ascii="Arial" w:cs="Arial" w:eastAsia="Arial" w:hAnsi="Arial"/>
@@ -10403,10 +10403,10 @@
               <w:spacing w:after="40" w:before="0"/>
               <w:jc w:val="left"/>
               <w:rPr>
-                <w:del w:id="9113" w:author="Claude (AI) - proposed" w:date="2026-10-15T08:04:42Z"/>
-              </w:rPr>
-            </w:pPr>
-            <w:del w:id="9112" w:author="Claude (AI) - proposed" w:date="2026-10-15T08:04:42Z">
+                <w:del w:id="9113" w:author="Claude (AI) - proposed" w:date="2026-10-18T00:32:27Z"/>
+              </w:rPr>
+            </w:pPr>
+            <w:del w:id="9112" w:author="Claude (AI) - proposed" w:date="2026-10-18T00:32:27Z">
               <w:r>
                 <w:rPr>
                   <w:rFonts w:ascii="Arial" w:cs="Arial" w:eastAsia="Arial" w:hAnsi="Arial"/>
@@ -10940,7 +10940,7 @@
             <w:pPr>
               <w:spacing w:after="20" w:before="0"/>
             </w:pPr>
-            <w:hyperlink w:history="1" r:id="rIdl5t1hc2bk59dxlusnlsrg">
+            <w:hyperlink w:history="1" r:id="rIdjakncvx3m6dhurh4yxxh6">
               <w:r>
                 <w:rPr>
                   <w:rFonts w:ascii="Arial" w:cs="Arial" w:eastAsia="Arial" w:hAnsi="Arial"/>
@@ -10973,7 +10973,7 @@
               <w:spacing w:after="10" w:before="0"/>
               <w:ind w:left="120"/>
             </w:pPr>
-            <w:hyperlink w:history="1" r:id="rIdpzbjh_wxvwvzh2vcsuliz">
+            <w:hyperlink w:history="1" r:id="rId5rppr6hkucdy1dctdxnez">
               <w:r>
                 <w:rPr>
                   <w:rFonts w:ascii="Arial" w:cs="Arial" w:eastAsia="Arial" w:hAnsi="Arial"/>
@@ -11018,7 +11018,7 @@
             <w:pPr>
               <w:spacing w:after="20" w:before="0"/>
             </w:pPr>
-            <w:hyperlink w:history="1" r:id="rId0yuossbzpztffsgit4s32">
+            <w:hyperlink w:history="1" r:id="rIdxu4djnsdjobdapsovdo0b">
               <w:r>
                 <w:rPr>
                   <w:rFonts w:ascii="Arial" w:cs="Arial" w:eastAsia="Arial" w:hAnsi="Arial"/>
@@ -11051,7 +11051,7 @@
               <w:spacing w:after="10" w:before="0"/>
               <w:ind w:left="120"/>
             </w:pPr>
-            <w:hyperlink w:history="1" r:id="rIddvdhbqmmaouh0u1nzzwk8">
+            <w:hyperlink w:history="1" r:id="rId-ftvnvbapcfen4nak7n3s">
               <w:r>
                 <w:rPr>
                   <w:rFonts w:ascii="Arial" w:cs="Arial" w:eastAsia="Arial" w:hAnsi="Arial"/>
@@ -11251,7 +11251,7 @@
             <w:pPr>
               <w:spacing w:after="20" w:before="0"/>
             </w:pPr>
-            <w:hyperlink w:history="1" r:id="rIdo1iyd41dciqsrhlisolpw">
+            <w:hyperlink w:history="1" r:id="rIdqulqdzz0o9dv9hi-squoh">
               <w:r>
                 <w:rPr>
                   <w:rFonts w:ascii="Arial" w:cs="Arial" w:eastAsia="Arial" w:hAnsi="Arial"/>
@@ -11284,7 +11284,7 @@
               <w:spacing w:after="10" w:before="0"/>
               <w:ind w:left="120"/>
             </w:pPr>
-            <w:hyperlink w:history="1" r:id="rIdrxwcw8nf7ak-mlneg5nis">
+            <w:hyperlink w:history="1" r:id="rId1xbckmotkxaprjzqcsrx7">
               <w:r>
                 <w:rPr>
                   <w:rFonts w:ascii="Arial" w:cs="Arial" w:eastAsia="Arial" w:hAnsi="Arial"/>
@@ -11329,7 +11329,7 @@
             <w:pPr>
               <w:spacing w:after="20" w:before="0"/>
             </w:pPr>
-            <w:hyperlink w:history="1" r:id="rIdafigcu-iwsbf3ilyuahi3">
+            <w:hyperlink w:history="1" r:id="rIdh84cdhu22lnuiw2kmhd__">
               <w:r>
                 <w:rPr>
                   <w:rFonts w:ascii="Arial" w:cs="Arial" w:eastAsia="Arial" w:hAnsi="Arial"/>
@@ -11362,7 +11362,7 @@
               <w:spacing w:after="10" w:before="0"/>
               <w:ind w:left="120"/>
             </w:pPr>
-            <w:hyperlink w:history="1" r:id="rIddue9blqy2rdhuvyzuptus">
+            <w:hyperlink w:history="1" r:id="rId1sfndrvz36iqogj_5usa9">
               <w:r>
                 <w:rPr>
                   <w:rFonts w:ascii="Arial" w:cs="Arial" w:eastAsia="Arial" w:hAnsi="Arial"/>
@@ -11407,7 +11407,7 @@
               </w:rPr>
               <w:t xml:space="preserve">Groups of 4 collect the 9 V pack (six 1.5 V cells), three identical 9 V, 2.7 W bulbs, an ammeter, a switch and wires. Part A, series: they connect the loop, place the ammeter at four points in turn, close the switch briefly and record the readings in a table (expected 0.10 A at each; the bulbs glow dim). They then unscrew one bulb and note that the ammeter drops to 0 A and all bulbs go out. Part B, parallel: Mr. Otieno or one group demonstrates the three bulbs in parallel with the ammeter measuring each branch and the battery lead. Students record 0.30 A in each branch and 0.90 A at the battery, and note the bulbs are brighter. They record these numbers only, without explanation. Kipchirchir comments that the battery must be working harder in parallel; this is noted on the board as an idea to test later. Roles: builder, ammeter reader, recorder, safety checker.</w:t>
             </w:r>
-            <w:ins w:id="9114" w:author="Claude (AI) - proposed" w:date="2026-10-15T08:04:42Z">
+            <w:ins w:id="9114" w:author="Claude (AI) - proposed" w:date="2026-10-18T00:32:27Z">
               <w:r>
                 <w:rPr>
                   <w:rFonts w:ascii="Arial" w:cs="Arial" w:eastAsia="Arial" w:hAnsi="Arial"/>
@@ -11455,7 +11455,7 @@
               </w:rPr>
               <w:t xml:space="preserve">Say: 'Before you close the switch, call me to check that the ammeter is in the loop, as one of the wires, and not across a bulb.' Circulate to every group within 5 minutes. Ask each group: 'What does your reader say at point 1? At point 3? Is that what you predicted?' If readings differ slightly, say: 'Check that the ammeter is on the same scale and the connections are tight.' </w:t>
             </w:r>
-            <w:ins w:id="9115" w:author="Claude (AI) - proposed" w:date="2026-10-15T08:04:42Z">
+            <w:ins w:id="9115" w:author="Claude (AI) - proposed" w:date="2026-10-18T00:32:27Z">
               <w:r>
                 <w:rPr>
                   <w:rFonts w:ascii="Arial" w:cs="Arial" w:eastAsia="Arial" w:hAnsi="Arial"/>
@@ -11605,7 +11605,7 @@
             <w:pPr>
               <w:spacing w:after="20" w:before="0"/>
             </w:pPr>
-            <w:hyperlink w:history="1" r:id="rIdlib1xofo5ly4zthiexit5">
+            <w:hyperlink w:history="1" r:id="rIdtsn5ckzgpfovdkhneoc2x">
               <w:r>
                 <w:rPr>
                   <w:rFonts w:ascii="Arial" w:cs="Arial" w:eastAsia="Arial" w:hAnsi="Arial"/>
@@ -11638,7 +11638,7 @@
               <w:spacing w:after="10" w:before="0"/>
               <w:ind w:left="120"/>
             </w:pPr>
-            <w:hyperlink w:history="1" r:id="rId9qpl-vnossogf1oaye_ez">
+            <w:hyperlink w:history="1" r:id="rIdr1kokyefosp8pbuhpk00h">
               <w:r>
                 <w:rPr>
                   <w:rFonts w:ascii="Arial" w:cs="Arial" w:eastAsia="Arial" w:hAnsi="Arial"/>
@@ -11683,7 +11683,7 @@
             <w:pPr>
               <w:spacing w:after="20" w:before="0"/>
             </w:pPr>
-            <w:hyperlink w:history="1" r:id="rId9d1xmyip86ugxgeo_ozjj">
+            <w:hyperlink w:history="1" r:id="rIdpqevkrrlsqtvreb_rq33j">
               <w:r>
                 <w:rPr>
                   <w:rFonts w:ascii="Arial" w:cs="Arial" w:eastAsia="Arial" w:hAnsi="Arial"/>
@@ -11716,7 +11716,7 @@
               <w:spacing w:after="10" w:before="0"/>
               <w:ind w:left="120"/>
             </w:pPr>
-            <w:hyperlink w:history="1" r:id="rIdk8nvngfy2cpze_gjnlfpf">
+            <w:hyperlink w:history="1" r:id="rIdwq1mcdggzqmgtftmsp8np">
               <w:r>
                 <w:rPr>
                   <w:rFonts w:ascii="Arial" w:cs="Arial" w:eastAsia="Arial" w:hAnsi="Arial"/>
@@ -11794,7 +11794,7 @@
               </w:rPr>
               <w:t xml:space="preserve">Say: 'Turn to your partner. Using the table, explain why the reading at point 4 is not smaller than at point 1.' WAIT TIME 10-15 seconds before calling on pairs. Cold-call 3 pairs. Then say: 'Current is the rate of flow of charge: I = Q divided by t. If I is 0.10 A, how many coulombs pass in 1 second? In 60 seconds?' Give 1 minute to calculate, cold-call 2 students to the board. Ask: 'In a Kisumu village, think of matatus passing a point on a road. If every minute the same number pass the first and last stage, what does that say about the road having no turn-offs?' Link: 'A series loop has no turn-offs, so the same current passes everywhere.' </w:t>
             </w:r>
-            <w:ins w:id="9116" w:author="Claude (AI) - proposed" w:date="2026-10-15T08:04:42Z">
+            <w:ins w:id="9116" w:author="Claude (AI) - proposed" w:date="2026-10-18T00:32:27Z">
               <w:r>
                 <w:rPr>
                   <w:rFonts w:ascii="Arial" w:cs="Arial" w:eastAsia="Arial" w:hAnsi="Arial"/>
@@ -11944,7 +11944,7 @@
             <w:pPr>
               <w:spacing w:after="20" w:before="0"/>
             </w:pPr>
-            <w:hyperlink w:history="1" r:id="rId-kmuxmwjju7two535sx5q">
+            <w:hyperlink w:history="1" r:id="rIdpemkeofyk9brkpwxbdsku">
               <w:r>
                 <w:rPr>
                   <w:rFonts w:ascii="Arial" w:cs="Arial" w:eastAsia="Arial" w:hAnsi="Arial"/>
@@ -11977,7 +11977,7 @@
               <w:spacing w:after="10" w:before="0"/>
               <w:ind w:left="120"/>
             </w:pPr>
-            <w:hyperlink w:history="1" r:id="rIdsrq9kx5xbsprxgdeowyhh">
+            <w:hyperlink w:history="1" r:id="rIduc-90ykf2ep5aosit7zwg">
               <w:r>
                 <w:rPr>
                   <w:rFonts w:ascii="Arial" w:cs="Arial" w:eastAsia="Arial" w:hAnsi="Arial"/>
@@ -12022,7 +12022,7 @@
             <w:pPr>
               <w:spacing w:after="20" w:before="0"/>
             </w:pPr>
-            <w:hyperlink w:history="1" r:id="rIdfrz0eafidgjpbpuifravh">
+            <w:hyperlink w:history="1" r:id="rIdm9waoj5gu7ztx_-a314fa">
               <w:r>
                 <w:rPr>
                   <w:rFonts w:ascii="Arial" w:cs="Arial" w:eastAsia="Arial" w:hAnsi="Arial"/>
@@ -12055,7 +12055,7 @@
               <w:spacing w:after="10" w:before="0"/>
               <w:ind w:left="120"/>
             </w:pPr>
-            <w:hyperlink w:history="1" r:id="rIdzbscw67dnwwh8eurlje1a">
+            <w:hyperlink w:history="1" r:id="rIdt3b4yjncvfp-kpdscvlwz">
               <w:r>
                 <w:rPr>
                   <w:rFonts w:ascii="Arial" w:cs="Arial" w:eastAsia="Arial" w:hAnsi="Arial"/>
@@ -12255,7 +12255,7 @@
             <w:pPr>
               <w:spacing w:after="20" w:before="0"/>
             </w:pPr>
-            <w:hyperlink w:history="1" r:id="rIdkjxsjsf2sxu0rnytsznu9">
+            <w:hyperlink w:history="1" r:id="rIdntdtn86gc_hodnxqnuzmt">
               <w:r>
                 <w:rPr>
                   <w:rFonts w:ascii="Arial" w:cs="Arial" w:eastAsia="Arial" w:hAnsi="Arial"/>
@@ -12304,7 +12304,7 @@
               <w:spacing w:after="10" w:before="0"/>
               <w:ind w:left="120"/>
             </w:pPr>
-            <w:hyperlink w:history="1" r:id="rIdl8m9z0v8evq1tvft_dyqo">
+            <w:hyperlink w:history="1" r:id="rIdqxey-lmgaakvlrkskxoca">
               <w:r>
                 <w:rPr>
                   <w:rFonts w:ascii="Arial" w:cs="Arial" w:eastAsia="Arial" w:hAnsi="Arial"/>
@@ -12349,7 +12349,7 @@
             <w:pPr>
               <w:spacing w:after="20" w:before="0"/>
             </w:pPr>
-            <w:hyperlink w:history="1" r:id="rIdhw1w9-q-8ou2lnyfe-ksn">
+            <w:hyperlink w:history="1" r:id="rIdbrkcilrq6hq_feqlsjneg">
               <w:r>
                 <w:rPr>
                   <w:rFonts w:ascii="Arial" w:cs="Arial" w:eastAsia="Arial" w:hAnsi="Arial"/>
@@ -12382,7 +12382,7 @@
               <w:spacing w:after="10" w:before="0"/>
               <w:ind w:left="120"/>
             </w:pPr>
-            <w:hyperlink w:history="1" r:id="rIdwggilsddg8-ckt6vgnisk">
+            <w:hyperlink w:history="1" r:id="rId3sstxqdrmudbfaozgrudd">
               <w:r>
                 <w:rPr>
                   <w:rFonts w:ascii="Arial" w:cs="Arial" w:eastAsia="Arial" w:hAnsi="Arial"/>
@@ -12907,7 +12907,7 @@
         </w:rPr>
         <w:t xml:space="preserve">© 2026 SeaVuria and ARES. Aligned with KICD objectives. Developed by SeaVuria; technical implementation by ARES (with AI assistance from Claude). Licensed under </w:t>
       </w:r>
-      <w:hyperlink w:history="1" r:id="rIdxi7jqua2_qdh4cmnrlzkb">
+      <w:hyperlink w:history="1" r:id="rId1lbrkyytegoqbmfyxttsq">
         <w:r>
           <w:rPr>
             <w:rFonts w:ascii="Arial" w:cs="Arial" w:eastAsia="Arial" w:hAnsi="Arial"/>
@@ -12928,7 +12928,7 @@
         </w:rPr>
         <w:t xml:space="preserve"> (</w:t>
       </w:r>
-      <w:hyperlink w:history="1" r:id="rId1b5cwbzc9_af3ffxgnxyv">
+      <w:hyperlink w:history="1" r:id="rIdhmv11slul72dmxojh6flz">
         <w:r>
           <w:rPr>
             <w:rFonts w:ascii="Arial" w:cs="Arial" w:eastAsia="Arial" w:hAnsi="Arial"/>
@@ -13449,7 +13449,7 @@
               </w:rPr>
               <w:t xml:space="preserve">How </w:t>
             </w:r>
-            <w:del w:id="9117" w:author="Claude (AI) - proposed" w:date="2026-10-15T08:04:42Z">
+            <w:del w:id="9117" w:author="Claude (AI) - proposed" w:date="2026-10-18T00:32:27Z">
               <w:r>
                 <w:rPr>
                   <w:rFonts w:ascii="Arial" w:cs="Arial" w:eastAsia="Arial" w:hAnsi="Arial"/>
@@ -13464,7 +13464,7 @@
                 <w:delText xml:space="preserve">do we determine the relationship between current, potential difference and resistance in an electric circuit</w:delText>
               </w:r>
             </w:del>
-            <w:ins w:id="9118" w:author="Claude (AI) - proposed" w:date="2026-10-15T08:04:42Z">
+            <w:ins w:id="9118" w:author="Claude (AI) - proposed" w:date="2026-10-18T00:32:27Z">
               <w:r>
                 <w:rPr>
                   <w:rFonts w:ascii="Arial" w:cs="Arial" w:eastAsia="Arial" w:hAnsi="Arial"/>
@@ -13492,7 +13492,7 @@
               </w:rPr>
               <w:t xml:space="preserve">? (This lesson supplies the potential difference </w:t>
             </w:r>
-            <w:del w:id="9119" w:author="Claude (AI) - proposed" w:date="2026-10-15T08:04:42Z">
+            <w:del w:id="9119" w:author="Claude (AI) - proposed" w:date="2026-10-18T00:32:27Z">
               <w:r>
                 <w:rPr>
                   <w:rFonts w:ascii="Arial" w:cs="Arial" w:eastAsia="Arial" w:hAnsi="Arial"/>
@@ -13507,7 +13507,7 @@
                 <w:delText xml:space="preserve">part</w:delText>
               </w:r>
             </w:del>
-            <w:ins w:id="9120" w:author="Claude (AI) - proposed" w:date="2026-10-15T08:04:42Z">
+            <w:ins w:id="9120" w:author="Claude (AI) - proposed" w:date="2026-10-18T00:32:27Z">
               <w:r>
                 <w:rPr>
                   <w:rFonts w:ascii="Arial" w:cs="Arial" w:eastAsia="Arial" w:hAnsi="Arial"/>
@@ -14054,7 +14054,7 @@
             <w:pPr>
               <w:spacing w:after="20" w:before="0"/>
             </w:pPr>
-            <w:hyperlink w:history="1" r:id="rIdkaa0ka2m2tu6t6dyjnd9f">
+            <w:hyperlink w:history="1" r:id="rIdpz5aj80ikltdihyprbnme">
               <w:r>
                 <w:rPr>
                   <w:rFonts w:ascii="Arial" w:cs="Arial" w:eastAsia="Arial" w:hAnsi="Arial"/>
@@ -14087,7 +14087,7 @@
               <w:spacing w:after="10" w:before="0"/>
               <w:ind w:left="120"/>
             </w:pPr>
-            <w:hyperlink w:history="1" r:id="rIdpodwnhzfd3twtruwgboh8">
+            <w:hyperlink w:history="1" r:id="rId8-a49kygbb6fbvsyq8vkj">
               <w:r>
                 <w:rPr>
                   <w:rFonts w:ascii="Arial" w:cs="Arial" w:eastAsia="Arial" w:hAnsi="Arial"/>
@@ -14132,7 +14132,7 @@
             <w:pPr>
               <w:spacing w:after="20" w:before="0"/>
             </w:pPr>
-            <w:hyperlink w:history="1" r:id="rIdzfofuncqciart9mdaroas">
+            <w:hyperlink w:history="1" r:id="rIdirramwsle6m2o062fu6q3">
               <w:r>
                 <w:rPr>
                   <w:rFonts w:ascii="Arial" w:cs="Arial" w:eastAsia="Arial" w:hAnsi="Arial"/>
@@ -14165,7 +14165,7 @@
               <w:spacing w:after="10" w:before="0"/>
               <w:ind w:left="120"/>
             </w:pPr>
-            <w:hyperlink w:history="1" r:id="rIdbn3b78afuetlptsl3eo2k">
+            <w:hyperlink w:history="1" r:id="rIdtve-gtwng2ez4xzy2yyrl">
               <w:r>
                 <w:rPr>
                   <w:rFonts w:ascii="Arial" w:cs="Arial" w:eastAsia="Arial" w:hAnsi="Arial"/>
@@ -14230,7 +14230,7 @@
               <w:spacing w:after="40" w:before="0"/>
               <w:jc w:val="left"/>
             </w:pPr>
-            <w:ins w:id="9121" w:author="Claude (AI) - proposed" w:date="2026-10-15T08:04:42Z">
+            <w:ins w:id="9121" w:author="Claude (AI) - proposed" w:date="2026-10-18T00:32:27Z">
               <w:r>
                 <w:rPr>
                   <w:rFonts w:ascii="Arial" w:cs="Arial" w:eastAsia="Arial" w:hAnsi="Arial"/>
@@ -14380,7 +14380,7 @@
             <w:pPr>
               <w:spacing w:after="20" w:before="0"/>
             </w:pPr>
-            <w:hyperlink w:history="1" r:id="rIdcf7fon-7fokmpefudoesw">
+            <w:hyperlink w:history="1" r:id="rIdlcvdddnb3edpqwazf8qr4">
               <w:r>
                 <w:rPr>
                   <w:rFonts w:ascii="Arial" w:cs="Arial" w:eastAsia="Arial" w:hAnsi="Arial"/>
@@ -14413,7 +14413,7 @@
               <w:spacing w:after="10" w:before="0"/>
               <w:ind w:left="120"/>
             </w:pPr>
-            <w:hyperlink w:history="1" r:id="rIdm9ppm2iinrwhihzxhoh5r">
+            <w:hyperlink w:history="1" r:id="rIdczw59yeicfo2qwd-ud9zb">
               <w:r>
                 <w:rPr>
                   <w:rFonts w:ascii="Arial" w:cs="Arial" w:eastAsia="Arial" w:hAnsi="Arial"/>
@@ -14458,7 +14458,7 @@
             <w:pPr>
               <w:spacing w:after="20" w:before="0"/>
             </w:pPr>
-            <w:hyperlink w:history="1" r:id="rIdbcnpacmbgkhcfo56lkid2">
+            <w:hyperlink w:history="1" r:id="rIdewaynp1pup23tsx6nqx1r">
               <w:r>
                 <w:rPr>
                   <w:rFonts w:ascii="Arial" w:cs="Arial" w:eastAsia="Arial" w:hAnsi="Arial"/>
@@ -14491,7 +14491,7 @@
               <w:spacing w:after="10" w:before="0"/>
               <w:ind w:left="120"/>
             </w:pPr>
-            <w:hyperlink w:history="1" r:id="rIdkousptc1wewkron5m_y91">
+            <w:hyperlink w:history="1" r:id="rIderiau2nc2ap3_lyh8ahks">
               <w:r>
                 <w:rPr>
                   <w:rFonts w:ascii="Arial" w:cs="Arial" w:eastAsia="Arial" w:hAnsi="Arial"/>
@@ -14691,7 +14691,7 @@
             <w:pPr>
               <w:spacing w:after="20" w:before="0"/>
             </w:pPr>
-            <w:hyperlink w:history="1" r:id="rIdv-asqj1mobbeekzi2lliu">
+            <w:hyperlink w:history="1" r:id="rIdo3qzfqd3dsxkrvezserdu">
               <w:r>
                 <w:rPr>
                   <w:rFonts w:ascii="Arial" w:cs="Arial" w:eastAsia="Arial" w:hAnsi="Arial"/>
@@ -14724,7 +14724,7 @@
               <w:spacing w:after="10" w:before="0"/>
               <w:ind w:left="120"/>
             </w:pPr>
-            <w:hyperlink w:history="1" r:id="rIdtuj4a1vzamihlqfgyianf">
+            <w:hyperlink w:history="1" r:id="rIdcwbasmdy9lope4w1obixm">
               <w:r>
                 <w:rPr>
                   <w:rFonts w:ascii="Arial" w:cs="Arial" w:eastAsia="Arial" w:hAnsi="Arial"/>
@@ -14769,7 +14769,7 @@
             <w:pPr>
               <w:spacing w:after="20" w:before="0"/>
             </w:pPr>
-            <w:hyperlink w:history="1" r:id="rIdeko0qap6dny_6ivtdzn-p">
+            <w:hyperlink w:history="1" r:id="rIddz53_lc0b6fvhpqg7mven">
               <w:r>
                 <w:rPr>
                   <w:rFonts w:ascii="Arial" w:cs="Arial" w:eastAsia="Arial" w:hAnsi="Arial"/>
@@ -14802,7 +14802,7 @@
               <w:spacing w:after="10" w:before="0"/>
               <w:ind w:left="120"/>
             </w:pPr>
-            <w:hyperlink w:history="1" r:id="rIdecufud9ukxvigcx9ekia2">
+            <w:hyperlink w:history="1" r:id="rId4gfuy-zhlsxawvk1wh4he">
               <w:r>
                 <w:rPr>
                   <w:rFonts w:ascii="Arial" w:cs="Arial" w:eastAsia="Arial" w:hAnsi="Arial"/>
@@ -14880,7 +14880,7 @@
               </w:rPr>
               <w:t xml:space="preserve">Say: 'Think of each coulomb as a porter leaving the battery carrying 9 joules. Where does it drop its load?' Draw both circuits on the board with energy bars (9 J split 3 + 3 + 3 in series; 9 J dropped at one bulb in parallel). Ask: 'So what does 1 V mean?' WAIT TIME 10-15 seconds, then cold-call 3 learners to complete: '1 volt is one ___ per ___.' Contrast: 'e.m.f. belongs to the source; p.d. belongs to the component.' </w:t>
             </w:r>
-            <w:ins w:id="9122" w:author="Claude (AI) - proposed" w:date="2026-10-15T08:04:42Z">
+            <w:ins w:id="9122" w:author="Claude (AI) - proposed" w:date="2026-10-18T00:32:27Z">
               <w:r>
                 <w:rPr>
                   <w:rFonts w:ascii="Arial" w:cs="Arial" w:eastAsia="Arial" w:hAnsi="Arial"/>
@@ -15030,7 +15030,7 @@
             <w:pPr>
               <w:spacing w:after="20" w:before="0"/>
             </w:pPr>
-            <w:hyperlink w:history="1" r:id="rIdej696qkltrl0-5kg6hjnt">
+            <w:hyperlink w:history="1" r:id="rIdnduukphw5tvanw2ccyjnc">
               <w:r>
                 <w:rPr>
                   <w:rFonts w:ascii="Arial" w:cs="Arial" w:eastAsia="Arial" w:hAnsi="Arial"/>
@@ -15063,7 +15063,7 @@
               <w:spacing w:after="10" w:before="0"/>
               <w:ind w:left="120"/>
             </w:pPr>
-            <w:hyperlink w:history="1" r:id="rIdzmhuc8zn8jwheeso4a5p6">
+            <w:hyperlink w:history="1" r:id="rIdcyexflvnir6mcjllmzvls">
               <w:r>
                 <w:rPr>
                   <w:rFonts w:ascii="Arial" w:cs="Arial" w:eastAsia="Arial" w:hAnsi="Arial"/>
@@ -15108,7 +15108,7 @@
             <w:pPr>
               <w:spacing w:after="20" w:before="0"/>
             </w:pPr>
-            <w:hyperlink w:history="1" r:id="rIdqasjlgu17ckpcweij2qu5">
+            <w:hyperlink w:history="1" r:id="rIdtyo8b_dlq9atrdpj6hv7a">
               <w:r>
                 <w:rPr>
                   <w:rFonts w:ascii="Arial" w:cs="Arial" w:eastAsia="Arial" w:hAnsi="Arial"/>
@@ -15141,7 +15141,7 @@
               <w:spacing w:after="10" w:before="0"/>
               <w:ind w:left="120"/>
             </w:pPr>
-            <w:hyperlink w:history="1" r:id="rIdait0txud7dhio_ufbuu7p">
+            <w:hyperlink w:history="1" r:id="rIdf9bqgcgrnwgfjo0pohizy">
               <w:r>
                 <w:rPr>
                   <w:rFonts w:ascii="Arial" w:cs="Arial" w:eastAsia="Arial" w:hAnsi="Arial"/>
@@ -15341,7 +15341,7 @@
             <w:pPr>
               <w:spacing w:after="20" w:before="0"/>
             </w:pPr>
-            <w:hyperlink w:history="1" r:id="rIdvpkiwxwi2pn951cxejcoj">
+            <w:hyperlink w:history="1" r:id="rId4rkcp4gyhja9czxmymeuw">
               <w:r>
                 <w:rPr>
                   <w:rFonts w:ascii="Arial" w:cs="Arial" w:eastAsia="Arial" w:hAnsi="Arial"/>
@@ -15374,7 +15374,7 @@
               <w:spacing w:after="10" w:before="0"/>
               <w:ind w:left="120"/>
             </w:pPr>
-            <w:hyperlink w:history="1" r:id="rIdp-8bw-8pl5mcadepwahbw">
+            <w:hyperlink w:history="1" r:id="rIdcnrmjqnb45llwgi94tr_q">
               <w:r>
                 <w:rPr>
                   <w:rFonts w:ascii="Arial" w:cs="Arial" w:eastAsia="Arial" w:hAnsi="Arial"/>
@@ -15419,7 +15419,7 @@
             <w:pPr>
               <w:spacing w:after="20" w:before="0"/>
             </w:pPr>
-            <w:hyperlink w:history="1" r:id="rIdnrzddj-h6nn41v9-gyacl">
+            <w:hyperlink w:history="1" r:id="rIdaz3g9ypnxkbijd0mkj2h3">
               <w:r>
                 <w:rPr>
                   <w:rFonts w:ascii="Arial" w:cs="Arial" w:eastAsia="Arial" w:hAnsi="Arial"/>
@@ -15452,7 +15452,7 @@
               <w:spacing w:after="10" w:before="0"/>
               <w:ind w:left="120"/>
             </w:pPr>
-            <w:hyperlink w:history="1" r:id="rIdlexmykqxlpxwflfka94_w">
+            <w:hyperlink w:history="1" r:id="rIdiutg5iya_lfqghvdi0l_8">
               <w:r>
                 <w:rPr>
                   <w:rFonts w:ascii="Arial" w:cs="Arial" w:eastAsia="Arial" w:hAnsi="Arial"/>
@@ -15977,7 +15977,7 @@
         </w:rPr>
         <w:t xml:space="preserve">© 2026 SeaVuria and ARES. Aligned with KICD objectives. Developed by SeaVuria; technical implementation by ARES (with AI assistance from Claude). Licensed under </w:t>
       </w:r>
-      <w:hyperlink w:history="1" r:id="rId_w1_59owsysxcwpv_lhe6">
+      <w:hyperlink w:history="1" r:id="rIdhtwog0pm8wjvvetr2fvec">
         <w:r>
           <w:rPr>
             <w:rFonts w:ascii="Arial" w:cs="Arial" w:eastAsia="Arial" w:hAnsi="Arial"/>
@@ -15998,7 +15998,7 @@
         </w:rPr>
         <w:t xml:space="preserve"> (</w:t>
       </w:r>
-      <w:hyperlink w:history="1" r:id="rId49hxf6pulcj1a_ivgihec">
+      <w:hyperlink w:history="1" r:id="rIdbg39recvn-6i1qduatfdh">
         <w:r>
           <w:rPr>
             <w:rFonts w:ascii="Arial" w:cs="Arial" w:eastAsia="Arial" w:hAnsi="Arial"/>
@@ -16506,10 +16506,10 @@
               <w:spacing w:after="40" w:before="0"/>
               <w:jc w:val="left"/>
               <w:rPr>
-                <w:ins w:id="9124" w:author="Claude (AI) - proposed" w:date="2026-10-15T08:04:42Z"/>
-              </w:rPr>
-            </w:pPr>
-            <w:ins w:id="9123" w:author="Claude (AI) - proposed" w:date="2026-10-15T08:04:42Z">
+                <w:ins w:id="9124" w:author="Claude (AI) - proposed" w:date="2026-10-18T00:32:27Z"/>
+              </w:rPr>
+            </w:pPr>
+            <w:ins w:id="9123" w:author="Claude (AI) - proposed" w:date="2026-10-18T00:32:27Z">
               <w:r>
                 <w:rPr>
                   <w:rFonts w:ascii="Arial" w:cs="Arial" w:eastAsia="Arial" w:hAnsi="Arial"/>
@@ -16531,10 +16531,10 @@
               <w:spacing w:after="40" w:before="0"/>
               <w:jc w:val="left"/>
               <w:rPr>
-                <w:del w:id="9126" w:author="Claude (AI) - proposed" w:date="2026-10-15T08:04:42Z"/>
-              </w:rPr>
-            </w:pPr>
-            <w:del w:id="9125" w:author="Claude (AI) - proposed" w:date="2026-10-15T08:04:42Z">
+                <w:del w:id="9126" w:author="Claude (AI) - proposed" w:date="2026-10-18T00:32:27Z"/>
+              </w:rPr>
+            </w:pPr>
+            <w:del w:id="9125" w:author="Claude (AI) - proposed" w:date="2026-10-18T00:32:27Z">
               <w:r>
                 <w:rPr>
                   <w:rFonts w:ascii="Arial" w:cs="Arial" w:eastAsia="Arial" w:hAnsi="Arial"/>
@@ -16685,7 +16685,7 @@
               </w:rPr>
               <w:t xml:space="preserve">Use only the low-voltage dry-cell supply (maximum 7.5 V from 1.5 V cells) and never mains 240 V. Check that the ammeter is in series and the voltmeter is in parallel before switching on. </w:t>
             </w:r>
-            <w:ins w:id="9127" w:author="Claude (AI) - proposed" w:date="2026-10-15T08:04:42Z">
+            <w:ins w:id="9127" w:author="Claude (AI) - proposed" w:date="2026-10-18T00:32:27Z">
               <w:r>
                 <w:rPr>
                   <w:rFonts w:ascii="Arial" w:cs="Arial" w:eastAsia="Arial" w:hAnsi="Arial"/>
@@ -16713,7 +16713,7 @@
               </w:rPr>
               <w:t xml:space="preserve">Open the switch between readings, because the resistor warms</w:t>
             </w:r>
-            <w:del w:id="9128" w:author="Claude (AI) - proposed" w:date="2026-10-15T08:04:42Z">
+            <w:del w:id="9128" w:author="Claude (AI) - proposed" w:date="2026-10-18T00:32:27Z">
               <w:r>
                 <w:rPr>
                   <w:rFonts w:ascii="Arial" w:cs="Arial" w:eastAsia="Arial" w:hAnsi="Arial"/>
@@ -17124,7 +17124,7 @@
             <w:pPr>
               <w:spacing w:after="20" w:before="0"/>
             </w:pPr>
-            <w:hyperlink w:history="1" r:id="rIdc6zpdnd3rpqe0wvvpwiib">
+            <w:hyperlink w:history="1" r:id="rIdwxtjmr2krdrskqqt8ahoe">
               <w:r>
                 <w:rPr>
                   <w:rFonts w:ascii="Arial" w:cs="Arial" w:eastAsia="Arial" w:hAnsi="Arial"/>
@@ -17157,7 +17157,7 @@
               <w:spacing w:after="10" w:before="0"/>
               <w:ind w:left="120"/>
             </w:pPr>
-            <w:hyperlink w:history="1" r:id="rIdmsdjviaawz7ezu1igsy_t">
+            <w:hyperlink w:history="1" r:id="rIdjd_iww9fwl2rgtvl4r-9a">
               <w:r>
                 <w:rPr>
                   <w:rFonts w:ascii="Arial" w:cs="Arial" w:eastAsia="Arial" w:hAnsi="Arial"/>
@@ -17202,7 +17202,7 @@
             <w:pPr>
               <w:spacing w:after="20" w:before="0"/>
             </w:pPr>
-            <w:hyperlink w:history="1" r:id="rId93k1718wpdywqszecokk2">
+            <w:hyperlink w:history="1" r:id="rIda2-2baggb0etphszs2arf">
               <w:r>
                 <w:rPr>
                   <w:rFonts w:ascii="Arial" w:cs="Arial" w:eastAsia="Arial" w:hAnsi="Arial"/>
@@ -17235,7 +17235,7 @@
               <w:spacing w:after="10" w:before="0"/>
               <w:ind w:left="120"/>
             </w:pPr>
-            <w:hyperlink w:history="1" r:id="rIdkti8gahymkgou11gk6l8t">
+            <w:hyperlink w:history="1" r:id="rId16twi50lgrim8bpedjg6a">
               <w:r>
                 <w:rPr>
                   <w:rFonts w:ascii="Arial" w:cs="Arial" w:eastAsia="Arial" w:hAnsi="Arial"/>
@@ -17435,7 +17435,7 @@
             <w:pPr>
               <w:spacing w:after="20" w:before="0"/>
             </w:pPr>
-            <w:hyperlink w:history="1" r:id="rId3q3l_3enol6aylweayx7x">
+            <w:hyperlink w:history="1" r:id="rId8soqmft5c2dc9_gfto7ht">
               <w:r>
                 <w:rPr>
                   <w:rFonts w:ascii="Arial" w:cs="Arial" w:eastAsia="Arial" w:hAnsi="Arial"/>
@@ -17468,7 +17468,7 @@
               <w:spacing w:after="10" w:before="0"/>
               <w:ind w:left="120"/>
             </w:pPr>
-            <w:hyperlink w:history="1" r:id="rIdwik2zfxlfevfiozgk1feh">
+            <w:hyperlink w:history="1" r:id="rIdwx6gantiuw1kxdulwjy-u">
               <w:r>
                 <w:rPr>
                   <w:rFonts w:ascii="Arial" w:cs="Arial" w:eastAsia="Arial" w:hAnsi="Arial"/>
@@ -17513,7 +17513,7 @@
             <w:pPr>
               <w:spacing w:after="20" w:before="0"/>
             </w:pPr>
-            <w:hyperlink w:history="1" r:id="rId6w5dgbf1kwnmt812eyvu9">
+            <w:hyperlink w:history="1" r:id="rIdhola2ktxtoag_oqz_etgc">
               <w:r>
                 <w:rPr>
                   <w:rFonts w:ascii="Arial" w:cs="Arial" w:eastAsia="Arial" w:hAnsi="Arial"/>
@@ -17546,7 +17546,7 @@
               <w:spacing w:after="10" w:before="0"/>
               <w:ind w:left="120"/>
             </w:pPr>
-            <w:hyperlink w:history="1" r:id="rIdddytmtp_-be9da_zkzveo">
+            <w:hyperlink w:history="1" r:id="rIdz2ix3vg7yfekny0jtugqv">
               <w:r>
                 <w:rPr>
                   <w:rFonts w:ascii="Arial" w:cs="Arial" w:eastAsia="Arial" w:hAnsi="Arial"/>
@@ -17591,7 +17591,7 @@
               </w:rPr>
               <w:t xml:space="preserve">Each group of four builds the circuit: 1.5 V dry cells in a holder, a switch, a 30 Ω resistor and an ammeter in series, with a voltmeter connected in parallel across the resistor. Roles: connector, reader of the ammeter, reader of the voltmeter, recorder. They begin with one cell (1.5 V), close the switch, read V and I, open the switch, and repeat with 2, 3, 4 and 5 cells (up to 7.5 V). The expected results are 1.5 V with 0.05 A, 3.0 V with 0.10 A, 4.5 V with 0.15 A, 6.0 V with 0.20 A and 7.5 V with 0.25 A (small differences from real equipment are recorded honestly). They add a column V/I. Then they replace the resistor with the </w:t>
             </w:r>
-            <w:del w:id="9129" w:author="Claude (AI) - proposed" w:date="2026-10-15T08:04:42Z">
+            <w:del w:id="9129" w:author="Claude (AI) - proposed" w:date="2026-10-18T00:32:27Z">
               <w:r>
                 <w:rPr>
                   <w:rFonts w:ascii="Arial" w:cs="Arial" w:eastAsia="Arial" w:hAnsi="Arial"/>
@@ -17619,7 +17619,7 @@
               </w:rPr>
               <w:t xml:space="preserve">demo bulb, read 3.0 V and </w:t>
             </w:r>
-            <w:ins w:id="9130" w:author="Claude (AI) - proposed" w:date="2026-10-15T08:04:42Z">
+            <w:ins w:id="9130" w:author="Claude (AI) - proposed" w:date="2026-10-18T00:32:27Z">
               <w:r>
                 <w:rPr>
                   <w:rFonts w:ascii="Arial" w:cs="Arial" w:eastAsia="Arial" w:hAnsi="Arial"/>
@@ -17647,7 +17647,7 @@
               </w:rPr>
               <w:t xml:space="preserve">0.10 A</w:t>
             </w:r>
-            <w:ins w:id="9131" w:author="Claude (AI) - proposed" w:date="2026-10-15T08:04:42Z">
+            <w:ins w:id="9131" w:author="Claude (AI) - proposed" w:date="2026-10-18T00:32:27Z">
               <w:r>
                 <w:rPr>
                   <w:rFonts w:ascii="Arial" w:cs="Arial" w:eastAsia="Arial" w:hAnsi="Arial"/>
@@ -17675,7 +17675,7 @@
               </w:rPr>
               <w:t xml:space="preserve">, and compare V/I</w:t>
             </w:r>
-            <w:ins w:id="9132" w:author="Claude (AI) - proposed" w:date="2026-10-15T08:04:42Z">
+            <w:ins w:id="9132" w:author="Claude (AI) - proposed" w:date="2026-10-18T00:32:27Z">
               <w:r>
                 <w:rPr>
                   <w:rFonts w:ascii="Arial" w:cs="Arial" w:eastAsia="Arial" w:hAnsi="Arial"/>
@@ -17858,7 +17858,7 @@
             <w:pPr>
               <w:spacing w:after="20" w:before="0"/>
             </w:pPr>
-            <w:hyperlink w:history="1" r:id="rIdqd0ienn5obsbdngy6iy7i">
+            <w:hyperlink w:history="1" r:id="rIdev7emwsbz8zjphvsgecog">
               <w:r>
                 <w:rPr>
                   <w:rFonts w:ascii="Arial" w:cs="Arial" w:eastAsia="Arial" w:hAnsi="Arial"/>
@@ -17891,7 +17891,7 @@
               <w:spacing w:after="10" w:before="0"/>
               <w:ind w:left="120"/>
             </w:pPr>
-            <w:hyperlink w:history="1" r:id="rIdvwhs_m_y6o4ib21dmtns0">
+            <w:hyperlink w:history="1" r:id="rIdu689f78eyzweco0upk4gx">
               <w:r>
                 <w:rPr>
                   <w:rFonts w:ascii="Arial" w:cs="Arial" w:eastAsia="Arial" w:hAnsi="Arial"/>
@@ -17936,7 +17936,7 @@
             <w:pPr>
               <w:spacing w:after="20" w:before="0"/>
             </w:pPr>
-            <w:hyperlink w:history="1" r:id="rIdtw-4_rlvmnx_orrkttazu">
+            <w:hyperlink w:history="1" r:id="rIdjaoimiog8fyqnsu-sbjdw">
               <w:r>
                 <w:rPr>
                   <w:rFonts w:ascii="Arial" w:cs="Arial" w:eastAsia="Arial" w:hAnsi="Arial"/>
@@ -17969,7 +17969,7 @@
               <w:spacing w:after="10" w:before="0"/>
               <w:ind w:left="120"/>
             </w:pPr>
-            <w:hyperlink w:history="1" r:id="rId29erhssj14xezl6g-hzdd">
+            <w:hyperlink w:history="1" r:id="rIdf2wzadwfzp5zmqh1pvq8j">
               <w:r>
                 <w:rPr>
                   <w:rFonts w:ascii="Arial" w:cs="Arial" w:eastAsia="Arial" w:hAnsi="Arial"/>
@@ -18014,7 +18014,7 @@
               </w:rPr>
               <w:t xml:space="preserve">Students calculate the gradient of their V-I graph by choosing two points far apart on the line, e.g. (0.05 A, 1.5 V) and (0.25 A, 7.5 V): gradient = (7.5 - 1.5)/(0.25 - 0.05) = 6.0/0.20 = 30 Ω. They compare this with the V/I column and with the resistor's label of 30 Ω. They state Ohm's law in their own words, then write V = IR and rearrange it to I = V/R and R = V/I. They check whether the 30 Ω bulb at 3.0 V and 0.10 A fits the same rule (3.0/0.10 = 30 Ω), noting that real filaments heat up so this is a simplification. They then revisit their predictions and decide which was correct. Finally they use the rule to answer a short problem: 'In the series loop the </w:t>
             </w:r>
-            <w:del w:id="9133" w:author="Claude (AI) - proposed" w:date="2026-10-15T08:04:42Z">
+            <w:del w:id="9133" w:author="Claude (AI) - proposed" w:date="2026-10-18T00:32:27Z">
               <w:r>
                 <w:rPr>
                   <w:rFonts w:ascii="Arial" w:cs="Arial" w:eastAsia="Arial" w:hAnsi="Arial"/>
@@ -18029,7 +18029,7 @@
                 <w:delText xml:space="preserve">three bulbs were 90 Ω in total with a 9 V supply. Using V = IR, what current do you expect?' (I = 9/90 =</w:delText>
               </w:r>
             </w:del>
-            <w:ins w:id="9134" w:author="Claude (AI) - proposed" w:date="2026-10-15T08:04:42Z">
+            <w:ins w:id="9134" w:author="Claude (AI) - proposed" w:date="2026-10-18T00:32:27Z">
               <w:r>
                 <w:rPr>
                   <w:rFonts w:ascii="Arial" w:cs="Arial" w:eastAsia="Arial" w:hAnsi="Arial"/>
@@ -18057,7 +18057,7 @@
               </w:rPr>
               <w:t xml:space="preserve"> 0.10 A</w:t>
             </w:r>
-            <w:del w:id="9135" w:author="Claude (AI) - proposed" w:date="2026-10-15T08:04:42Z">
+            <w:del w:id="9135" w:author="Claude (AI) - proposed" w:date="2026-10-18T00:32:27Z">
               <w:r>
                 <w:rPr>
                   <w:rFonts w:ascii="Arial" w:cs="Arial" w:eastAsia="Arial" w:hAnsi="Arial"/>
@@ -18072,7 +18072,7 @@
                 <w:delText xml:space="preserve">, matching the measurement</w:delText>
               </w:r>
             </w:del>
-            <w:ins w:id="9136" w:author="Claude (AI) - proposed" w:date="2026-10-15T08:04:42Z">
+            <w:ins w:id="9136" w:author="Claude (AI) - proposed" w:date="2026-10-18T00:32:27Z">
               <w:r>
                 <w:rPr>
                   <w:rFonts w:ascii="Arial" w:cs="Arial" w:eastAsia="Arial" w:hAnsi="Arial"/>
@@ -18133,7 +18133,7 @@
               </w:rPr>
               <w:t xml:space="preserve">Ask: 'What does the gradient of your graph tell us? Which quantity are we getting out of it?' WAIT TIME of 10-15 seconds, then cold-call 3 students. Say: 'Explain to your partner why the line is straight, using the words p.d. and current. Then give me one sentence.' Cold-call 2 pairs. Write on the board: 'For an ohmic conductor at constant temperature, V is directly proportional to I, and V/I = R.' Ask: 'Kipchirchir predicted a curve. What does the evidence say about his prediction? What did he get right about the idea?' Make clear that it is fine to revise ideas. Pose: 'If I doubled the resistance to 60 Ω and kept 9 V, what would the current be?' WAIT TIME 10-15 seconds, cold-call 2 students. Clarify that Lesson 6 will explore why different wires and filaments have different resistance, and Lessons 7-8 will combine resistors. Do not derive series and parallel rules today. </w:t>
             </w:r>
-            <w:ins w:id="9137" w:author="Claude (AI) - proposed" w:date="2026-10-15T08:04:42Z">
+            <w:ins w:id="9137" w:author="Claude (AI) - proposed" w:date="2026-10-18T00:32:27Z">
               <w:r>
                 <w:rPr>
                   <w:rFonts w:ascii="Arial" w:cs="Arial" w:eastAsia="Arial" w:hAnsi="Arial"/>
@@ -18283,7 +18283,7 @@
             <w:pPr>
               <w:spacing w:after="20" w:before="0"/>
             </w:pPr>
-            <w:hyperlink w:history="1" r:id="rIdoltzxbwecevudp5qmre0f">
+            <w:hyperlink w:history="1" r:id="rIdvswsmffmkftqsqq6vrtun">
               <w:r>
                 <w:rPr>
                   <w:rFonts w:ascii="Arial" w:cs="Arial" w:eastAsia="Arial" w:hAnsi="Arial"/>
@@ -18316,7 +18316,7 @@
               <w:spacing w:after="10" w:before="0"/>
               <w:ind w:left="120"/>
             </w:pPr>
-            <w:hyperlink w:history="1" r:id="rId6guwcapluwewnibsynol0">
+            <w:hyperlink w:history="1" r:id="rIdzukgbfpmxurfeknvhc89o">
               <w:r>
                 <w:rPr>
                   <w:rFonts w:ascii="Arial" w:cs="Arial" w:eastAsia="Arial" w:hAnsi="Arial"/>
@@ -18361,7 +18361,7 @@
             <w:pPr>
               <w:spacing w:after="20" w:before="0"/>
             </w:pPr>
-            <w:hyperlink w:history="1" r:id="rIdtgh1ll6yi1ubvd6uzpdm3">
+            <w:hyperlink w:history="1" r:id="rId3sysovzri4fk3vtow9bvh">
               <w:r>
                 <w:rPr>
                   <w:rFonts w:ascii="Arial" w:cs="Arial" w:eastAsia="Arial" w:hAnsi="Arial"/>
@@ -18394,7 +18394,7 @@
               <w:spacing w:after="10" w:before="0"/>
               <w:ind w:left="120"/>
             </w:pPr>
-            <w:hyperlink w:history="1" r:id="rIdu5hw1cafd01kwizy-0j0z">
+            <w:hyperlink w:history="1" r:id="rIdhhwkbea2ztvxeschle64c">
               <w:r>
                 <w:rPr>
                   <w:rFonts w:ascii="Arial" w:cs="Arial" w:eastAsia="Arial" w:hAnsi="Arial"/>
@@ -18594,7 +18594,7 @@
             <w:pPr>
               <w:spacing w:after="20" w:before="0"/>
             </w:pPr>
-            <w:hyperlink w:history="1" r:id="rIdbwsqpr6ieksctyoxjnoep">
+            <w:hyperlink w:history="1" r:id="rIdzn8h8r4uibccxsdhqfddu">
               <w:r>
                 <w:rPr>
                   <w:rFonts w:ascii="Arial" w:cs="Arial" w:eastAsia="Arial" w:hAnsi="Arial"/>
@@ -18643,7 +18643,7 @@
               <w:spacing w:after="10" w:before="0"/>
               <w:ind w:left="120"/>
             </w:pPr>
-            <w:hyperlink w:history="1" r:id="rIdmsnuen_eqy4wjoyj-wz0t">
+            <w:hyperlink w:history="1" r:id="rIdyfd6oucfhym4v9gzy4nqy">
               <w:r>
                 <w:rPr>
                   <w:rFonts w:ascii="Arial" w:cs="Arial" w:eastAsia="Arial" w:hAnsi="Arial"/>
@@ -18688,7 +18688,7 @@
             <w:pPr>
               <w:spacing w:after="20" w:before="0"/>
             </w:pPr>
-            <w:hyperlink w:history="1" r:id="rIdugvsgsh5ablvp3nthioec">
+            <w:hyperlink w:history="1" r:id="rIdskp71dlaq8zieu6-pxago">
               <w:r>
                 <w:rPr>
                   <w:rFonts w:ascii="Arial" w:cs="Arial" w:eastAsia="Arial" w:hAnsi="Arial"/>
@@ -18737,7 +18737,7 @@
               <w:spacing w:after="10" w:before="0"/>
               <w:ind w:left="120"/>
             </w:pPr>
-            <w:hyperlink w:history="1" r:id="rIde0bc_nwfcuosfd8nrgt1v">
+            <w:hyperlink w:history="1" r:id="rIdvrdsl7hep0d7sb4ebk3az">
               <w:r>
                 <w:rPr>
                   <w:rFonts w:ascii="Arial" w:cs="Arial" w:eastAsia="Arial" w:hAnsi="Arial"/>
@@ -19262,7 +19262,7 @@
         </w:rPr>
         <w:t xml:space="preserve">© 2026 SeaVuria and ARES. Aligned with KICD objectives. Developed by SeaVuria; technical implementation by ARES (with AI assistance from Claude). Licensed under </w:t>
       </w:r>
-      <w:hyperlink w:history="1" r:id="rIdxlvjsbctkcihqwae69vbe">
+      <w:hyperlink w:history="1" r:id="rIdoy3i5yxfvcysdixd8jpr8">
         <w:r>
           <w:rPr>
             <w:rFonts w:ascii="Arial" w:cs="Arial" w:eastAsia="Arial" w:hAnsi="Arial"/>
@@ -19283,7 +19283,7 @@
         </w:rPr>
         <w:t xml:space="preserve"> (</w:t>
       </w:r>
-      <w:hyperlink w:history="1" r:id="rIdyzxcichvqdyow2dy1d91e">
+      <w:hyperlink w:history="1" r:id="rIduyg8srqvfs8nydultba0g">
         <w:r>
           <w:rPr>
             <w:rFonts w:ascii="Arial" w:cs="Arial" w:eastAsia="Arial" w:hAnsi="Arial"/>
@@ -19791,10 +19791,10 @@
               <w:spacing w:after="40" w:before="0"/>
               <w:jc w:val="left"/>
               <w:rPr>
-                <w:ins w:id="9139" w:author="Claude (AI) - proposed" w:date="2026-10-15T08:04:42Z"/>
-              </w:rPr>
-            </w:pPr>
-            <w:ins w:id="9138" w:author="Claude (AI) - proposed" w:date="2026-10-15T08:04:42Z">
+                <w:ins w:id="9139" w:author="Claude (AI) - proposed" w:date="2026-10-18T00:32:27Z"/>
+              </w:rPr>
+            </w:pPr>
+            <w:ins w:id="9138" w:author="Claude (AI) - proposed" w:date="2026-10-18T00:32:27Z">
               <w:r>
                 <w:rPr>
                   <w:rFonts w:ascii="Arial" w:cs="Arial" w:eastAsia="Arial" w:hAnsi="Arial"/>
@@ -19816,10 +19816,10 @@
               <w:spacing w:after="40" w:before="0"/>
               <w:jc w:val="left"/>
               <w:rPr>
-                <w:del w:id="9141" w:author="Claude (AI) - proposed" w:date="2026-10-15T08:04:42Z"/>
-              </w:rPr>
-            </w:pPr>
-            <w:del w:id="9140" w:author="Claude (AI) - proposed" w:date="2026-10-15T08:04:42Z">
+                <w:del w:id="9141" w:author="Claude (AI) - proposed" w:date="2026-10-18T00:32:27Z"/>
+              </w:rPr>
+            </w:pPr>
+            <w:del w:id="9140" w:author="Claude (AI) - proposed" w:date="2026-10-18T00:32:27Z">
               <w:r>
                 <w:rPr>
                   <w:rFonts w:ascii="Arial" w:cs="Arial" w:eastAsia="Arial" w:hAnsi="Arial"/>
@@ -20353,7 +20353,7 @@
             <w:pPr>
               <w:spacing w:after="20" w:before="0"/>
             </w:pPr>
-            <w:hyperlink w:history="1" r:id="rId9nzozllocnbc7mmkksl1i">
+            <w:hyperlink w:history="1" r:id="rIdknlsv8kmlivpwgw6ce3fu">
               <w:r>
                 <w:rPr>
                   <w:rFonts w:ascii="Arial" w:cs="Arial" w:eastAsia="Arial" w:hAnsi="Arial"/>
@@ -20386,7 +20386,7 @@
               <w:spacing w:after="10" w:before="0"/>
               <w:ind w:left="120"/>
             </w:pPr>
-            <w:hyperlink w:history="1" r:id="rIdz1p1zhbnj9mo_aw48hrjv">
+            <w:hyperlink w:history="1" r:id="rIdscwtfkolfoor30mxsl0ms">
               <w:r>
                 <w:rPr>
                   <w:rFonts w:ascii="Arial" w:cs="Arial" w:eastAsia="Arial" w:hAnsi="Arial"/>
@@ -20431,7 +20431,7 @@
             <w:pPr>
               <w:spacing w:after="20" w:before="0"/>
             </w:pPr>
-            <w:hyperlink w:history="1" r:id="rId-ww-g73-efkhkh6aite9i">
+            <w:hyperlink w:history="1" r:id="rIdlnydscdj75zecftvwptb9">
               <w:r>
                 <w:rPr>
                   <w:rFonts w:ascii="Arial" w:cs="Arial" w:eastAsia="Arial" w:hAnsi="Arial"/>
@@ -20464,7 +20464,7 @@
               <w:spacing w:after="10" w:before="0"/>
               <w:ind w:left="120"/>
             </w:pPr>
-            <w:hyperlink w:history="1" r:id="rIdaj03v843jlppnyvjj10pl">
+            <w:hyperlink w:history="1" r:id="rIdey1gsfjx7zx1hm5abgg-w">
               <w:r>
                 <w:rPr>
                   <w:rFonts w:ascii="Arial" w:cs="Arial" w:eastAsia="Arial" w:hAnsi="Arial"/>
@@ -20664,7 +20664,7 @@
             <w:pPr>
               <w:spacing w:after="20" w:before="0"/>
             </w:pPr>
-            <w:hyperlink w:history="1" r:id="rId7swmin0mrlel0yglehyrl">
+            <w:hyperlink w:history="1" r:id="rId60fwfbissg8op6sb0ahm7">
               <w:r>
                 <w:rPr>
                   <w:rFonts w:ascii="Arial" w:cs="Arial" w:eastAsia="Arial" w:hAnsi="Arial"/>
@@ -20697,7 +20697,7 @@
               <w:spacing w:after="10" w:before="0"/>
               <w:ind w:left="120"/>
             </w:pPr>
-            <w:hyperlink w:history="1" r:id="rIdmqvyh-hz_u29gfspc91kn">
+            <w:hyperlink w:history="1" r:id="rIdmlzpbwlwp8_qcqiv-jwwh">
               <w:r>
                 <w:rPr>
                   <w:rFonts w:ascii="Arial" w:cs="Arial" w:eastAsia="Arial" w:hAnsi="Arial"/>
@@ -20742,7 +20742,7 @@
             <w:pPr>
               <w:spacing w:after="20" w:before="0"/>
             </w:pPr>
-            <w:hyperlink w:history="1" r:id="rId0j2pfznsz7-jiejrp9pxz">
+            <w:hyperlink w:history="1" r:id="rIdnvznhy2bxjmvw5oqwsai6">
               <w:r>
                 <w:rPr>
                   <w:rFonts w:ascii="Arial" w:cs="Arial" w:eastAsia="Arial" w:hAnsi="Arial"/>
@@ -20775,7 +20775,7 @@
               <w:spacing w:after="10" w:before="0"/>
               <w:ind w:left="120"/>
             </w:pPr>
-            <w:hyperlink w:history="1" r:id="rIdaqof61fvszxlrnkz36oxx">
+            <w:hyperlink w:history="1" r:id="rIdwudcnaothgubgmlzcqutd">
               <w:r>
                 <w:rPr>
                   <w:rFonts w:ascii="Arial" w:cs="Arial" w:eastAsia="Arial" w:hAnsi="Arial"/>
@@ -20820,7 +20820,7 @@
               </w:rPr>
               <w:t xml:space="preserve">Groups of 4 carry out four short investigations using a 4.5 V supply (three 1.5 V dry cells in a holder), an ammeter in series, a voltmeter in parallel across the test wire, a switch and crocodile clips. STATION A (Length): nichrome wire of fixed thickness is tested at 25 cm, 50 cm, 75 cm and 100 cm</w:t>
             </w:r>
-            <w:ins w:id="9142" w:author="Claude (AI) - proposed" w:date="2026-10-15T08:04:42Z">
+            <w:ins w:id="9142" w:author="Claude (AI) - proposed" w:date="2026-10-18T00:32:27Z">
               <w:r>
                 <w:rPr>
                   <w:rFonts w:ascii="Arial" w:cs="Arial" w:eastAsia="Arial" w:hAnsi="Arial"/>
@@ -20848,7 +20848,7 @@
               </w:rPr>
               <w:t xml:space="preserve">. STATION B (Thickness): equal lengths of nichrome wire of two different thicknesses (thin and thick) are tested, or one strand versus two strands twisted together to double the area. STATION C (Material): equal-length, equal-thickness copper, nichrome and constantan (or iron) wires are compared. STATION D (Temperature): </w:t>
             </w:r>
-            <w:del w:id="9143" w:author="Claude (AI) - proposed" w:date="2026-10-15T08:04:42Z">
+            <w:del w:id="9143" w:author="Claude (AI) - proposed" w:date="2026-10-18T00:32:27Z">
               <w:r>
                 <w:rPr>
                   <w:rFonts w:ascii="Arial" w:cs="Arial" w:eastAsia="Arial" w:hAnsi="Arial"/>
@@ -20863,7 +20863,7 @@
                 <w:delText xml:space="preserve">a coil of thin nichrome or a torch bulb filament is tested briefly at low current and again after the circuit has been on a little longer so that it warms, noticing the ammeter reading drop.</w:delText>
               </w:r>
             </w:del>
-            <w:ins w:id="9144" w:author="Claude (AI) - proposed" w:date="2026-10-15T08:04:42Z">
+            <w:ins w:id="9144" w:author="Claude (AI) - proposed" w:date="2026-10-18T00:32:27Z">
               <w:r>
                 <w:rPr>
                   <w:rFonts w:ascii="Arial" w:cs="Arial" w:eastAsia="Arial" w:hAnsi="Arial"/>
@@ -21046,7 +21046,7 @@
             <w:pPr>
               <w:spacing w:after="20" w:before="0"/>
             </w:pPr>
-            <w:hyperlink w:history="1" r:id="rIdrfmk9wm46cfz8zmm-7zlq">
+            <w:hyperlink w:history="1" r:id="rIdyzizaa9c1fp22mjqgyz0g">
               <w:r>
                 <w:rPr>
                   <w:rFonts w:ascii="Arial" w:cs="Arial" w:eastAsia="Arial" w:hAnsi="Arial"/>
@@ -21079,7 +21079,7 @@
               <w:spacing w:after="10" w:before="0"/>
               <w:ind w:left="120"/>
             </w:pPr>
-            <w:hyperlink w:history="1" r:id="rIdk-8upsdueirj89j_w_g21">
+            <w:hyperlink w:history="1" r:id="rIdbb08pggjcjyp_g5ylonjb">
               <w:r>
                 <w:rPr>
                   <w:rFonts w:ascii="Arial" w:cs="Arial" w:eastAsia="Arial" w:hAnsi="Arial"/>
@@ -21124,7 +21124,7 @@
             <w:pPr>
               <w:spacing w:after="20" w:before="0"/>
             </w:pPr>
-            <w:hyperlink w:history="1" r:id="rIdpdfqs7bmipqek4zn4aj4z">
+            <w:hyperlink w:history="1" r:id="rIdvl-hi2wobcthezqbpi58g">
               <w:r>
                 <w:rPr>
                   <w:rFonts w:ascii="Arial" w:cs="Arial" w:eastAsia="Arial" w:hAnsi="Arial"/>
@@ -21173,7 +21173,7 @@
               <w:spacing w:after="10" w:before="0"/>
               <w:ind w:left="120"/>
             </w:pPr>
-            <w:hyperlink w:history="1" r:id="rId7opyooo0g6qs6btjhpm7g">
+            <w:hyperlink w:history="1" r:id="rIdk_kalk1zkx5i7vsa2wlnp">
               <w:r>
                 <w:rPr>
                   <w:rFonts w:ascii="Arial" w:cs="Arial" w:eastAsia="Arial" w:hAnsi="Arial"/>
@@ -21218,7 +21218,7 @@
               </w:rPr>
               <w:t xml:space="preserve">Learners first compile class results in a summary table: factor changed, effect on resistance, evidence from our data. They write a Claim-Evidence-Reasoning (CER) explanation answering: 'Why does a long thin extension cable heat up?' Their claim should state that a long thin cable has high resistance. Evidence uses their data (resistance increases with length, thinner wire gives higher R and a larger rise in the temperature) and the copper versus filament comparison (material matters). Reasoning links resistance to the collisions that charge carriers experience as they move through the wire: more collisions in a longer or thinner wire means more energy transferred as heat. Learners also use the temperature station to explain that a hot metal wire resists current more, so </w:t>
             </w:r>
-            <w:del w:id="9145" w:author="Claude (AI) - proposed" w:date="2026-10-15T08:04:42Z">
+            <w:del w:id="9145" w:author="Claude (AI) - proposed" w:date="2026-10-18T00:32:27Z">
               <w:r>
                 <w:rPr>
                   <w:rFonts w:ascii="Arial" w:cs="Arial" w:eastAsia="Arial" w:hAnsi="Arial"/>
@@ -21233,7 +21233,7 @@
                 <w:delText xml:space="preserve">the ammeter reading falls as the wire warms</w:delText>
               </w:r>
             </w:del>
-            <w:ins w:id="9146" w:author="Claude (AI) - proposed" w:date="2026-10-15T08:04:42Z">
+            <w:ins w:id="9146" w:author="Claude (AI) - proposed" w:date="2026-10-18T00:32:27Z">
               <w:r>
                 <w:rPr>
                   <w:rFonts w:ascii="Arial" w:cs="Arial" w:eastAsia="Arial" w:hAnsi="Arial"/>
@@ -21416,7 +21416,7 @@
             <w:pPr>
               <w:spacing w:after="20" w:before="0"/>
             </w:pPr>
-            <w:hyperlink w:history="1" r:id="rIdmepikwokv85usntfd40yc">
+            <w:hyperlink w:history="1" r:id="rIdkb9y-tbvtsptvh7earskg">
               <w:r>
                 <w:rPr>
                   <w:rFonts w:ascii="Arial" w:cs="Arial" w:eastAsia="Arial" w:hAnsi="Arial"/>
@@ -21449,7 +21449,7 @@
               <w:spacing w:after="10" w:before="0"/>
               <w:ind w:left="120"/>
             </w:pPr>
-            <w:hyperlink w:history="1" r:id="rIdsujj1kg6p_dwjcjkc0ueu">
+            <w:hyperlink w:history="1" r:id="rIdn7if4shd5qzimwbwozh3f">
               <w:r>
                 <w:rPr>
                   <w:rFonts w:ascii="Arial" w:cs="Arial" w:eastAsia="Arial" w:hAnsi="Arial"/>
@@ -21494,7 +21494,7 @@
             <w:pPr>
               <w:spacing w:after="20" w:before="0"/>
             </w:pPr>
-            <w:hyperlink w:history="1" r:id="rId1nibgiydzlfah9b2hwknl">
+            <w:hyperlink w:history="1" r:id="rIdz1h9ynltupp-n5b9sb_lz">
               <w:r>
                 <w:rPr>
                   <w:rFonts w:ascii="Arial" w:cs="Arial" w:eastAsia="Arial" w:hAnsi="Arial"/>
@@ -21543,7 +21543,7 @@
               <w:spacing w:after="10" w:before="0"/>
               <w:ind w:left="120"/>
             </w:pPr>
-            <w:hyperlink w:history="1" r:id="rIdrm01euzhr6fcpsifqz8bq">
+            <w:hyperlink w:history="1" r:id="rId2nla-umymfiqbdupstkky">
               <w:r>
                 <w:rPr>
                   <w:rFonts w:ascii="Arial" w:cs="Arial" w:eastAsia="Arial" w:hAnsi="Arial"/>
@@ -21743,7 +21743,7 @@
             <w:pPr>
               <w:spacing w:after="20" w:before="0"/>
             </w:pPr>
-            <w:hyperlink w:history="1" r:id="rIdrfvshmqrl2itfeszocsml">
+            <w:hyperlink w:history="1" r:id="rId8buzdc5wi4nsbjkgwvja_">
               <w:r>
                 <w:rPr>
                   <w:rFonts w:ascii="Arial" w:cs="Arial" w:eastAsia="Arial" w:hAnsi="Arial"/>
@@ -21792,7 +21792,7 @@
               <w:spacing w:after="10" w:before="0"/>
               <w:ind w:left="120"/>
             </w:pPr>
-            <w:hyperlink w:history="1" r:id="rIdxta8gwigendymluxgzkxq">
+            <w:hyperlink w:history="1" r:id="rIdner2ztm54v8nrxr9mudvp">
               <w:r>
                 <w:rPr>
                   <w:rFonts w:ascii="Arial" w:cs="Arial" w:eastAsia="Arial" w:hAnsi="Arial"/>
@@ -21837,7 +21837,7 @@
             <w:pPr>
               <w:spacing w:after="20" w:before="0"/>
             </w:pPr>
-            <w:hyperlink w:history="1" r:id="rIdf-177d5kxynvkhbo84b8n">
+            <w:hyperlink w:history="1" r:id="rIdrrly7bv5m4meglwgsak42">
               <w:r>
                 <w:rPr>
                   <w:rFonts w:ascii="Arial" w:cs="Arial" w:eastAsia="Arial" w:hAnsi="Arial"/>
@@ -21886,7 +21886,7 @@
               <w:spacing w:after="10" w:before="0"/>
               <w:ind w:left="120"/>
             </w:pPr>
-            <w:hyperlink w:history="1" r:id="rIdrsvxa_ytkchgmuncdyms_">
+            <w:hyperlink w:history="1" r:id="rIdulu6mvekps7psmhibmx1k">
               <w:r>
                 <w:rPr>
                   <w:rFonts w:ascii="Arial" w:cs="Arial" w:eastAsia="Arial" w:hAnsi="Arial"/>
@@ -22255,7 +22255,7 @@
               </w:rPr>
               <w:t xml:space="preserve">We measured V and I for wires of different length, thickness and material, and for a wire that warmed up. We calculated R = V/I. We saw that longer wires and thinner wires gave a smaller current and so a higher R. Copper gave a low R, nichrome a higher R, and the bulb filament (30 Ω in our demo) had a much higher R than copper connecting wire. </w:t>
             </w:r>
-            <w:del w:id="9147" w:author="Claude (AI) - proposed" w:date="2026-10-15T08:04:42Z">
+            <w:del w:id="9147" w:author="Claude (AI) - proposed" w:date="2026-10-18T00:32:27Z">
               <w:r>
                 <w:rPr>
                   <w:rFonts w:ascii="Arial" w:cs="Arial" w:eastAsia="Arial" w:hAnsi="Arial"/>
@@ -22270,7 +22270,7 @@
                 <w:delText xml:space="preserve">A warm metal wire let less current flow</w:delText>
               </w:r>
             </w:del>
-            <w:ins w:id="9148" w:author="Claude (AI) - proposed" w:date="2026-10-15T08:04:42Z">
+            <w:ins w:id="9148" w:author="Claude (AI) - proposed" w:date="2026-10-18T00:32:27Z">
               <w:r>
                 <w:rPr>
                   <w:rFonts w:ascii="Arial" w:cs="Arial" w:eastAsia="Arial" w:hAnsi="Arial"/>
@@ -22454,7 +22454,7 @@
         </w:rPr>
         <w:t xml:space="preserve">© 2026 SeaVuria and ARES. Aligned with KICD objectives. Developed by SeaVuria; technical implementation by ARES (with AI assistance from Claude). Licensed under </w:t>
       </w:r>
-      <w:hyperlink w:history="1" r:id="rIdcqx82y9z_td2b2py4czia">
+      <w:hyperlink w:history="1" r:id="rId1l-wxil154pxddfnz7dd0">
         <w:r>
           <w:rPr>
             <w:rFonts w:ascii="Arial" w:cs="Arial" w:eastAsia="Arial" w:hAnsi="Arial"/>
@@ -22475,7 +22475,7 @@
         </w:rPr>
         <w:t xml:space="preserve"> (</w:t>
       </w:r>
-      <w:hyperlink w:history="1" r:id="rIdbxcw6qsyg8qzzots_s6ry">
+      <w:hyperlink w:history="1" r:id="rIdgzbo6_syiczya_5waf3ij">
         <w:r>
           <w:rPr>
             <w:rFonts w:ascii="Arial" w:cs="Arial" w:eastAsia="Arial" w:hAnsi="Arial"/>
@@ -22552,7 +22552,7 @@
               </w:rPr>
               <w:t xml:space="preserve">LESSON 7 (</w:t>
             </w:r>
-            <w:del w:id="9149" w:author="Claude (AI) - proposed" w:date="2026-10-15T08:04:42Z">
+            <w:del w:id="9149" w:author="Claude (AI) - proposed" w:date="2026-10-18T00:32:27Z">
               <w:r>
                 <w:rPr>
                   <w:rFonts w:ascii="Arial" w:cs="Arial" w:eastAsia="Arial" w:hAnsi="Arial"/>
@@ -22567,7 +22567,7 @@
                 <w:delText xml:space="preserve">40 minutes (one double period may be used if the bench measurements run long</w:delText>
               </w:r>
             </w:del>
-            <w:ins w:id="9150" w:author="Claude (AI) - proposed" w:date="2026-10-15T08:04:42Z">
+            <w:ins w:id="9150" w:author="Claude (AI) - proposed" w:date="2026-10-18T00:32:27Z">
               <w:r>
                 <w:rPr>
                   <w:rFonts w:ascii="Arial" w:cs="Arial" w:eastAsia="Arial" w:hAnsi="Arial"/>
@@ -23026,10 +23026,10 @@
               <w:spacing w:after="40" w:before="0"/>
               <w:jc w:val="left"/>
               <w:rPr>
-                <w:ins w:id="9152" w:author="Claude (AI) - proposed" w:date="2026-10-15T08:04:42Z"/>
-              </w:rPr>
-            </w:pPr>
-            <w:ins w:id="9151" w:author="Claude (AI) - proposed" w:date="2026-10-15T08:04:42Z">
+                <w:ins w:id="9152" w:author="Claude (AI) - proposed" w:date="2026-10-18T00:32:27Z"/>
+              </w:rPr>
+            </w:pPr>
+            <w:ins w:id="9151" w:author="Claude (AI) - proposed" w:date="2026-10-18T00:32:27Z">
               <w:r>
                 <w:rPr>
                   <w:rFonts w:ascii="Arial" w:cs="Arial" w:eastAsia="Arial" w:hAnsi="Arial"/>
@@ -23051,10 +23051,10 @@
               <w:spacing w:after="40" w:before="0"/>
               <w:jc w:val="left"/>
               <w:rPr>
-                <w:del w:id="9154" w:author="Claude (AI) - proposed" w:date="2026-10-15T08:04:42Z"/>
-              </w:rPr>
-            </w:pPr>
-            <w:del w:id="9153" w:author="Claude (AI) - proposed" w:date="2026-10-15T08:04:42Z">
+                <w:del w:id="9154" w:author="Claude (AI) - proposed" w:date="2026-10-18T00:32:27Z"/>
+              </w:rPr>
+            </w:pPr>
+            <w:del w:id="9153" w:author="Claude (AI) - proposed" w:date="2026-10-18T00:32:27Z">
               <w:r>
                 <w:rPr>
                   <w:rFonts w:ascii="Arial" w:cs="Arial" w:eastAsia="Arial" w:hAnsi="Arial"/>
@@ -23588,7 +23588,7 @@
             <w:pPr>
               <w:spacing w:after="20" w:before="0"/>
             </w:pPr>
-            <w:hyperlink w:history="1" r:id="rIdyd-fftwi6xyk7j80lsdsb">
+            <w:hyperlink w:history="1" r:id="rIdznu43wat6r6cpgfe-qzbw">
               <w:r>
                 <w:rPr>
                   <w:rFonts w:ascii="Arial" w:cs="Arial" w:eastAsia="Arial" w:hAnsi="Arial"/>
@@ -23621,7 +23621,7 @@
               <w:spacing w:after="10" w:before="0"/>
               <w:ind w:left="120"/>
             </w:pPr>
-            <w:hyperlink w:history="1" r:id="rIdtmlk_qlj3wmngaftwowwq">
+            <w:hyperlink w:history="1" r:id="rIdbloakd5w1qobex1iymloi">
               <w:r>
                 <w:rPr>
                   <w:rFonts w:ascii="Arial" w:cs="Arial" w:eastAsia="Arial" w:hAnsi="Arial"/>
@@ -23666,7 +23666,7 @@
             <w:pPr>
               <w:spacing w:after="20" w:before="0"/>
             </w:pPr>
-            <w:hyperlink w:history="1" r:id="rId6d6jhlrj9lbfubsyyonvr">
+            <w:hyperlink w:history="1" r:id="rIdd_bzjbk_74ex8dzp41zm2">
               <w:r>
                 <w:rPr>
                   <w:rFonts w:ascii="Arial" w:cs="Arial" w:eastAsia="Arial" w:hAnsi="Arial"/>
@@ -23699,7 +23699,7 @@
               <w:spacing w:after="10" w:before="0"/>
               <w:ind w:left="120"/>
             </w:pPr>
-            <w:hyperlink w:history="1" r:id="rIdjm4phue4axulc39t_khht">
+            <w:hyperlink w:history="1" r:id="rIdxq8_zqopang7_xpscd7ie">
               <w:r>
                 <w:rPr>
                   <w:rFonts w:ascii="Arial" w:cs="Arial" w:eastAsia="Arial" w:hAnsi="Arial"/>
@@ -23899,7 +23899,7 @@
             <w:pPr>
               <w:spacing w:after="20" w:before="0"/>
             </w:pPr>
-            <w:hyperlink w:history="1" r:id="rIdufucsnl3-vzwzt10ncagy">
+            <w:hyperlink w:history="1" r:id="rIdd8cbbg2kctnpgk0tmmwjm">
               <w:r>
                 <w:rPr>
                   <w:rFonts w:ascii="Arial" w:cs="Arial" w:eastAsia="Arial" w:hAnsi="Arial"/>
@@ -23932,7 +23932,7 @@
               <w:spacing w:after="10" w:before="0"/>
               <w:ind w:left="120"/>
             </w:pPr>
-            <w:hyperlink w:history="1" r:id="rIds53idri58_qy59qjlwxtl">
+            <w:hyperlink w:history="1" r:id="rIdl5hzenrmbwdmqogktp2yn">
               <w:r>
                 <w:rPr>
                   <w:rFonts w:ascii="Arial" w:cs="Arial" w:eastAsia="Arial" w:hAnsi="Arial"/>
@@ -23977,7 +23977,7 @@
             <w:pPr>
               <w:spacing w:after="20" w:before="0"/>
             </w:pPr>
-            <w:hyperlink w:history="1" r:id="rIdesdlu8qtsutnu83jkhjoc">
+            <w:hyperlink w:history="1" r:id="rIdwnynevvaazqhek9owa-cz">
               <w:r>
                 <w:rPr>
                   <w:rFonts w:ascii="Arial" w:cs="Arial" w:eastAsia="Arial" w:hAnsi="Arial"/>
@@ -24010,7 +24010,7 @@
               <w:spacing w:after="10" w:before="0"/>
               <w:ind w:left="120"/>
             </w:pPr>
-            <w:hyperlink w:history="1" r:id="rIdwtxcomjwcq2_ypk53mop3">
+            <w:hyperlink w:history="1" r:id="rIdldgdr6s2wut-t-ziywwto">
               <w:r>
                 <w:rPr>
                   <w:rFonts w:ascii="Arial" w:cs="Arial" w:eastAsia="Arial" w:hAnsi="Arial"/>
@@ -24088,7 +24088,7 @@
               </w:rPr>
               <w:t xml:space="preserve">Circulate with the checklist. Before they connect the battery say: "Ammeter in series, voltmeter in parallel. Show me with your finger where the current has to go through the meter." Check each circuit before the battery is connected. Prompt: "Does the reading change when you move the ammeter to a different place in the loop? Why or why not?" and "What do your three bulb p.d.s add up to?" When bulbs are removed ask: "What has happened to the loop? What is the ammeter telling you?" Allow WAIT TIME of 10-15 seconds after each question before giving hints. Stop the groups after 20 minutes and cold-call 3 groups to read out their ammeter readings and p.d.s; write them in a class table and ask: "Which numbers are the same? Which are different? Do the 3.0 V values add to 9.0 V?" Remind learners that meters are not perfect, so small differences like 0.09 A or 0.11 A are acceptable; discuss why.</w:t>
             </w:r>
-            <w:ins w:id="9155" w:author="Claude (AI) - proposed" w:date="2026-10-15T08:04:42Z">
+            <w:ins w:id="9155" w:author="Claude (AI) - proposed" w:date="2026-10-18T00:32:27Z">
               <w:r>
                 <w:rPr>
                   <w:rFonts w:ascii="Arial" w:cs="Arial" w:eastAsia="Arial" w:hAnsi="Arial"/>
@@ -24225,7 +24225,7 @@
             <w:pPr>
               <w:spacing w:after="20" w:before="0"/>
             </w:pPr>
-            <w:hyperlink w:history="1" r:id="rIdf2jse4orbgh4ljavg70r9">
+            <w:hyperlink w:history="1" r:id="rIdwyi0im05foum35pszl7xu">
               <w:r>
                 <w:rPr>
                   <w:rFonts w:ascii="Arial" w:cs="Arial" w:eastAsia="Arial" w:hAnsi="Arial"/>
@@ -24258,7 +24258,7 @@
               <w:spacing w:after="10" w:before="0"/>
               <w:ind w:left="120"/>
             </w:pPr>
-            <w:hyperlink w:history="1" r:id="rIdwxr44pioc_ar7rayyfueg">
+            <w:hyperlink w:history="1" r:id="rIdkd0t_ttzae-emxihk5m4z">
               <w:r>
                 <w:rPr>
                   <w:rFonts w:ascii="Arial" w:cs="Arial" w:eastAsia="Arial" w:hAnsi="Arial"/>
@@ -24303,7 +24303,7 @@
             <w:pPr>
               <w:spacing w:after="20" w:before="0"/>
             </w:pPr>
-            <w:hyperlink w:history="1" r:id="rIdwhfykfx-zmok6p5kpwf_7">
+            <w:hyperlink w:history="1" r:id="rId4oiw7-xw_mp7edtnpsuet">
               <w:r>
                 <w:rPr>
                   <w:rFonts w:ascii="Arial" w:cs="Arial" w:eastAsia="Arial" w:hAnsi="Arial"/>
@@ -24336,7 +24336,7 @@
               <w:spacing w:after="10" w:before="0"/>
               <w:ind w:left="120"/>
             </w:pPr>
-            <w:hyperlink w:history="1" r:id="rIdnjrwjas605othpidx0iix">
+            <w:hyperlink w:history="1" r:id="rIdmjrssflr_ljcgnrky5mfi">
               <w:r>
                 <w:rPr>
                   <w:rFonts w:ascii="Arial" w:cs="Arial" w:eastAsia="Arial" w:hAnsi="Arial"/>
@@ -24414,7 +24414,7 @@
               </w:rPr>
               <w:t xml:space="preserve">Say: "Wanjiru asked why the series bulbs are dim. Use only your measurements to answer her." Pose the question: "If the same current flows through all three bulbs and the 9 V is shared between them, how much does each bulb get?" WAIT TIME of 10-15 seconds, then cold-call 3 learners. Model the first calculation on the board (R = V/I = 9/0.10 = 90 Ω), then let pairs do the rest. Ask: "Where did the extra resistance come from, and how is it related to Lesson 6, where longer paths gave more resistance?</w:t>
             </w:r>
-            <w:ins w:id="9156" w:author="Claude (AI) - proposed" w:date="2026-10-15T08:04:42Z">
+            <w:ins w:id="9156" w:author="Claude (AI) - proposed" w:date="2026-10-18T00:32:27Z">
               <w:r>
                 <w:rPr>
                   <w:rFonts w:ascii="Arial" w:cs="Arial" w:eastAsia="Arial" w:hAnsi="Arial"/>
@@ -24564,7 +24564,7 @@
             <w:pPr>
               <w:spacing w:after="20" w:before="0"/>
             </w:pPr>
-            <w:hyperlink w:history="1" r:id="rIdibz7zshw_l2msreddvtf1">
+            <w:hyperlink w:history="1" r:id="rIdkphgrw5wnjbkvyzixjzw-">
               <w:r>
                 <w:rPr>
                   <w:rFonts w:ascii="Arial" w:cs="Arial" w:eastAsia="Arial" w:hAnsi="Arial"/>
@@ -24597,7 +24597,7 @@
               <w:spacing w:after="10" w:before="0"/>
               <w:ind w:left="120"/>
             </w:pPr>
-            <w:hyperlink w:history="1" r:id="rIde_sssqtatgigm0z-agguq">
+            <w:hyperlink w:history="1" r:id="rId5qezugbtzwapccyvogbox">
               <w:r>
                 <w:rPr>
                   <w:rFonts w:ascii="Arial" w:cs="Arial" w:eastAsia="Arial" w:hAnsi="Arial"/>
@@ -24642,7 +24642,7 @@
             <w:pPr>
               <w:spacing w:after="20" w:before="0"/>
             </w:pPr>
-            <w:hyperlink w:history="1" r:id="rIdue_etxm9-99ctns5jvdxe">
+            <w:hyperlink w:history="1" r:id="rIdbcwtkp9cmzrh9qvsp1y3q">
               <w:r>
                 <w:rPr>
                   <w:rFonts w:ascii="Arial" w:cs="Arial" w:eastAsia="Arial" w:hAnsi="Arial"/>
@@ -24675,7 +24675,7 @@
               <w:spacing w:after="10" w:before="0"/>
               <w:ind w:left="120"/>
             </w:pPr>
-            <w:hyperlink w:history="1" r:id="rIdtypdwi-p0zot7z81v_pnr">
+            <w:hyperlink w:history="1" r:id="rIdgdki8qpdpacqcxnybci47">
               <w:r>
                 <w:rPr>
                   <w:rFonts w:ascii="Arial" w:cs="Arial" w:eastAsia="Arial" w:hAnsi="Arial"/>
@@ -24875,7 +24875,7 @@
             <w:pPr>
               <w:spacing w:after="20" w:before="0"/>
             </w:pPr>
-            <w:hyperlink w:history="1" r:id="rIdauwhcbyvnd7a_lntecc2m">
+            <w:hyperlink w:history="1" r:id="rIdjpa4d5jnbaeobiyiprxv5">
               <w:r>
                 <w:rPr>
                   <w:rFonts w:ascii="Arial" w:cs="Arial" w:eastAsia="Arial" w:hAnsi="Arial"/>
@@ -24908,7 +24908,7 @@
               <w:spacing w:after="10" w:before="0"/>
               <w:ind w:left="120"/>
             </w:pPr>
-            <w:hyperlink w:history="1" r:id="rIduys3yhyv72zbqq6ntsf5y">
+            <w:hyperlink w:history="1" r:id="rIdn5betjvx9f7iydgshl2pc">
               <w:r>
                 <w:rPr>
                   <w:rFonts w:ascii="Arial" w:cs="Arial" w:eastAsia="Arial" w:hAnsi="Arial"/>
@@ -24953,7 +24953,7 @@
             <w:pPr>
               <w:spacing w:after="20" w:before="0"/>
             </w:pPr>
-            <w:hyperlink w:history="1" r:id="rIdfmufwa2hyfvwe9musdma7">
+            <w:hyperlink w:history="1" r:id="rIdig51amf9u8yeuy_jmzmgk">
               <w:r>
                 <w:rPr>
                   <w:rFonts w:ascii="Arial" w:cs="Arial" w:eastAsia="Arial" w:hAnsi="Arial"/>
@@ -24986,7 +24986,7 @@
               <w:spacing w:after="10" w:before="0"/>
               <w:ind w:left="120"/>
             </w:pPr>
-            <w:hyperlink w:history="1" r:id="rIdmudwhp9ykutkv-kyhxxee">
+            <w:hyperlink w:history="1" r:id="rId2epsxvhqjitkbc3_cfffp">
               <w:r>
                 <w:rPr>
                   <w:rFonts w:ascii="Arial" w:cs="Arial" w:eastAsia="Arial" w:hAnsi="Arial"/>
@@ -25511,7 +25511,7 @@
         </w:rPr>
         <w:t xml:space="preserve">© 2026 SeaVuria and ARES. Aligned with KICD objectives. Developed by SeaVuria; technical implementation by ARES (with AI assistance from Claude). Licensed under </w:t>
       </w:r>
-      <w:hyperlink w:history="1" r:id="rIdz7908nmmpfi9tmstk2wzx">
+      <w:hyperlink w:history="1" r:id="rId6zi84vafvaeeqn6pxhfom">
         <w:r>
           <w:rPr>
             <w:rFonts w:ascii="Arial" w:cs="Arial" w:eastAsia="Arial" w:hAnsi="Arial"/>
@@ -25532,7 +25532,7 @@
         </w:rPr>
         <w:t xml:space="preserve"> (</w:t>
       </w:r>
-      <w:hyperlink w:history="1" r:id="rIdcch1nze8n6ma5sf8qjul3">
+      <w:hyperlink w:history="1" r:id="rId6xc2jsnv_nhzgdpazcvgj">
         <w:r>
           <w:rPr>
             <w:rFonts w:ascii="Arial" w:cs="Arial" w:eastAsia="Arial" w:hAnsi="Arial"/>
@@ -26040,10 +26040,10 @@
               <w:spacing w:after="40" w:before="0"/>
               <w:jc w:val="left"/>
               <w:rPr>
-                <w:ins w:id="9158" w:author="Claude (AI) - proposed" w:date="2026-10-15T08:04:42Z"/>
-              </w:rPr>
-            </w:pPr>
-            <w:ins w:id="9157" w:author="Claude (AI) - proposed" w:date="2026-10-15T08:04:42Z">
+                <w:ins w:id="9158" w:author="Claude (AI) - proposed" w:date="2026-10-18T00:32:27Z"/>
+              </w:rPr>
+            </w:pPr>
+            <w:ins w:id="9157" w:author="Claude (AI) - proposed" w:date="2026-10-18T00:32:27Z">
               <w:r>
                 <w:rPr>
                   <w:rFonts w:ascii="Arial" w:cs="Arial" w:eastAsia="Arial" w:hAnsi="Arial"/>
@@ -26065,10 +26065,10 @@
               <w:spacing w:after="40" w:before="0"/>
               <w:jc w:val="left"/>
               <w:rPr>
-                <w:del w:id="9160" w:author="Claude (AI) - proposed" w:date="2026-10-15T08:04:42Z"/>
-              </w:rPr>
-            </w:pPr>
-            <w:del w:id="9159" w:author="Claude (AI) - proposed" w:date="2026-10-15T08:04:42Z">
+                <w:del w:id="9160" w:author="Claude (AI) - proposed" w:date="2026-10-18T00:32:27Z"/>
+              </w:rPr>
+            </w:pPr>
+            <w:del w:id="9159" w:author="Claude (AI) - proposed" w:date="2026-10-18T00:32:27Z">
               <w:r>
                 <w:rPr>
                   <w:rFonts w:ascii="Arial" w:cs="Arial" w:eastAsia="Arial" w:hAnsi="Arial"/>
@@ -26602,7 +26602,7 @@
             <w:pPr>
               <w:spacing w:after="20" w:before="0"/>
             </w:pPr>
-            <w:hyperlink w:history="1" r:id="rIdbuo9l1te8sovhn0telqs4">
+            <w:hyperlink w:history="1" r:id="rId6iqvadhx6r5xqhajphiss">
               <w:r>
                 <w:rPr>
                   <w:rFonts w:ascii="Arial" w:cs="Arial" w:eastAsia="Arial" w:hAnsi="Arial"/>
@@ -26635,7 +26635,7 @@
               <w:spacing w:after="10" w:before="0"/>
               <w:ind w:left="120"/>
             </w:pPr>
-            <w:hyperlink w:history="1" r:id="rId4weo3evqgc8e8knhi723h">
+            <w:hyperlink w:history="1" r:id="rIdcg5l2ikcuon-zwsjwbak2">
               <w:r>
                 <w:rPr>
                   <w:rFonts w:ascii="Arial" w:cs="Arial" w:eastAsia="Arial" w:hAnsi="Arial"/>
@@ -26680,7 +26680,7 @@
             <w:pPr>
               <w:spacing w:after="20" w:before="0"/>
             </w:pPr>
-            <w:hyperlink w:history="1" r:id="rId2cesr8ou-uv14o5wv4xyu">
+            <w:hyperlink w:history="1" r:id="rIdaaomhlvj_pgt_jphb16zd">
               <w:r>
                 <w:rPr>
                   <w:rFonts w:ascii="Arial" w:cs="Arial" w:eastAsia="Arial" w:hAnsi="Arial"/>
@@ -26713,7 +26713,7 @@
               <w:spacing w:after="10" w:before="0"/>
               <w:ind w:left="120"/>
             </w:pPr>
-            <w:hyperlink w:history="1" r:id="rIdtxn7qtmlqzulxaq1_n27a">
+            <w:hyperlink w:history="1" r:id="rIdwbasdjar9uhviovf6cnnw">
               <w:r>
                 <w:rPr>
                   <w:rFonts w:ascii="Arial" w:cs="Arial" w:eastAsia="Arial" w:hAnsi="Arial"/>
@@ -26913,7 +26913,7 @@
             <w:pPr>
               <w:spacing w:after="20" w:before="0"/>
             </w:pPr>
-            <w:hyperlink w:history="1" r:id="rIdwojfw0insbz2ygt_2vnas">
+            <w:hyperlink w:history="1" r:id="rIdacekyxlr_yqzttp9af-mh">
               <w:r>
                 <w:rPr>
                   <w:rFonts w:ascii="Arial" w:cs="Arial" w:eastAsia="Arial" w:hAnsi="Arial"/>
@@ -26946,7 +26946,7 @@
               <w:spacing w:after="10" w:before="0"/>
               <w:ind w:left="120"/>
             </w:pPr>
-            <w:hyperlink w:history="1" r:id="rIdfxrimt95edqzbcrczo4xj">
+            <w:hyperlink w:history="1" r:id="rIduapzns2nxbolecjjt9ugg">
               <w:r>
                 <w:rPr>
                   <w:rFonts w:ascii="Arial" w:cs="Arial" w:eastAsia="Arial" w:hAnsi="Arial"/>
@@ -26991,7 +26991,7 @@
             <w:pPr>
               <w:spacing w:after="20" w:before="0"/>
             </w:pPr>
-            <w:hyperlink w:history="1" r:id="rIdnkq5qwskrzxid490beirp">
+            <w:hyperlink w:history="1" r:id="rIdjzbteqvqd5jkgbqarfiur">
               <w:r>
                 <w:rPr>
                   <w:rFonts w:ascii="Arial" w:cs="Arial" w:eastAsia="Arial" w:hAnsi="Arial"/>
@@ -27024,7 +27024,7 @@
               <w:spacing w:after="10" w:before="0"/>
               <w:ind w:left="120"/>
             </w:pPr>
-            <w:hyperlink w:history="1" r:id="rIdkpdlnzsth1qr7cb_6ky5b">
+            <w:hyperlink w:history="1" r:id="rIdqqhrffyuod6tqs_wtlpwf">
               <w:r>
                 <w:rPr>
                   <w:rFonts w:ascii="Arial" w:cs="Arial" w:eastAsia="Arial" w:hAnsi="Arial"/>
@@ -27224,7 +27224,7 @@
             <w:pPr>
               <w:spacing w:after="20" w:before="0"/>
             </w:pPr>
-            <w:hyperlink w:history="1" r:id="rIderhzsotlwj-uslknabeha">
+            <w:hyperlink w:history="1" r:id="rIda1nnlfw9goqdi1-b_honl">
               <w:r>
                 <w:rPr>
                   <w:rFonts w:ascii="Arial" w:cs="Arial" w:eastAsia="Arial" w:hAnsi="Arial"/>
@@ -27257,7 +27257,7 @@
               <w:spacing w:after="10" w:before="0"/>
               <w:ind w:left="120"/>
             </w:pPr>
-            <w:hyperlink w:history="1" r:id="rId3adb0bidih5hugf1s30vd">
+            <w:hyperlink w:history="1" r:id="rIdqe7i68mqmlghehdqmzmtf">
               <w:r>
                 <w:rPr>
                   <w:rFonts w:ascii="Arial" w:cs="Arial" w:eastAsia="Arial" w:hAnsi="Arial"/>
@@ -27302,7 +27302,7 @@
             <w:pPr>
               <w:spacing w:after="20" w:before="0"/>
             </w:pPr>
-            <w:hyperlink w:history="1" r:id="rIdkqwzev0am8lldykgq6b00">
+            <w:hyperlink w:history="1" r:id="rIdadgyzfcl-391-llfgpfrn">
               <w:r>
                 <w:rPr>
                   <w:rFonts w:ascii="Arial" w:cs="Arial" w:eastAsia="Arial" w:hAnsi="Arial"/>
@@ -27335,7 +27335,7 @@
               <w:spacing w:after="10" w:before="0"/>
               <w:ind w:left="120"/>
             </w:pPr>
-            <w:hyperlink w:history="1" r:id="rIdvda1h36f2heurwbp5u7wa">
+            <w:hyperlink w:history="1" r:id="rIdk5rfqd4b62aqtsqdnzq0e">
               <w:r>
                 <w:rPr>
                   <w:rFonts w:ascii="Arial" w:cs="Arial" w:eastAsia="Arial" w:hAnsi="Arial"/>
@@ -27535,7 +27535,7 @@
             <w:pPr>
               <w:spacing w:after="20" w:before="0"/>
             </w:pPr>
-            <w:hyperlink w:history="1" r:id="rIdxnxvmvtqvb6vkqy-qatyk">
+            <w:hyperlink w:history="1" r:id="rIdbydtuz4jxbqaoszv5mtp4">
               <w:r>
                 <w:rPr>
                   <w:rFonts w:ascii="Arial" w:cs="Arial" w:eastAsia="Arial" w:hAnsi="Arial"/>
@@ -27568,7 +27568,7 @@
               <w:spacing w:after="10" w:before="0"/>
               <w:ind w:left="120"/>
             </w:pPr>
-            <w:hyperlink w:history="1" r:id="rIdxvlun-mzgzaq_fjhtrnue">
+            <w:hyperlink w:history="1" r:id="rIdlwgqrgrckuqordm9lyxep">
               <w:r>
                 <w:rPr>
                   <w:rFonts w:ascii="Arial" w:cs="Arial" w:eastAsia="Arial" w:hAnsi="Arial"/>
@@ -27613,7 +27613,7 @@
             <w:pPr>
               <w:spacing w:after="20" w:before="0"/>
             </w:pPr>
-            <w:hyperlink w:history="1" r:id="rIdmh_v_am44ics6amda2h27">
+            <w:hyperlink w:history="1" r:id="rIdvm_vdzwomntalgpy3go8_">
               <w:r>
                 <w:rPr>
                   <w:rFonts w:ascii="Arial" w:cs="Arial" w:eastAsia="Arial" w:hAnsi="Arial"/>
@@ -27646,7 +27646,7 @@
               <w:spacing w:after="10" w:before="0"/>
               <w:ind w:left="120"/>
             </w:pPr>
-            <w:hyperlink w:history="1" r:id="rIduceflpegnxxjqsoaen5hk">
+            <w:hyperlink w:history="1" r:id="rIdddmcsyexpfbdb2gkuee_m">
               <w:r>
                 <w:rPr>
                   <w:rFonts w:ascii="Arial" w:cs="Arial" w:eastAsia="Arial" w:hAnsi="Arial"/>
@@ -27846,7 +27846,7 @@
             <w:pPr>
               <w:spacing w:after="20" w:before="0"/>
             </w:pPr>
-            <w:hyperlink w:history="1" r:id="rIdhnou3ypvkqxrulbgza1ju">
+            <w:hyperlink w:history="1" r:id="rIdruw09hhag8xxhabrk7ec_">
               <w:r>
                 <w:rPr>
                   <w:rFonts w:ascii="Arial" w:cs="Arial" w:eastAsia="Arial" w:hAnsi="Arial"/>
@@ -27879,7 +27879,7 @@
               <w:spacing w:after="10" w:before="0"/>
               <w:ind w:left="120"/>
             </w:pPr>
-            <w:hyperlink w:history="1" r:id="rIdea1juk0wt7oie_um8b909">
+            <w:hyperlink w:history="1" r:id="rId6vewogglcxphmdvkdrqiw">
               <w:r>
                 <w:rPr>
                   <w:rFonts w:ascii="Arial" w:cs="Arial" w:eastAsia="Arial" w:hAnsi="Arial"/>
@@ -27924,7 +27924,7 @@
             <w:pPr>
               <w:spacing w:after="20" w:before="0"/>
             </w:pPr>
-            <w:hyperlink w:history="1" r:id="rId5ohetrlf4k-24gehkl-ew">
+            <w:hyperlink w:history="1" r:id="rIdlejc8n_b5zv-dz1dbpx5s">
               <w:r>
                 <w:rPr>
                   <w:rFonts w:ascii="Arial" w:cs="Arial" w:eastAsia="Arial" w:hAnsi="Arial"/>
@@ -27957,7 +27957,7 @@
               <w:spacing w:after="10" w:before="0"/>
               <w:ind w:left="120"/>
             </w:pPr>
-            <w:hyperlink w:history="1" r:id="rIduf4kqv9kl_k7jn1zr2_y6">
+            <w:hyperlink w:history="1" r:id="rId47e2zeciha92fl7h6ngao">
               <w:r>
                 <w:rPr>
                   <w:rFonts w:ascii="Arial" w:cs="Arial" w:eastAsia="Arial" w:hAnsi="Arial"/>
@@ -28482,7 +28482,7 @@
         </w:rPr>
         <w:t xml:space="preserve">© 2026 SeaVuria and ARES. Aligned with KICD objectives. Developed by SeaVuria; technical implementation by ARES (with AI assistance from Claude). Licensed under </w:t>
       </w:r>
-      <w:hyperlink w:history="1" r:id="rIdyipctbpldegx9ru9ljfbg">
+      <w:hyperlink w:history="1" r:id="rIddi6t6fc_2krq2qfqy0mzr">
         <w:r>
           <w:rPr>
             <w:rFonts w:ascii="Arial" w:cs="Arial" w:eastAsia="Arial" w:hAnsi="Arial"/>
@@ -28503,7 +28503,7 @@
         </w:rPr>
         <w:t xml:space="preserve"> (</w:t>
       </w:r>
-      <w:hyperlink w:history="1" r:id="rIdrfhocofjodplwer0y0kcd">
+      <w:hyperlink w:history="1" r:id="rId4jdnus6rmwx-dx0guitnp">
         <w:r>
           <w:rPr>
             <w:rFonts w:ascii="Arial" w:cs="Arial" w:eastAsia="Arial" w:hAnsi="Arial"/>
@@ -28580,7 +28580,7 @@
               </w:rPr>
               <w:t xml:space="preserve">LESSON 9 (</w:t>
             </w:r>
-            <w:del w:id="9161" w:author="Claude (AI) - proposed" w:date="2026-10-15T08:04:42Z">
+            <w:del w:id="9161" w:author="Claude (AI) - proposed" w:date="2026-10-18T00:32:27Z">
               <w:r>
                 <w:rPr>
                   <w:rFonts w:ascii="Arial" w:cs="Arial" w:eastAsia="Arial" w:hAnsi="Arial"/>
@@ -28595,7 +28595,7 @@
                 <w:delText xml:space="preserve">40 minutes (single lesson; extend to a double lesson of 80 minutes if students build the mixed circuit on the bench</w:delText>
               </w:r>
             </w:del>
-            <w:ins w:id="9162" w:author="Claude (AI) - proposed" w:date="2026-10-15T08:04:42Z">
+            <w:ins w:id="9162" w:author="Claude (AI) - proposed" w:date="2026-10-18T00:32:27Z">
               <w:r>
                 <w:rPr>
                   <w:rFonts w:ascii="Arial" w:cs="Arial" w:eastAsia="Arial" w:hAnsi="Arial"/>
@@ -29054,10 +29054,10 @@
               <w:spacing w:after="40" w:before="0"/>
               <w:jc w:val="left"/>
               <w:rPr>
-                <w:ins w:id="9164" w:author="Claude (AI) - proposed" w:date="2026-10-15T08:04:42Z"/>
-              </w:rPr>
-            </w:pPr>
-            <w:ins w:id="9163" w:author="Claude (AI) - proposed" w:date="2026-10-15T08:04:42Z">
+                <w:ins w:id="9164" w:author="Claude (AI) - proposed" w:date="2026-10-18T00:32:27Z"/>
+              </w:rPr>
+            </w:pPr>
+            <w:ins w:id="9163" w:author="Claude (AI) - proposed" w:date="2026-10-18T00:32:27Z">
               <w:r>
                 <w:rPr>
                   <w:rFonts w:ascii="Arial" w:cs="Arial" w:eastAsia="Arial" w:hAnsi="Arial"/>
@@ -29079,10 +29079,10 @@
               <w:spacing w:after="40" w:before="0"/>
               <w:jc w:val="left"/>
               <w:rPr>
-                <w:del w:id="9166" w:author="Claude (AI) - proposed" w:date="2026-10-15T08:04:42Z"/>
-              </w:rPr>
-            </w:pPr>
-            <w:del w:id="9165" w:author="Claude (AI) - proposed" w:date="2026-10-15T08:04:42Z">
+                <w:del w:id="9166" w:author="Claude (AI) - proposed" w:date="2026-10-18T00:32:27Z"/>
+              </w:rPr>
+            </w:pPr>
+            <w:del w:id="9165" w:author="Claude (AI) - proposed" w:date="2026-10-18T00:32:27Z">
               <w:r>
                 <w:rPr>
                   <w:rFonts w:ascii="Arial" w:cs="Arial" w:eastAsia="Arial" w:hAnsi="Arial"/>
@@ -29616,7 +29616,7 @@
             <w:pPr>
               <w:spacing w:after="20" w:before="0"/>
             </w:pPr>
-            <w:hyperlink w:history="1" r:id="rIdwx67o9vlazrmka8saj9ll">
+            <w:hyperlink w:history="1" r:id="rIdbeuqetkloeuzz321tyavl">
               <w:r>
                 <w:rPr>
                   <w:rFonts w:ascii="Arial" w:cs="Arial" w:eastAsia="Arial" w:hAnsi="Arial"/>
@@ -29649,7 +29649,7 @@
               <w:spacing w:after="10" w:before="0"/>
               <w:ind w:left="120"/>
             </w:pPr>
-            <w:hyperlink w:history="1" r:id="rId3jibr1ekqor4r4tuvwll0">
+            <w:hyperlink w:history="1" r:id="rIdsuukm0dwdo65q3ftagkp5">
               <w:r>
                 <w:rPr>
                   <w:rFonts w:ascii="Arial" w:cs="Arial" w:eastAsia="Arial" w:hAnsi="Arial"/>
@@ -29694,7 +29694,7 @@
             <w:pPr>
               <w:spacing w:after="20" w:before="0"/>
             </w:pPr>
-            <w:hyperlink w:history="1" r:id="rIdsuk9-azsllmyv-ciotnxw">
+            <w:hyperlink w:history="1" r:id="rId1kdz4s9lgwe5zaexgmqqj">
               <w:r>
                 <w:rPr>
                   <w:rFonts w:ascii="Arial" w:cs="Arial" w:eastAsia="Arial" w:hAnsi="Arial"/>
@@ -29727,7 +29727,7 @@
               <w:spacing w:after="10" w:before="0"/>
               <w:ind w:left="120"/>
             </w:pPr>
-            <w:hyperlink w:history="1" r:id="rId2tlmeqpj6ib7i3rczc0zs">
+            <w:hyperlink w:history="1" r:id="rIdz_z5js-q4a6bvm0mko9re">
               <w:r>
                 <w:rPr>
                   <w:rFonts w:ascii="Arial" w:cs="Arial" w:eastAsia="Arial" w:hAnsi="Arial"/>
@@ -29927,7 +29927,7 @@
             <w:pPr>
               <w:spacing w:after="20" w:before="0"/>
             </w:pPr>
-            <w:hyperlink w:history="1" r:id="rIdlapatapz6ykb_ztrgiwsf">
+            <w:hyperlink w:history="1" r:id="rId-jrz-gzbpdslma4pfvuye">
               <w:r>
                 <w:rPr>
                   <w:rFonts w:ascii="Arial" w:cs="Arial" w:eastAsia="Arial" w:hAnsi="Arial"/>
@@ -29960,7 +29960,7 @@
               <w:spacing w:after="10" w:before="0"/>
               <w:ind w:left="120"/>
             </w:pPr>
-            <w:hyperlink w:history="1" r:id="rIdpprahro9elnpwy0japhgi">
+            <w:hyperlink w:history="1" r:id="rIdd93iydxsmnqd7brq0ceji">
               <w:r>
                 <w:rPr>
                   <w:rFonts w:ascii="Arial" w:cs="Arial" w:eastAsia="Arial" w:hAnsi="Arial"/>
@@ -30005,7 +30005,7 @@
             <w:pPr>
               <w:spacing w:after="20" w:before="0"/>
             </w:pPr>
-            <w:hyperlink w:history="1" r:id="rIdanr_cvihpxvv1azw4taoq">
+            <w:hyperlink w:history="1" r:id="rIdrdl2gkwwmncaqnmd2s8vc">
               <w:r>
                 <w:rPr>
                   <w:rFonts w:ascii="Arial" w:cs="Arial" w:eastAsia="Arial" w:hAnsi="Arial"/>
@@ -30038,7 +30038,7 @@
               <w:spacing w:after="10" w:before="0"/>
               <w:ind w:left="120"/>
             </w:pPr>
-            <w:hyperlink w:history="1" r:id="rIdjsjpq70bx1vdkzanrwqjs">
+            <w:hyperlink w:history="1" r:id="rIdwqbnefo3deepjqiib1ujj">
               <w:r>
                 <w:rPr>
                   <w:rFonts w:ascii="Arial" w:cs="Arial" w:eastAsia="Arial" w:hAnsi="Arial"/>
@@ -30083,7 +30083,7 @@
               </w:rPr>
               <w:t xml:space="preserve">In groups of four with roles (builder, ammeter reader, voltmeter reader, recorder), students build the mixed circuit from the 9 V pack (six 1.5 V dry cells in a holder) and three identical 9 V, 2.7 W bulbs. They observe the brightness of A, B and C. They measure: (1) the current from the battery with the ammeter in SERIES (expected 0.20 A); (2) the p.d. across A (expected 6.0 V) and across B and across C with the voltmeter in PARALLEL (expected 3.0 V each); and (3) the current in B or C (expected 0.10 A each). They record results in a table. They then unscrew bulb B and observe that C stays lit </w:t>
             </w:r>
-            <w:del w:id="9167" w:author="Claude (AI) - proposed" w:date="2026-10-15T08:04:42Z">
+            <w:del w:id="9167" w:author="Claude (AI) - proposed" w:date="2026-10-18T00:32:27Z">
               <w:r>
                 <w:rPr>
                   <w:rFonts w:ascii="Arial" w:cs="Arial" w:eastAsia="Arial" w:hAnsi="Arial"/>
@@ -30098,7 +30098,7 @@
                 <w:delText xml:space="preserve">but A changes (the current falls</w:delText>
               </w:r>
             </w:del>
-            <w:ins w:id="9168" w:author="Claude (AI) - proposed" w:date="2026-10-15T08:04:42Z">
+            <w:ins w:id="9168" w:author="Claude (AI) - proposed" w:date="2026-10-18T00:32:27Z">
               <w:r>
                 <w:rPr>
                   <w:rFonts w:ascii="Arial" w:cs="Arial" w:eastAsia="Arial" w:hAnsi="Arial"/>
@@ -30281,7 +30281,7 @@
             <w:pPr>
               <w:spacing w:after="20" w:before="0"/>
             </w:pPr>
-            <w:hyperlink w:history="1" r:id="rIddftwzifzcy4i1jtj1vohi">
+            <w:hyperlink w:history="1" r:id="rIdegi5-70i87w3o2ed-jue3">
               <w:r>
                 <w:rPr>
                   <w:rFonts w:ascii="Arial" w:cs="Arial" w:eastAsia="Arial" w:hAnsi="Arial"/>
@@ -30330,7 +30330,7 @@
               <w:spacing w:after="10" w:before="0"/>
               <w:ind w:left="120"/>
             </w:pPr>
-            <w:hyperlink w:history="1" r:id="rIdvlhx4eq7bctq8katafh54">
+            <w:hyperlink w:history="1" r:id="rIdtz8jovh_9ztsh-2bql8v3">
               <w:r>
                 <w:rPr>
                   <w:rFonts w:ascii="Arial" w:cs="Arial" w:eastAsia="Arial" w:hAnsi="Arial"/>
@@ -30375,7 +30375,7 @@
             <w:pPr>
               <w:spacing w:after="20" w:before="0"/>
             </w:pPr>
-            <w:hyperlink w:history="1" r:id="rIdhggqj6rb7bwwg3zh_eu6e">
+            <w:hyperlink w:history="1" r:id="rIdbcs5ecdonsk4erbnixzib">
               <w:r>
                 <w:rPr>
                   <w:rFonts w:ascii="Arial" w:cs="Arial" w:eastAsia="Arial" w:hAnsi="Arial"/>
@@ -30408,7 +30408,7 @@
               <w:spacing w:after="10" w:before="0"/>
               <w:ind w:left="120"/>
             </w:pPr>
-            <w:hyperlink w:history="1" r:id="rId7vyyr8ysze7ya8dxnyy5c">
+            <w:hyperlink w:history="1" r:id="rId8o2pwl-xcbbdbh51o4vij">
               <w:r>
                 <w:rPr>
                   <w:rFonts w:ascii="Arial" w:cs="Arial" w:eastAsia="Arial" w:hAnsi="Arial"/>
@@ -30486,7 +30486,7 @@
               </w:rPr>
               <w:t xml:space="preserve">Model Step 1 only on the board: "Watch me reduce the parallel pair. I never add 30 and 30 here. I use 1 over R." Then say: "You do Step 2 on your whiteboards. Show me in 60 seconds." Use WAIT TIME of 10-15 seconds before calling on students for each step. Cold-call 3 students to present Steps 2, 3 and 4 and ask the class: "Thumbs up if you agree, sideways if unsure." Ask: "Why is the p.d. across A bigger than across B?" WAIT TIME 15 seconds, then cold-call 2 students. Say: "Compare 0.20 A on the ammeter to our calculated 0.20 A. What does that tell you about our model?" For cells ask: "Kipchirchir said the battery gets used up faster in parallel. What do the currents 0.90 A and 0.10 A tell us?" Cold-call 2 students. Ask: "Achieng's family uses a 12 V battery. How many 1.5 V cells in series would give 12 V?" (8) and "Why would they wire the home lights in parallel?" Cold-call 2 students. Do not introduce power calculations beyond the comparison (</w:t>
             </w:r>
-            <w:del w:id="9169" w:author="Claude (AI) - proposed" w:date="2026-10-15T08:04:42Z">
+            <w:del w:id="9169" w:author="Claude (AI) - proposed" w:date="2026-10-18T00:32:27Z">
               <w:r>
                 <w:rPr>
                   <w:rFonts w:ascii="Arial" w:cs="Arial" w:eastAsia="Arial" w:hAnsi="Arial"/>
@@ -30514,7 +30514,7 @@
               </w:rPr>
               <w:t xml:space="preserve">P = IV</w:t>
             </w:r>
-            <w:ins w:id="9170" w:author="Claude (AI) - proposed" w:date="2026-10-15T08:04:42Z">
+            <w:ins w:id="9170" w:author="Claude (AI) - proposed" w:date="2026-10-18T00:32:27Z">
               <w:r>
                 <w:rPr>
                   <w:rFonts w:ascii="Arial" w:cs="Arial" w:eastAsia="Arial" w:hAnsi="Arial"/>
@@ -30664,7 +30664,7 @@
             <w:pPr>
               <w:spacing w:after="20" w:before="0"/>
             </w:pPr>
-            <w:hyperlink w:history="1" r:id="rIdig7qdyekty8sr9d3c-lmw">
+            <w:hyperlink w:history="1" r:id="rIdlsd5ivnimlvuys3axdxcg">
               <w:r>
                 <w:rPr>
                   <w:rFonts w:ascii="Arial" w:cs="Arial" w:eastAsia="Arial" w:hAnsi="Arial"/>
@@ -30713,7 +30713,7 @@
               <w:spacing w:after="10" w:before="0"/>
               <w:ind w:left="120"/>
             </w:pPr>
-            <w:hyperlink w:history="1" r:id="rIdn6dkhr_bkch1rwm95scgc">
+            <w:hyperlink w:history="1" r:id="rIdh-cie8rhmnxcyjlfvjn5i">
               <w:r>
                 <w:rPr>
                   <w:rFonts w:ascii="Arial" w:cs="Arial" w:eastAsia="Arial" w:hAnsi="Arial"/>
@@ -30758,7 +30758,7 @@
             <w:pPr>
               <w:spacing w:after="20" w:before="0"/>
             </w:pPr>
-            <w:hyperlink w:history="1" r:id="rIdjdpraxlxgvn-jhtw3ymh5">
+            <w:hyperlink w:history="1" r:id="rIdbdp4twqv9k1ftl_eio0kz">
               <w:r>
                 <w:rPr>
                   <w:rFonts w:ascii="Arial" w:cs="Arial" w:eastAsia="Arial" w:hAnsi="Arial"/>
@@ -30791,7 +30791,7 @@
               <w:spacing w:after="10" w:before="0"/>
               <w:ind w:left="120"/>
             </w:pPr>
-            <w:hyperlink w:history="1" r:id="rIdjpvf7j_k6exx9o4wjumf6">
+            <w:hyperlink w:history="1" r:id="rIdotethbvt4u8myrzfmryjv">
               <w:r>
                 <w:rPr>
                   <w:rFonts w:ascii="Arial" w:cs="Arial" w:eastAsia="Arial" w:hAnsi="Arial"/>
@@ -30991,7 +30991,7 @@
             <w:pPr>
               <w:spacing w:after="20" w:before="0"/>
             </w:pPr>
-            <w:hyperlink w:history="1" r:id="rIdumbgb8mjq7uxdovqqdnyz">
+            <w:hyperlink w:history="1" r:id="rIdpp0bzx8kqpufs_qj0yz0c">
               <w:r>
                 <w:rPr>
                   <w:rFonts w:ascii="Arial" w:cs="Arial" w:eastAsia="Arial" w:hAnsi="Arial"/>
@@ -31040,7 +31040,7 @@
               <w:spacing w:after="10" w:before="0"/>
               <w:ind w:left="120"/>
             </w:pPr>
-            <w:hyperlink w:history="1" r:id="rIdv92miwf8wsdjtecvdvfko">
+            <w:hyperlink w:history="1" r:id="rIdjbedhaogd-47w-ozyuvdy">
               <w:r>
                 <w:rPr>
                   <w:rFonts w:ascii="Arial" w:cs="Arial" w:eastAsia="Arial" w:hAnsi="Arial"/>
@@ -31085,7 +31085,7 @@
             <w:pPr>
               <w:spacing w:after="20" w:before="0"/>
             </w:pPr>
-            <w:hyperlink w:history="1" r:id="rIddlvp__ctj2mzzvuais4tt">
+            <w:hyperlink w:history="1" r:id="rId-k95biempvmjsougufh79">
               <w:r>
                 <w:rPr>
                   <w:rFonts w:ascii="Arial" w:cs="Arial" w:eastAsia="Arial" w:hAnsi="Arial"/>
@@ -31134,7 +31134,7 @@
               <w:spacing w:after="10" w:before="0"/>
               <w:ind w:left="120"/>
             </w:pPr>
-            <w:hyperlink w:history="1" r:id="rIdphoquz60nn3x2cm83pziq">
+            <w:hyperlink w:history="1" r:id="rIdjpwiuvu9q3zvw59mttz-e">
               <w:r>
                 <w:rPr>
                   <w:rFonts w:ascii="Arial" w:cs="Arial" w:eastAsia="Arial" w:hAnsi="Arial"/>
@@ -31659,7 +31659,7 @@
         </w:rPr>
         <w:t xml:space="preserve">© 2026 SeaVuria and ARES. Aligned with KICD objectives. Developed by SeaVuria; technical implementation by ARES (with AI assistance from Claude). Licensed under </w:t>
       </w:r>
-      <w:hyperlink w:history="1" r:id="rId40unclzrurj_-txwdm6y2">
+      <w:hyperlink w:history="1" r:id="rIdub8mg__4wjeqf63ffajmh">
         <w:r>
           <w:rPr>
             <w:rFonts w:ascii="Arial" w:cs="Arial" w:eastAsia="Arial" w:hAnsi="Arial"/>
@@ -31680,7 +31680,7 @@
         </w:rPr>
         <w:t xml:space="preserve"> (</w:t>
       </w:r>
-      <w:hyperlink w:history="1" r:id="rIdfbbtbvuxiyhfjmxobrwn-">
+      <w:hyperlink w:history="1" r:id="rIdfe1nlsztsfvlpkp8mlahm">
         <w:r>
           <w:rPr>
             <w:rFonts w:ascii="Arial" w:cs="Arial" w:eastAsia="Arial" w:hAnsi="Arial"/>
@@ -31757,7 +31757,7 @@
               </w:rPr>
               <w:t xml:space="preserve">LESSON 10 (40 minutes (</w:t>
             </w:r>
-            <w:del w:id="9171" w:author="Claude (AI) - proposed" w:date="2026-10-15T08:04:42Z">
+            <w:del w:id="9171" w:author="Claude (AI) - proposed" w:date="2026-10-18T00:32:27Z">
               <w:r>
                 <w:rPr>
                   <w:rFonts w:ascii="Arial" w:cs="Arial" w:eastAsia="Arial" w:hAnsi="Arial"/>
@@ -31772,7 +31772,7 @@
                 <w:delText xml:space="preserve">one double lesson of 80 minutes may be used for the full cost task</w:delText>
               </w:r>
             </w:del>
-            <w:ins w:id="9172" w:author="Claude (AI) - proposed" w:date="2026-10-15T08:04:42Z">
+            <w:ins w:id="9172" w:author="Claude (AI) - proposed" w:date="2026-10-18T00:32:27Z">
               <w:r>
                 <w:rPr>
                   <w:rFonts w:ascii="Arial" w:cs="Arial" w:eastAsia="Arial" w:hAnsi="Arial"/>
@@ -32244,7 +32244,7 @@
               </w:rPr>
               <w:t xml:space="preserve">How is current electricity </w:t>
             </w:r>
-            <w:del w:id="9173" w:author="Claude (AI) - proposed" w:date="2026-10-15T08:04:42Z">
+            <w:del w:id="9173" w:author="Claude (AI) - proposed" w:date="2026-10-18T00:32:27Z">
               <w:r>
                 <w:rPr>
                   <w:rFonts w:ascii="Arial" w:cs="Arial" w:eastAsia="Arial" w:hAnsi="Arial"/>
@@ -32259,7 +32259,7 @@
                 <w:delText xml:space="preserve">applied in</w:delText>
               </w:r>
             </w:del>
-            <w:ins w:id="9174" w:author="Claude (AI) - proposed" w:date="2026-10-15T08:04:42Z">
+            <w:ins w:id="9174" w:author="Claude (AI) - proposed" w:date="2026-10-18T00:32:27Z">
               <w:r>
                 <w:rPr>
                   <w:rFonts w:ascii="Arial" w:cs="Arial" w:eastAsia="Arial" w:hAnsi="Arial"/>
@@ -32287,7 +32287,7 @@
               </w:rPr>
               <w:t xml:space="preserve"> day-to-day life? (</w:t>
             </w:r>
-            <w:del w:id="9175" w:author="Claude (AI) - proposed" w:date="2026-10-15T08:04:42Z">
+            <w:del w:id="9175" w:author="Claude (AI) - proposed" w:date="2026-10-18T00:32:27Z">
               <w:r>
                 <w:rPr>
                   <w:rFonts w:ascii="Arial" w:cs="Arial" w:eastAsia="Arial" w:hAnsi="Arial"/>
@@ -32302,7 +32302,7 @@
                 <w:delText xml:space="preserve">and, linked to Key Inquiry 1: how do current, potential difference and resistance determine how much energy a circuit transfers?)</w:delText>
               </w:r>
             </w:del>
-            <w:ins w:id="9176" w:author="Claude (AI) - proposed" w:date="2026-10-15T08:04:42Z">
+            <w:ins w:id="9176" w:author="Claude (AI) - proposed" w:date="2026-10-18T00:32:27Z">
               <w:r>
                 <w:rPr>
                   <w:rFonts w:ascii="Arial" w:cs="Arial" w:eastAsia="Arial" w:hAnsi="Arial"/>
@@ -32385,7 +32385,7 @@
               </w:rPr>
               <w:t xml:space="preserve">Lessons 7 and 8 gave us the currents and p.d.s that explain why series bulbs are dim and parallel bulbs are bright. Lesson 10 turns those numbers into power and energy (builds on L4: p.d. is energy per unit charge, and L8: the current in each bulb). It lets learners say how much </w:t>
             </w:r>
-            <w:del w:id="9177" w:author="Claude (AI) - proposed" w:date="2026-10-15T08:04:42Z">
+            <w:del w:id="9177" w:author="Claude (AI) - proposed" w:date="2026-10-18T00:32:27Z">
               <w:r>
                 <w:rPr>
                   <w:rFonts w:ascii="Arial" w:cs="Arial" w:eastAsia="Arial" w:hAnsi="Arial"/>
@@ -32400,7 +32400,7 @@
                 <w:delText xml:space="preserve">brighter</w:delText>
               </w:r>
             </w:del>
-            <w:ins w:id="9178" w:author="Claude (AI) - proposed" w:date="2026-10-15T08:04:42Z">
+            <w:ins w:id="9178" w:author="Claude (AI) - proposed" w:date="2026-10-18T00:32:27Z">
               <w:r>
                 <w:rPr>
                   <w:rFonts w:ascii="Arial" w:cs="Arial" w:eastAsia="Arial" w:hAnsi="Arial"/>
@@ -32428,7 +32428,7 @@
               </w:rPr>
               <w:t xml:space="preserve"> (9 times</w:t>
             </w:r>
-            <w:ins w:id="9179" w:author="Claude (AI) - proposed" w:date="2026-10-15T08:04:42Z">
+            <w:ins w:id="9179" w:author="Claude (AI) - proposed" w:date="2026-10-18T00:32:27Z">
               <w:r>
                 <w:rPr>
                   <w:rFonts w:ascii="Arial" w:cs="Arial" w:eastAsia="Arial" w:hAnsi="Arial"/>
@@ -32907,7 +32907,7 @@
             <w:pPr>
               <w:spacing w:after="20" w:before="0"/>
             </w:pPr>
-            <w:hyperlink w:history="1" r:id="rIdbpnipnhh1grwmxyjsfalo">
+            <w:hyperlink w:history="1" r:id="rIdqerlkqshxyanqjbsn6w9r">
               <w:r>
                 <w:rPr>
                   <w:rFonts w:ascii="Arial" w:cs="Arial" w:eastAsia="Arial" w:hAnsi="Arial"/>
@@ -32940,7 +32940,7 @@
               <w:spacing w:after="10" w:before="0"/>
               <w:ind w:left="120"/>
             </w:pPr>
-            <w:hyperlink w:history="1" r:id="rIdugtkfq77do30o3gojilki">
+            <w:hyperlink w:history="1" r:id="rIdt-dvnqbtlm2zctyh0f8an">
               <w:r>
                 <w:rPr>
                   <w:rFonts w:ascii="Arial" w:cs="Arial" w:eastAsia="Arial" w:hAnsi="Arial"/>
@@ -32985,7 +32985,7 @@
             <w:pPr>
               <w:spacing w:after="20" w:before="0"/>
             </w:pPr>
-            <w:hyperlink w:history="1" r:id="rIdcid3uzkoef3yfxoszkwfw">
+            <w:hyperlink w:history="1" r:id="rIdpe7y4wowev228lcyp_udi">
               <w:r>
                 <w:rPr>
                   <w:rFonts w:ascii="Arial" w:cs="Arial" w:eastAsia="Arial" w:hAnsi="Arial"/>
@@ -33018,7 +33018,7 @@
               <w:spacing w:after="10" w:before="0"/>
               <w:ind w:left="120"/>
             </w:pPr>
-            <w:hyperlink w:history="1" r:id="rIdcw4lawvaj-v2lafw2xkua">
+            <w:hyperlink w:history="1" r:id="rIdaxxzzsgsdjblnw27bkmae">
               <w:r>
                 <w:rPr>
                   <w:rFonts w:ascii="Arial" w:cs="Arial" w:eastAsia="Arial" w:hAnsi="Arial"/>
@@ -33083,7 +33083,7 @@
               <w:spacing w:after="40" w:before="0"/>
               <w:jc w:val="left"/>
             </w:pPr>
-            <w:ins w:id="9180" w:author="Claude (AI) - proposed" w:date="2026-10-15T08:04:42Z">
+            <w:ins w:id="9180" w:author="Claude (AI) - proposed" w:date="2026-10-18T00:32:27Z">
               <w:r>
                 <w:rPr>
                   <w:rFonts w:ascii="Arial" w:cs="Arial" w:eastAsia="Arial" w:hAnsi="Arial"/>
@@ -33233,7 +33233,7 @@
             <w:pPr>
               <w:spacing w:after="20" w:before="0"/>
             </w:pPr>
-            <w:hyperlink w:history="1" r:id="rIdvckum2crwgsib28drzb57">
+            <w:hyperlink w:history="1" r:id="rIdgjvpczql1thylylnckup7">
               <w:r>
                 <w:rPr>
                   <w:rFonts w:ascii="Arial" w:cs="Arial" w:eastAsia="Arial" w:hAnsi="Arial"/>
@@ -33266,7 +33266,7 @@
               <w:spacing w:after="10" w:before="0"/>
               <w:ind w:left="120"/>
             </w:pPr>
-            <w:hyperlink w:history="1" r:id="rIdanl-xqdzupqxe9ipko6ao">
+            <w:hyperlink w:history="1" r:id="rIdolsmrvpbeviazw21u4s5j">
               <w:r>
                 <w:rPr>
                   <w:rFonts w:ascii="Arial" w:cs="Arial" w:eastAsia="Arial" w:hAnsi="Arial"/>
@@ -33311,7 +33311,7 @@
             <w:pPr>
               <w:spacing w:after="20" w:before="0"/>
             </w:pPr>
-            <w:hyperlink w:history="1" r:id="rIduc5r5fr1z7cwqyv5s8pne">
+            <w:hyperlink w:history="1" r:id="rIda5u0ncdyhopr42vu28m4h">
               <w:r>
                 <w:rPr>
                   <w:rFonts w:ascii="Arial" w:cs="Arial" w:eastAsia="Arial" w:hAnsi="Arial"/>
@@ -33344,7 +33344,7 @@
               <w:spacing w:after="10" w:before="0"/>
               <w:ind w:left="120"/>
             </w:pPr>
-            <w:hyperlink w:history="1" r:id="rId9ohyp_wlmp6ml2q-r7_yi">
+            <w:hyperlink w:history="1" r:id="rIdknn3o9-nxnnl8wkzsmhcp">
               <w:r>
                 <w:rPr>
                   <w:rFonts w:ascii="Arial" w:cs="Arial" w:eastAsia="Arial" w:hAnsi="Arial"/>
@@ -33544,7 +33544,7 @@
             <w:pPr>
               <w:spacing w:after="20" w:before="0"/>
             </w:pPr>
-            <w:hyperlink w:history="1" r:id="rIds-qxipnai0ctqdffm4wss">
+            <w:hyperlink w:history="1" r:id="rIdqkp0en4bkygljal1joko3">
               <w:r>
                 <w:rPr>
                   <w:rFonts w:ascii="Arial" w:cs="Arial" w:eastAsia="Arial" w:hAnsi="Arial"/>
@@ -33577,7 +33577,7 @@
               <w:spacing w:after="10" w:before="0"/>
               <w:ind w:left="120"/>
             </w:pPr>
-            <w:hyperlink w:history="1" r:id="rIdyuexcdvvhwn65wawuparh">
+            <w:hyperlink w:history="1" r:id="rIden4yqmajroaseynze7d8e">
               <w:r>
                 <w:rPr>
                   <w:rFonts w:ascii="Arial" w:cs="Arial" w:eastAsia="Arial" w:hAnsi="Arial"/>
@@ -33622,7 +33622,7 @@
             <w:pPr>
               <w:spacing w:after="20" w:before="0"/>
             </w:pPr>
-            <w:hyperlink w:history="1" r:id="rIdpgk7vl4nm9kzv19d626bn">
+            <w:hyperlink w:history="1" r:id="rIdcqbiy7ij7o5hr2t_o6trb">
               <w:r>
                 <w:rPr>
                   <w:rFonts w:ascii="Arial" w:cs="Arial" w:eastAsia="Arial" w:hAnsi="Arial"/>
@@ -33671,7 +33671,7 @@
               <w:spacing w:after="10" w:before="0"/>
               <w:ind w:left="120"/>
             </w:pPr>
-            <w:hyperlink w:history="1" r:id="rIdwlwq4f7lms0j7fz0asv1d">
+            <w:hyperlink w:history="1" r:id="rIdag1o9vnnnfoe2avdfym5d">
               <w:r>
                 <w:rPr>
                   <w:rFonts w:ascii="Arial" w:cs="Arial" w:eastAsia="Arial" w:hAnsi="Arial"/>
@@ -33749,7 +33749,7 @@
               </w:rPr>
               <w:t xml:space="preserve">Model one calculation on the board and then let learners attempt the next one. Say: 'Series bulbs are dim not because the current is used up, but because each bulb gets only 3.0 V and 0.10 A, so P = 0.30 W.'</w:t>
             </w:r>
-            <w:ins w:id="9181" w:author="Claude (AI) - proposed" w:date="2026-10-15T08:04:42Z">
+            <w:ins w:id="9181" w:author="Claude (AI) - proposed" w:date="2026-10-18T00:32:27Z">
               <w:r>
                 <w:rPr>
                   <w:rFonts w:ascii="Arial" w:cs="Arial" w:eastAsia="Arial" w:hAnsi="Arial"/>
@@ -33899,7 +33899,7 @@
             <w:pPr>
               <w:spacing w:after="20" w:before="0"/>
             </w:pPr>
-            <w:hyperlink w:history="1" r:id="rIdez93yimu2sg4h03c9fn2o">
+            <w:hyperlink w:history="1" r:id="rIdfucbocgfo_nlsndowmuwu">
               <w:r>
                 <w:rPr>
                   <w:rFonts w:ascii="Arial" w:cs="Arial" w:eastAsia="Arial" w:hAnsi="Arial"/>
@@ -33932,7 +33932,7 @@
               <w:spacing w:after="10" w:before="0"/>
               <w:ind w:left="120"/>
             </w:pPr>
-            <w:hyperlink w:history="1" r:id="rIdwwu8o1thnx0jpkc6ti9i9">
+            <w:hyperlink w:history="1" r:id="rIdmyxchkzxz7loivlk4finm">
               <w:r>
                 <w:rPr>
                   <w:rFonts w:ascii="Arial" w:cs="Arial" w:eastAsia="Arial" w:hAnsi="Arial"/>
@@ -33977,7 +33977,7 @@
             <w:pPr>
               <w:spacing w:after="20" w:before="0"/>
             </w:pPr>
-            <w:hyperlink w:history="1" r:id="rIdospt9psmgijwdvvsllpz9">
+            <w:hyperlink w:history="1" r:id="rIdm14hqayaeztmueq3_i4sw">
               <w:r>
                 <w:rPr>
                   <w:rFonts w:ascii="Arial" w:cs="Arial" w:eastAsia="Arial" w:hAnsi="Arial"/>
@@ -34026,7 +34026,7 @@
               <w:spacing w:after="10" w:before="0"/>
               <w:ind w:left="120"/>
             </w:pPr>
-            <w:hyperlink w:history="1" r:id="rIdjpdmdrlhmbkvytz5ljxhc">
+            <w:hyperlink w:history="1" r:id="rIdj9g05p5tz7dqav3z3s9in">
               <w:r>
                 <w:rPr>
                   <w:rFonts w:ascii="Arial" w:cs="Arial" w:eastAsia="Arial" w:hAnsi="Arial"/>
@@ -34071,7 +34071,7 @@
               </w:rPr>
               <w:t xml:space="preserve">Learners return to the class DQB and add evidence cards in the columns for the driving question. They write on sticky notes: 'Series bulb: 3.0 V x 0.10 A = 0.30 W (dim)', 'Parallel bulb: 9 V x 0.30 A = 2.7 W (9 times</w:t>
             </w:r>
-            <w:ins w:id="9182" w:author="Claude (AI) - proposed" w:date="2026-10-15T08:04:42Z">
+            <w:ins w:id="9182" w:author="Claude (AI) - proposed" w:date="2026-10-18T00:32:27Z">
               <w:r>
                 <w:rPr>
                   <w:rFonts w:ascii="Arial" w:cs="Arial" w:eastAsia="Arial" w:hAnsi="Arial"/>
@@ -34254,7 +34254,7 @@
             <w:pPr>
               <w:spacing w:after="20" w:before="0"/>
             </w:pPr>
-            <w:hyperlink w:history="1" r:id="rIdvfuu0crcyiyttap2mbzp6">
+            <w:hyperlink w:history="1" r:id="rId59qdtyepzhw0gum5shq0y">
               <w:r>
                 <w:rPr>
                   <w:rFonts w:ascii="Arial" w:cs="Arial" w:eastAsia="Arial" w:hAnsi="Arial"/>
@@ -34303,7 +34303,7 @@
               <w:spacing w:after="10" w:before="0"/>
               <w:ind w:left="120"/>
             </w:pPr>
-            <w:hyperlink w:history="1" r:id="rIdcl5wmsdd9mijcpyc011bp">
+            <w:hyperlink w:history="1" r:id="rIdzhw_binv6t777w8cfq1hj">
               <w:r>
                 <w:rPr>
                   <w:rFonts w:ascii="Arial" w:cs="Arial" w:eastAsia="Arial" w:hAnsi="Arial"/>
@@ -34348,7 +34348,7 @@
             <w:pPr>
               <w:spacing w:after="20" w:before="0"/>
             </w:pPr>
-            <w:hyperlink w:history="1" r:id="rIdpoadgjbeoony6yqzyw9p4">
+            <w:hyperlink w:history="1" r:id="rId4lf6xfal3xw00izq4cz7n">
               <w:r>
                 <w:rPr>
                   <w:rFonts w:ascii="Arial" w:cs="Arial" w:eastAsia="Arial" w:hAnsi="Arial"/>
@@ -34397,7 +34397,7 @@
               <w:spacing w:after="10" w:before="0"/>
               <w:ind w:left="120"/>
             </w:pPr>
-            <w:hyperlink w:history="1" r:id="rId-9p7yv5sx0ezjxht2q74t">
+            <w:hyperlink w:history="1" r:id="rIdi7x2xnozvn6glnsdtp3pw">
               <w:r>
                 <w:rPr>
                   <w:rFonts w:ascii="Arial" w:cs="Arial" w:eastAsia="Arial" w:hAnsi="Arial"/>
@@ -34922,7 +34922,7 @@
         </w:rPr>
         <w:t xml:space="preserve">© 2026 SeaVuria and ARES. Aligned with KICD objectives. Developed by SeaVuria; technical implementation by ARES (with AI assistance from Claude). Licensed under </w:t>
       </w:r>
-      <w:hyperlink w:history="1" r:id="rIddxxgu-owpnt3v188jm3sf">
+      <w:hyperlink w:history="1" r:id="rIdsmszkvfe_j_tuwu8fzj2d">
         <w:r>
           <w:rPr>
             <w:rFonts w:ascii="Arial" w:cs="Arial" w:eastAsia="Arial" w:hAnsi="Arial"/>
@@ -34943,7 +34943,7 @@
         </w:rPr>
         <w:t xml:space="preserve"> (</w:t>
       </w:r>
-      <w:hyperlink w:history="1" r:id="rIdorqjt64rwtuq2j26nd_cr">
+      <w:hyperlink w:history="1" r:id="rIdtr99dmwokm26j8qubyggd">
         <w:r>
           <w:rPr>
             <w:rFonts w:ascii="Arial" w:cs="Arial" w:eastAsia="Arial" w:hAnsi="Arial"/>
@@ -35020,7 +35020,7 @@
               </w:rPr>
               <w:t xml:space="preserve">LESSON 11 (</w:t>
             </w:r>
-            <w:del w:id="9183" w:author="Claude (AI) - proposed" w:date="2026-10-15T08:04:42Z">
+            <w:del w:id="9183" w:author="Claude (AI) - proposed" w:date="2026-10-18T00:32:27Z">
               <w:r>
                 <w:rPr>
                   <w:rFonts w:ascii="Arial" w:cs="Arial" w:eastAsia="Arial" w:hAnsi="Arial"/>
@@ -35035,7 +35035,7 @@
                 <w:delText xml:space="preserve">40 minutes (one double lesson of </w:delText>
               </w:r>
             </w:del>
-            <w:ins w:id="9184" w:author="Claude (AI) - proposed" w:date="2026-10-15T08:04:42Z">
+            <w:ins w:id="9184" w:author="Claude (AI) - proposed" w:date="2026-10-18T00:32:27Z">
               <w:r>
                 <w:rPr>
                   <w:rFonts w:ascii="Arial" w:cs="Arial" w:eastAsia="Arial" w:hAnsi="Arial"/>
@@ -35063,7 +35063,7 @@
               </w:rPr>
               <w:t xml:space="preserve">2 x 40</w:t>
             </w:r>
-            <w:del w:id="9185" w:author="Claude (AI) - proposed" w:date="2026-10-15T08:04:42Z">
+            <w:del w:id="9185" w:author="Claude (AI) - proposed" w:date="2026-10-18T00:32:27Z">
               <w:r>
                 <w:rPr>
                   <w:rFonts w:ascii="Arial" w:cs="Arial" w:eastAsia="Arial" w:hAnsi="Arial"/>
@@ -35078,7 +35078,7 @@
                 <w:delText xml:space="preserve"> minutes recommended if the fuse demonstration is performed</w:delText>
               </w:r>
             </w:del>
-            <w:ins w:id="9186" w:author="Claude (AI) - proposed" w:date="2026-10-15T08:04:42Z">
+            <w:ins w:id="9186" w:author="Claude (AI) - proposed" w:date="2026-10-18T00:32:27Z">
               <w:r>
                 <w:rPr>
                   <w:rFonts w:ascii="Arial" w:cs="Arial" w:eastAsia="Arial" w:hAnsi="Arial"/>
@@ -35550,7 +35550,7 @@
               </w:rPr>
               <w:t xml:space="preserve">KICD Key Inquiry Questions: (1) How </w:t>
             </w:r>
-            <w:del w:id="9187" w:author="Claude (AI) - proposed" w:date="2026-10-15T08:04:42Z">
+            <w:del w:id="9187" w:author="Claude (AI) - proposed" w:date="2026-10-18T00:32:27Z">
               <w:r>
                 <w:rPr>
                   <w:rFonts w:ascii="Arial" w:cs="Arial" w:eastAsia="Arial" w:hAnsi="Arial"/>
@@ -35578,7 +35578,7 @@
               </w:rPr>
               <w:t xml:space="preserve">is current electricity </w:t>
             </w:r>
-            <w:del w:id="9188" w:author="Claude (AI) - proposed" w:date="2026-10-15T08:04:42Z">
+            <w:del w:id="9188" w:author="Claude (AI) - proposed" w:date="2026-10-18T00:32:27Z">
               <w:r>
                 <w:rPr>
                   <w:rFonts w:ascii="Arial" w:cs="Arial" w:eastAsia="Arial" w:hAnsi="Arial"/>
@@ -35593,7 +35593,7 @@
                 <w:delText xml:space="preserve">applied in</w:delText>
               </w:r>
             </w:del>
-            <w:ins w:id="9189" w:author="Claude (AI) - proposed" w:date="2026-10-15T08:04:42Z">
+            <w:ins w:id="9189" w:author="Claude (AI) - proposed" w:date="2026-10-18T00:32:27Z">
               <w:r>
                 <w:rPr>
                   <w:rFonts w:ascii="Arial" w:cs="Arial" w:eastAsia="Arial" w:hAnsi="Arial"/>
@@ -35621,7 +35621,7 @@
               </w:rPr>
               <w:t xml:space="preserve"> day-to-day life</w:t>
             </w:r>
-            <w:ins w:id="9190" w:author="Claude (AI) - proposed" w:date="2026-10-15T08:04:42Z">
+            <w:ins w:id="9190" w:author="Claude (AI) - proposed" w:date="2026-10-18T00:32:27Z">
               <w:r>
                 <w:rPr>
                   <w:rFonts w:ascii="Arial" w:cs="Arial" w:eastAsia="Arial" w:hAnsi="Arial"/>
@@ -36185,7 +36185,7 @@
               <w:spacing w:after="10" w:before="0"/>
               <w:ind w:left="120"/>
             </w:pPr>
-            <w:hyperlink w:history="1" r:id="rIdwrf7tlli-tq8o7mbi2sdd">
+            <w:hyperlink w:history="1" r:id="rIdkghsel1b205dxrqdfzzp3">
               <w:r>
                 <w:rPr>
                   <w:rFonts w:ascii="Arial" w:cs="Arial" w:eastAsia="Arial" w:hAnsi="Arial"/>
@@ -36245,7 +36245,7 @@
             <w:pPr>
               <w:spacing w:after="20" w:before="0"/>
             </w:pPr>
-            <w:hyperlink w:history="1" r:id="rIdtg7_skxdevjmuds9wxegi">
+            <w:hyperlink w:history="1" r:id="rIditedfqggsyxlod1xiv-kc">
               <w:r>
                 <w:rPr>
                   <w:rFonts w:ascii="Arial" w:cs="Arial" w:eastAsia="Arial" w:hAnsi="Arial"/>
@@ -36294,7 +36294,7 @@
               <w:spacing w:after="10" w:before="0"/>
               <w:ind w:left="120"/>
             </w:pPr>
-            <w:hyperlink w:history="1" r:id="rIdidk2qdsk1uz60i85nh3kv">
+            <w:hyperlink w:history="1" r:id="rIdjy-0w9jify2lp4njbvbys">
               <w:r>
                 <w:rPr>
                   <w:rFonts w:ascii="Arial" w:cs="Arial" w:eastAsia="Arial" w:hAnsi="Arial"/>
@@ -36511,7 +36511,7 @@
               <w:spacing w:after="10" w:before="0"/>
               <w:ind w:left="120"/>
             </w:pPr>
-            <w:hyperlink w:history="1" r:id="rIdduuncqg3xswbqrzuow0-d">
+            <w:hyperlink w:history="1" r:id="rIdp7-8nazzfmc6rfhbhf7ii">
               <w:r>
                 <w:rPr>
                   <w:rFonts w:ascii="Arial" w:cs="Arial" w:eastAsia="Arial" w:hAnsi="Arial"/>
@@ -36571,7 +36571,7 @@
             <w:pPr>
               <w:spacing w:after="20" w:before="0"/>
             </w:pPr>
-            <w:hyperlink w:history="1" r:id="rIdzfob50e3vk9l03ouyhfs8">
+            <w:hyperlink w:history="1" r:id="rIdy3ej-nkymwg8nqrtbm4xm">
               <w:r>
                 <w:rPr>
                   <w:rFonts w:ascii="Arial" w:cs="Arial" w:eastAsia="Arial" w:hAnsi="Arial"/>
@@ -36620,7 +36620,7 @@
               <w:spacing w:after="10" w:before="0"/>
               <w:ind w:left="120"/>
             </w:pPr>
-            <w:hyperlink w:history="1" r:id="rIdgrflb-dsj2sgmjuau8-ia">
+            <w:hyperlink w:history="1" r:id="rIds1n0yhn8y53we0e_8virv">
               <w:r>
                 <w:rPr>
                   <w:rFonts w:ascii="Arial" w:cs="Arial" w:eastAsia="Arial" w:hAnsi="Arial"/>
@@ -36665,7 +36665,7 @@
               </w:rPr>
               <w:t xml:space="preserve">Part A (calculation from data): In groups of 4, students use </w:t>
             </w:r>
-            <w:del w:id="9191" w:author="Claude (AI) - proposed" w:date="2026-10-15T08:04:42Z">
+            <w:del w:id="9191" w:author="Claude (AI) - proposed" w:date="2026-10-18T00:32:27Z">
               <w:r>
                 <w:rPr>
                   <w:rFonts w:ascii="Arial" w:cs="Arial" w:eastAsia="Arial" w:hAnsi="Arial"/>
@@ -36680,7 +36680,7 @@
                 <w:delText xml:space="preserve">the table of appliance data from Lesson 10 style values</w:delText>
               </w:r>
             </w:del>
-            <w:ins w:id="9192" w:author="Claude (AI) - proposed" w:date="2026-10-15T08:04:42Z">
+            <w:ins w:id="9192" w:author="Claude (AI) - proposed" w:date="2026-10-18T00:32:27Z">
               <w:r>
                 <w:rPr>
                   <w:rFonts w:ascii="Arial" w:cs="Arial" w:eastAsia="Arial" w:hAnsi="Arial"/>
@@ -36708,7 +36708,7 @@
               </w:rPr>
               <w:t xml:space="preserve">: kettle 3000 W, heater 2000 W, mains 240 V</w:t>
             </w:r>
-            <w:ins w:id="9193" w:author="Claude (AI) - proposed" w:date="2026-10-15T08:04:42Z">
+            <w:ins w:id="9193" w:author="Claude (AI) - proposed" w:date="2026-10-18T00:32:27Z">
               <w:r>
                 <w:rPr>
                   <w:rFonts w:ascii="Arial" w:cs="Arial" w:eastAsia="Arial" w:hAnsi="Arial"/>
@@ -36736,7 +36736,7 @@
               </w:rPr>
               <w:t xml:space="preserve">. They calculate the current in each using I = P/V: kettle 3000/240 = 12.5 A, heater 2000/240 = 8.33 A. They add the currents because the appliances are in parallel: 12.5 + 8.33 = 20.8 A, then compare with the 13 A fuse rating. They also compute the total power 5000 W and check I = 5000/240 = 20.8 A. Part B (teacher demonstration at low voltage): Mr. Otieno connects a </w:t>
             </w:r>
-            <w:del w:id="9194" w:author="Claude (AI) - proposed" w:date="2026-10-15T08:04:42Z">
+            <w:del w:id="9194" w:author="Claude (AI) - proposed" w:date="2026-10-18T00:32:27Z">
               <w:r>
                 <w:rPr>
                   <w:rFonts w:ascii="Arial" w:cs="Arial" w:eastAsia="Arial" w:hAnsi="Arial"/>
@@ -36751,7 +36751,7 @@
                 <w:delText xml:space="preserve">short piece of thin fuse wire</w:delText>
               </w:r>
             </w:del>
-            <w:ins w:id="9195" w:author="Claude (AI) - proposed" w:date="2026-10-15T08:04:42Z">
+            <w:ins w:id="9195" w:author="Claude (AI) - proposed" w:date="2026-10-18T00:32:27Z">
               <w:r>
                 <w:rPr>
                   <w:rFonts w:ascii="Arial" w:cs="Arial" w:eastAsia="Arial" w:hAnsi="Arial"/>
@@ -36779,7 +36779,7 @@
               </w:rPr>
               <w:t xml:space="preserve"> in series with a 9 V supply and a bulb bank, then increases the number of parallel bulbs </w:t>
             </w:r>
-            <w:del w:id="9196" w:author="Claude (AI) - proposed" w:date="2026-10-15T08:04:42Z">
+            <w:del w:id="9196" w:author="Claude (AI) - proposed" w:date="2026-10-18T00:32:27Z">
               <w:r>
                 <w:rPr>
                   <w:rFonts w:ascii="Arial" w:cs="Arial" w:eastAsia="Arial" w:hAnsi="Arial"/>
@@ -36794,7 +36794,7 @@
                 <w:delText xml:space="preserve">(or reduces the series resistance) until the thin wire glows and melts</w:delText>
               </w:r>
             </w:del>
-            <w:ins w:id="9197" w:author="Claude (AI) - proposed" w:date="2026-10-15T08:04:42Z">
+            <w:ins w:id="9197" w:author="Claude (AI) - proposed" w:date="2026-10-18T00:32:27Z">
               <w:r>
                 <w:rPr>
                   <w:rFonts w:ascii="Arial" w:cs="Arial" w:eastAsia="Arial" w:hAnsi="Arial"/>
@@ -36855,7 +36855,7 @@
               </w:rPr>
               <w:t xml:space="preserve">Part A: circulate and ask each group: 'Why do we ADD the currents and not the resistances here?' and 'What was the current in each Nairobi tube branch, and how is this socket similar?' Cold-call 3 groups to report their totals. Part B: Say: 'Watch the ammeter and the thin wire, not the bulbs. What do you notice when the current rises?' After the wire melts, WAIT TIME of 10-15 seconds, then ask: 'Where exactly in the circuit did the break happen, and why there and not in the thick wires?' Part C: Ask at the plug: 'Which wire does the fuse sit on, and why must it be the live one?' Cold-call 3 students. Emphasise: fuse and switch go on the live wire so that when they break the circuit the appliance is not left 'live' at 240 V. Repeat safety rules: no mains experiments.</w:t>
             </w:r>
-            <w:ins w:id="9198" w:author="Claude (AI) - proposed" w:date="2026-10-15T08:04:42Z">
+            <w:ins w:id="9198" w:author="Claude (AI) - proposed" w:date="2026-10-18T00:32:27Z">
               <w:r>
                 <w:rPr>
                   <w:rFonts w:ascii="Arial" w:cs="Arial" w:eastAsia="Arial" w:hAnsi="Arial"/>
@@ -37009,7 +37009,7 @@
               <w:spacing w:after="10" w:before="0"/>
               <w:ind w:left="120"/>
             </w:pPr>
-            <w:hyperlink w:history="1" r:id="rIdpssktushpipoqpa7gttzb">
+            <w:hyperlink w:history="1" r:id="rIdud2vfgzmcc-rn9ckskzfx">
               <w:r>
                 <w:rPr>
                   <w:rFonts w:ascii="Arial" w:cs="Arial" w:eastAsia="Arial" w:hAnsi="Arial"/>
@@ -37069,7 +37069,7 @@
             <w:pPr>
               <w:spacing w:after="20" w:before="0"/>
             </w:pPr>
-            <w:hyperlink w:history="1" r:id="rIddv_6opzeryx-4romfulcd">
+            <w:hyperlink w:history="1" r:id="rIdfwvhifd4_5zkfqu74jiay">
               <w:r>
                 <w:rPr>
                   <w:rFonts w:ascii="Arial" w:cs="Arial" w:eastAsia="Arial" w:hAnsi="Arial"/>
@@ -37118,7 +37118,7 @@
               <w:spacing w:after="10" w:before="0"/>
               <w:ind w:left="120"/>
             </w:pPr>
-            <w:hyperlink w:history="1" r:id="rIdmslfpt_y1s-ky2snhx7ze">
+            <w:hyperlink w:history="1" r:id="rIdrvz5fiw7lal-hsagowg3p">
               <w:r>
                 <w:rPr>
                   <w:rFonts w:ascii="Arial" w:cs="Arial" w:eastAsia="Arial" w:hAnsi="Arial"/>
@@ -37335,7 +37335,7 @@
               <w:spacing w:after="10" w:before="0"/>
               <w:ind w:left="120"/>
             </w:pPr>
-            <w:hyperlink w:history="1" r:id="rIdimh4dyadlfv1_q1g5cltj">
+            <w:hyperlink w:history="1" r:id="rIdiavcgjj_wuin4nuiqpbt4">
               <w:r>
                 <w:rPr>
                   <w:rFonts w:ascii="Arial" w:cs="Arial" w:eastAsia="Arial" w:hAnsi="Arial"/>
@@ -37395,7 +37395,7 @@
             <w:pPr>
               <w:spacing w:after="20" w:before="0"/>
             </w:pPr>
-            <w:hyperlink w:history="1" r:id="rIdsalnvtdwfjpmlvrjzvg8r">
+            <w:hyperlink w:history="1" r:id="rIdxjjtm4c_zec0bhldkpdb1">
               <w:r>
                 <w:rPr>
                   <w:rFonts w:ascii="Arial" w:cs="Arial" w:eastAsia="Arial" w:hAnsi="Arial"/>
@@ -37444,7 +37444,7 @@
               <w:spacing w:after="10" w:before="0"/>
               <w:ind w:left="120"/>
             </w:pPr>
-            <w:hyperlink w:history="1" r:id="rIds2lefc7qoebn18osmms1g">
+            <w:hyperlink w:history="1" r:id="rId4qpq23apclxomnttaj9rc">
               <w:r>
                 <w:rPr>
                   <w:rFonts w:ascii="Arial" w:cs="Arial" w:eastAsia="Arial" w:hAnsi="Arial"/>
@@ -37661,7 +37661,7 @@
               <w:spacing w:after="10" w:before="0"/>
               <w:ind w:left="120"/>
             </w:pPr>
-            <w:hyperlink w:history="1" r:id="rIdc0xr6i2gcov2xm1_qltti">
+            <w:hyperlink w:history="1" r:id="rId-zsipp_owkjuulksp1bp9">
               <w:r>
                 <w:rPr>
                   <w:rFonts w:ascii="Arial" w:cs="Arial" w:eastAsia="Arial" w:hAnsi="Arial"/>
@@ -37721,7 +37721,7 @@
             <w:pPr>
               <w:spacing w:after="20" w:before="0"/>
             </w:pPr>
-            <w:hyperlink w:history="1" r:id="rIdttg-4_ddzrsf1l_subaxm">
+            <w:hyperlink w:history="1" r:id="rIdbesyhyllucquftfrrcd2o">
               <w:r>
                 <w:rPr>
                   <w:rFonts w:ascii="Arial" w:cs="Arial" w:eastAsia="Arial" w:hAnsi="Arial"/>
@@ -37770,7 +37770,7 @@
               <w:spacing w:after="10" w:before="0"/>
               <w:ind w:left="120"/>
             </w:pPr>
-            <w:hyperlink w:history="1" r:id="rIdjh0rpgqil1foqw_ywfo3e">
+            <w:hyperlink w:history="1" r:id="rIdzg1dyfjiknraxi63yhpw_">
               <w:r>
                 <w:rPr>
                   <w:rFonts w:ascii="Arial" w:cs="Arial" w:eastAsia="Arial" w:hAnsi="Arial"/>
@@ -38295,7 +38295,7 @@
         </w:rPr>
         <w:t xml:space="preserve">© 2026 SeaVuria and ARES. Aligned with KICD objectives. Developed by SeaVuria; technical implementation by ARES (with AI assistance from Claude). Licensed under </w:t>
       </w:r>
-      <w:hyperlink w:history="1" r:id="rIdg42cvchyzv-rd2wwlkbjh">
+      <w:hyperlink w:history="1" r:id="rIdx0nqcqpm-kkfwhpqfgfjq">
         <w:r>
           <w:rPr>
             <w:rFonts w:ascii="Arial" w:cs="Arial" w:eastAsia="Arial" w:hAnsi="Arial"/>
@@ -38316,7 +38316,7 @@
         </w:rPr>
         <w:t xml:space="preserve"> (</w:t>
       </w:r>
-      <w:hyperlink w:history="1" r:id="rIdylgopaebaho4q2lt41rrs">
+      <w:hyperlink w:history="1" r:id="rIdnvswgbv3arf6pykq-dk-y">
         <w:r>
           <w:rPr>
             <w:rFonts w:ascii="Arial" w:cs="Arial" w:eastAsia="Arial" w:hAnsi="Arial"/>
@@ -38824,10 +38824,10 @@
               <w:spacing w:after="40" w:before="0"/>
               <w:jc w:val="left"/>
               <w:rPr>
-                <w:ins w:id="9200" w:author="Claude (AI) - proposed" w:date="2026-10-15T08:04:42Z"/>
-              </w:rPr>
-            </w:pPr>
-            <w:ins w:id="9199" w:author="Claude (AI) - proposed" w:date="2026-10-15T08:04:42Z">
+                <w:ins w:id="9200" w:author="Claude (AI) - proposed" w:date="2026-10-18T00:32:27Z"/>
+              </w:rPr>
+            </w:pPr>
+            <w:ins w:id="9199" w:author="Claude (AI) - proposed" w:date="2026-10-18T00:32:27Z">
               <w:r>
                 <w:rPr>
                   <w:rFonts w:ascii="Arial" w:cs="Arial" w:eastAsia="Arial" w:hAnsi="Arial"/>
@@ -38849,10 +38849,10 @@
               <w:spacing w:after="40" w:before="0"/>
               <w:jc w:val="left"/>
               <w:rPr>
-                <w:del w:id="9202" w:author="Claude (AI) - proposed" w:date="2026-10-15T08:04:42Z"/>
-              </w:rPr>
-            </w:pPr>
-            <w:del w:id="9201" w:author="Claude (AI) - proposed" w:date="2026-10-15T08:04:42Z">
+                <w:del w:id="9202" w:author="Claude (AI) - proposed" w:date="2026-10-18T00:32:27Z"/>
+              </w:rPr>
+            </w:pPr>
+            <w:del w:id="9201" w:author="Claude (AI) - proposed" w:date="2026-10-18T00:32:27Z">
               <w:r>
                 <w:rPr>
                   <w:rFonts w:ascii="Arial" w:cs="Arial" w:eastAsia="Arial" w:hAnsi="Arial"/>
@@ -39386,7 +39386,7 @@
             <w:pPr>
               <w:spacing w:after="20" w:before="0"/>
             </w:pPr>
-            <w:hyperlink w:history="1" r:id="rIdsu4kjbh_mmsociv5f5rwj">
+            <w:hyperlink w:history="1" r:id="rId6pbwyd8zi0o1fgiurpy0u">
               <w:r>
                 <w:rPr>
                   <w:rFonts w:ascii="Arial" w:cs="Arial" w:eastAsia="Arial" w:hAnsi="Arial"/>
@@ -39435,7 +39435,7 @@
               <w:spacing w:after="10" w:before="0"/>
               <w:ind w:left="120"/>
             </w:pPr>
-            <w:hyperlink w:history="1" r:id="rIdzjlikrcvq9i07qosb_kxc">
+            <w:hyperlink w:history="1" r:id="rId2y27s9csx1k_xafaeaetc">
               <w:r>
                 <w:rPr>
                   <w:rFonts w:ascii="Arial" w:cs="Arial" w:eastAsia="Arial" w:hAnsi="Arial"/>
@@ -39480,7 +39480,7 @@
             <w:pPr>
               <w:spacing w:after="20" w:before="0"/>
             </w:pPr>
-            <w:hyperlink w:history="1" r:id="rIdksdejjqoueok1f6xzg3lx">
+            <w:hyperlink w:history="1" r:id="rIdvh2fqbybgmnh80gx_2tle">
               <w:r>
                 <w:rPr>
                   <w:rFonts w:ascii="Arial" w:cs="Arial" w:eastAsia="Arial" w:hAnsi="Arial"/>
@@ -39513,7 +39513,7 @@
               <w:spacing w:after="10" w:before="0"/>
               <w:ind w:left="120"/>
             </w:pPr>
-            <w:hyperlink w:history="1" r:id="rIdv8_jg6q-mvrlanwvqd03o">
+            <w:hyperlink w:history="1" r:id="rId1dhnih0xu8koyi-xpjuuw">
               <w:r>
                 <w:rPr>
                   <w:rFonts w:ascii="Arial" w:cs="Arial" w:eastAsia="Arial" w:hAnsi="Arial"/>
@@ -39578,7 +39578,7 @@
               <w:spacing w:after="40" w:before="0"/>
               <w:jc w:val="left"/>
             </w:pPr>
-            <w:ins w:id="9203" w:author="Claude (AI) - proposed" w:date="2026-10-15T08:04:42Z">
+            <w:ins w:id="9203" w:author="Claude (AI) - proposed" w:date="2026-10-18T00:32:27Z">
               <w:r>
                 <w:rPr>
                   <w:rFonts w:ascii="Arial" w:cs="Arial" w:eastAsia="Arial" w:hAnsi="Arial"/>
@@ -39728,7 +39728,7 @@
             <w:pPr>
               <w:spacing w:after="20" w:before="0"/>
             </w:pPr>
-            <w:hyperlink w:history="1" r:id="rIdvryvtsgkdjsvnx4nozp5u">
+            <w:hyperlink w:history="1" r:id="rIdg9d666x1xa9sixyc8lbka">
               <w:r>
                 <w:rPr>
                   <w:rFonts w:ascii="Arial" w:cs="Arial" w:eastAsia="Arial" w:hAnsi="Arial"/>
@@ -39777,7 +39777,7 @@
               <w:spacing w:after="10" w:before="0"/>
               <w:ind w:left="120"/>
             </w:pPr>
-            <w:hyperlink w:history="1" r:id="rIddph53tyz-qvo1rzja5xrl">
+            <w:hyperlink w:history="1" r:id="rId4xoyzye_2qzniz9kvvxxi">
               <w:r>
                 <w:rPr>
                   <w:rFonts w:ascii="Arial" w:cs="Arial" w:eastAsia="Arial" w:hAnsi="Arial"/>
@@ -39822,7 +39822,7 @@
             <w:pPr>
               <w:spacing w:after="20" w:before="0"/>
             </w:pPr>
-            <w:hyperlink w:history="1" r:id="rIdtnaznz1ddd_u5qcb5izdc">
+            <w:hyperlink w:history="1" r:id="rIdwak7bx5dgxlp0_qlgcmtg">
               <w:r>
                 <w:rPr>
                   <w:rFonts w:ascii="Arial" w:cs="Arial" w:eastAsia="Arial" w:hAnsi="Arial"/>
@@ -39855,7 +39855,7 @@
               <w:spacing w:after="10" w:before="0"/>
               <w:ind w:left="120"/>
             </w:pPr>
-            <w:hyperlink w:history="1" r:id="rId_ra1l-50x0_b-unflldtr">
+            <w:hyperlink w:history="1" r:id="rIdoca2drgl20ul0otommidi">
               <w:r>
                 <w:rPr>
                   <w:rFonts w:ascii="Arial" w:cs="Arial" w:eastAsia="Arial" w:hAnsi="Arial"/>
@@ -40055,7 +40055,7 @@
             <w:pPr>
               <w:spacing w:after="20" w:before="0"/>
             </w:pPr>
-            <w:hyperlink w:history="1" r:id="rIdout09ivjf3iu0ig4nhpnw">
+            <w:hyperlink w:history="1" r:id="rId_xw73ar48utjw9tjowb7l">
               <w:r>
                 <w:rPr>
                   <w:rFonts w:ascii="Arial" w:cs="Arial" w:eastAsia="Arial" w:hAnsi="Arial"/>
@@ -40104,7 +40104,7 @@
               <w:spacing w:after="10" w:before="0"/>
               <w:ind w:left="120"/>
             </w:pPr>
-            <w:hyperlink w:history="1" r:id="rIdscw4lt81ddf3ofv7oxljw">
+            <w:hyperlink w:history="1" r:id="rIdy83cs3cwfiyavh86f9euu">
               <w:r>
                 <w:rPr>
                   <w:rFonts w:ascii="Arial" w:cs="Arial" w:eastAsia="Arial" w:hAnsi="Arial"/>
@@ -40149,7 +40149,7 @@
             <w:pPr>
               <w:spacing w:after="20" w:before="0"/>
             </w:pPr>
-            <w:hyperlink w:history="1" r:id="rIdhsmc8ablljghpv1xdfb9k">
+            <w:hyperlink w:history="1" r:id="rId8epozzw_dhjysjanky-tm">
               <w:r>
                 <w:rPr>
                   <w:rFonts w:ascii="Arial" w:cs="Arial" w:eastAsia="Arial" w:hAnsi="Arial"/>
@@ -40182,7 +40182,7 @@
               <w:spacing w:after="10" w:before="0"/>
               <w:ind w:left="120"/>
             </w:pPr>
-            <w:hyperlink w:history="1" r:id="rIdux04j374bho616zdjcuhe">
+            <w:hyperlink w:history="1" r:id="rId7fgj2cs3gy-0d-xhpcnjq">
               <w:r>
                 <w:rPr>
                   <w:rFonts w:ascii="Arial" w:cs="Arial" w:eastAsia="Arial" w:hAnsi="Arial"/>
@@ -40227,7 +40227,7 @@
               </w:rPr>
               <w:t xml:space="preserve">Learners </w:t>
             </w:r>
-            <w:del w:id="9204" w:author="Claude (AI) - proposed" w:date="2026-10-15T08:04:42Z">
+            <w:del w:id="9204" w:author="Claude (AI) - proposed" w:date="2026-10-18T00:32:27Z">
               <w:r>
                 <w:rPr>
                   <w:rFonts w:ascii="Arial" w:cs="Arial" w:eastAsia="Arial" w:hAnsi="Arial"/>
@@ -40242,7 +40242,7 @@
                 <w:delText xml:space="preserve">individually</w:delText>
               </w:r>
             </w:del>
-            <w:ins w:id="9205" w:author="Claude (AI) - proposed" w:date="2026-10-15T08:04:42Z">
+            <w:ins w:id="9205" w:author="Claude (AI) - proposed" w:date="2026-10-18T00:32:27Z">
               <w:r>
                 <w:rPr>
                   <w:rFonts w:ascii="Arial" w:cs="Arial" w:eastAsia="Arial" w:hAnsi="Arial"/>
@@ -40303,7 +40303,7 @@
               </w:rPr>
               <w:t xml:space="preserve">Say: "Your explanation must have a claim, evidence with numbers, and reasoning that links V = IR and P = IV. Don't just say 'parallel is better'; tell me why." Give WAIT TIME of 10-15 seconds before writing starts. Circulate and ask: "Where does the 3.0 V come from?" and "</w:t>
             </w:r>
-            <w:del w:id="9206" w:author="Claude (AI) - proposed" w:date="2026-10-15T08:04:42Z">
+            <w:del w:id="9206" w:author="Claude (AI) - proposed" w:date="2026-10-18T00:32:27Z">
               <w:r>
                 <w:rPr>
                   <w:rFonts w:ascii="Arial" w:cs="Arial" w:eastAsia="Arial" w:hAnsi="Arial"/>
@@ -40318,7 +40318,7 @@
                 <w:delText xml:space="preserve">Why is the current in parallel nine times... no,</w:delText>
               </w:r>
             </w:del>
-            <w:ins w:id="9207" w:author="Claude (AI) - proposed" w:date="2026-10-15T08:04:42Z">
+            <w:ins w:id="9207" w:author="Claude (AI) - proposed" w:date="2026-10-18T00:32:27Z">
               <w:r>
                 <w:rPr>
                   <w:rFonts w:ascii="Arial" w:cs="Arial" w:eastAsia="Arial" w:hAnsi="Arial"/>
@@ -40346,7 +40346,7 @@
               </w:rPr>
               <w:t xml:space="preserve"> three times bigger </w:t>
             </w:r>
-            <w:del w:id="9208" w:author="Claude (AI) - proposed" w:date="2026-10-15T08:04:42Z">
+            <w:del w:id="9208" w:author="Claude (AI) - proposed" w:date="2026-10-18T00:32:27Z">
               <w:r>
                 <w:rPr>
                   <w:rFonts w:ascii="Arial" w:cs="Arial" w:eastAsia="Arial" w:hAnsi="Arial"/>
@@ -40361,7 +40361,7 @@
                 <w:delText xml:space="preserve">in each branch but nine times more power?"</w:delText>
               </w:r>
             </w:del>
-            <w:ins w:id="9209" w:author="Claude (AI) - proposed" w:date="2026-10-15T08:04:42Z">
+            <w:ins w:id="9209" w:author="Claude (AI) - proposed" w:date="2026-10-18T00:32:27Z">
               <w:r>
                 <w:rPr>
                   <w:rFonts w:ascii="Arial" w:cs="Arial" w:eastAsia="Arial" w:hAnsi="Arial"/>
@@ -40511,7 +40511,7 @@
             <w:pPr>
               <w:spacing w:after="20" w:before="0"/>
             </w:pPr>
-            <w:hyperlink w:history="1" r:id="rIdf-pcl76fxownm7ua5gnfk">
+            <w:hyperlink w:history="1" r:id="rIdjwdcpm94xzomgsvvuezak">
               <w:r>
                 <w:rPr>
                   <w:rFonts w:ascii="Arial" w:cs="Arial" w:eastAsia="Arial" w:hAnsi="Arial"/>
@@ -40560,7 +40560,7 @@
               <w:spacing w:after="10" w:before="0"/>
               <w:ind w:left="120"/>
             </w:pPr>
-            <w:hyperlink w:history="1" r:id="rIdmuzyehjx3fug3zmcvd-ib">
+            <w:hyperlink w:history="1" r:id="rIdea7seuyuuy31s3697qq7m">
               <w:r>
                 <w:rPr>
                   <w:rFonts w:ascii="Arial" w:cs="Arial" w:eastAsia="Arial" w:hAnsi="Arial"/>
@@ -40605,7 +40605,7 @@
             <w:pPr>
               <w:spacing w:after="20" w:before="0"/>
             </w:pPr>
-            <w:hyperlink w:history="1" r:id="rIdobqe0orwhpbggbckzjftl">
+            <w:hyperlink w:history="1" r:id="rIdrodpm3hbutpifzf4373hg">
               <w:r>
                 <w:rPr>
                   <w:rFonts w:ascii="Arial" w:cs="Arial" w:eastAsia="Arial" w:hAnsi="Arial"/>
@@ -40638,7 +40638,7 @@
               <w:spacing w:after="10" w:before="0"/>
               <w:ind w:left="120"/>
             </w:pPr>
-            <w:hyperlink w:history="1" r:id="rIdzsqxp31qqw2zgq1vucy_e">
+            <w:hyperlink w:history="1" r:id="rIdlfhrh6u4xp4hvfwpqdsbw">
               <w:r>
                 <w:rPr>
                   <w:rFonts w:ascii="Arial" w:cs="Arial" w:eastAsia="Arial" w:hAnsi="Arial"/>
@@ -40716,7 +40716,7 @@
               </w:rPr>
               <w:t xml:space="preserve">Say: "Pick a question on our board. Which lesson gave us the evidence to answer it? Show me the number." Give WAIT TIME of 10-15 seconds after each question. Cold-call 5 learners to move a note and justify it with evidence. Ask Achieng to link the 12 V solar home system in Kisumu to the idea that cells in series add e.m.f. Ask Kipchirchir to revise his prediction using 0.90 A against 0.10 A. </w:t>
             </w:r>
-            <w:ins w:id="9210" w:author="Claude (AI) - proposed" w:date="2026-10-15T08:04:42Z">
+            <w:ins w:id="9210" w:author="Claude (AI) - proposed" w:date="2026-10-18T00:32:27Z">
               <w:r>
                 <w:rPr>
                   <w:rFonts w:ascii="Arial" w:cs="Arial" w:eastAsia="Arial" w:hAnsi="Arial"/>
@@ -40866,7 +40866,7 @@
             <w:pPr>
               <w:spacing w:after="20" w:before="0"/>
             </w:pPr>
-            <w:hyperlink w:history="1" r:id="rId3eote__pnnp0wcxj8ssaf">
+            <w:hyperlink w:history="1" r:id="rIdalxmagcfh5n-k9pws9rwu">
               <w:r>
                 <w:rPr>
                   <w:rFonts w:ascii="Arial" w:cs="Arial" w:eastAsia="Arial" w:hAnsi="Arial"/>
@@ -40915,7 +40915,7 @@
               <w:spacing w:after="10" w:before="0"/>
               <w:ind w:left="120"/>
             </w:pPr>
-            <w:hyperlink w:history="1" r:id="rIdux4riiqphj6mcxsfmc7ah">
+            <w:hyperlink w:history="1" r:id="rIdyo2q24nqyvg2ftjtlh5dx">
               <w:r>
                 <w:rPr>
                   <w:rFonts w:ascii="Arial" w:cs="Arial" w:eastAsia="Arial" w:hAnsi="Arial"/>
@@ -40960,7 +40960,7 @@
             <w:pPr>
               <w:spacing w:after="20" w:before="0"/>
             </w:pPr>
-            <w:hyperlink w:history="1" r:id="rIdmxjmkltsloffci2hsdc8j">
+            <w:hyperlink w:history="1" r:id="rIdcqetqsqoixpkhzz4qqpx3">
               <w:r>
                 <w:rPr>
                   <w:rFonts w:ascii="Arial" w:cs="Arial" w:eastAsia="Arial" w:hAnsi="Arial"/>
@@ -40993,7 +40993,7 @@
               <w:spacing w:after="10" w:before="0"/>
               <w:ind w:left="120"/>
             </w:pPr>
-            <w:hyperlink w:history="1" r:id="rIdd5fw8ejednmdokgox5epe">
+            <w:hyperlink w:history="1" r:id="rIds2cdrdn9usl3wrkjla-q2">
               <w:r>
                 <w:rPr>
                   <w:rFonts w:ascii="Arial" w:cs="Arial" w:eastAsia="Arial" w:hAnsi="Arial"/>
@@ -41518,7 +41518,7 @@
         </w:rPr>
         <w:t xml:space="preserve">© 2026 SeaVuria and ARES. Aligned with KICD objectives. Developed by SeaVuria; technical implementation by ARES (with AI assistance from Claude). Licensed under </w:t>
       </w:r>
-      <w:hyperlink w:history="1" r:id="rIdtjkz_rjvyc7vosehltbxn">
+      <w:hyperlink w:history="1" r:id="rIdawqijbltpikn_60mif4vd">
         <w:r>
           <w:rPr>
             <w:rFonts w:ascii="Arial" w:cs="Arial" w:eastAsia="Arial" w:hAnsi="Arial"/>
@@ -41539,7 +41539,7 @@
         </w:rPr>
         <w:t xml:space="preserve"> (</w:t>
       </w:r>
-      <w:hyperlink w:history="1" r:id="rIdmqzmyhwgw1-zbfhjneplh">
+      <w:hyperlink w:history="1" r:id="rIdoaleijzbcng7-fvkmcbtw">
         <w:r>
           <w:rPr>
             <w:rFonts w:ascii="Arial" w:cs="Arial" w:eastAsia="Arial" w:hAnsi="Arial"/>
